--- a/report/3036411009.docx
+++ b/report/3036411009.docx
@@ -5,7 +5,7 @@
     <w:p>
       <w:pPr>
         <w:pStyle w:val="a3"/>
-        <w:spacing w:after="168"/>
+        <w:spacing w:after="156"/>
         <w:rPr>
           <w:b/>
           <w:bCs/>
@@ -47,7 +47,7 @@
       <w:pPr>
         <w:pStyle w:val="a5"/>
         <w:wordWrap w:val="0"/>
-        <w:spacing w:after="168"/>
+        <w:spacing w:after="156"/>
       </w:pPr>
       <w:r>
         <w:rPr>
@@ -56,7 +56,688 @@
         <w:t>Wang Canhao 3036411009</w:t>
       </w:r>
     </w:p>
-    <w:p/>
+    <w:p>
+      <w:pPr>
+        <w:pStyle w:val="1"/>
+        <w:spacing w:after="156"/>
+      </w:pPr>
+      <w:r>
+        <w:rPr>
+          <w:rFonts w:hint="eastAsia"/>
+        </w:rPr>
+        <w:t xml:space="preserve">1 </w:t>
+      </w:r>
+      <w:r>
+        <w:rPr>
+          <w:rFonts w:hint="eastAsia"/>
+        </w:rPr>
+        <w:t>Introduction</w:t>
+      </w:r>
+    </w:p>
+    <w:p>
+      <w:pPr>
+        <w:spacing w:after="156"/>
+      </w:pPr>
+      <w:r>
+        <w:rPr>
+          <w:rFonts w:hint="eastAsia"/>
+        </w:rPr>
+        <w:t xml:space="preserve">Prompt engineering plays a crucial part in the performance of large language models (LLMs). In addition to prompt strategies, many other properties of the prompt, such as quality, complexity and demonstrations, </w:t>
+      </w:r>
+      <w:r>
+        <w:rPr>
+          <w:rFonts w:hint="eastAsia"/>
+        </w:rPr>
+        <w:t>also affect the accuracy. This assignment analyzes several aspects of prompts used for complex reasoning problems like coding, exploring their influence on the accuracy. The experiments are conducted based on the combined method from assignment 1.</w:t>
+      </w:r>
+    </w:p>
+    <w:p>
+      <w:pPr>
+        <w:pStyle w:val="1"/>
+        <w:spacing w:after="156"/>
+      </w:pPr>
+      <w:r>
+        <w:rPr>
+          <w:rFonts w:hint="eastAsia"/>
+        </w:rPr>
+        <w:t xml:space="preserve">2 </w:t>
+      </w:r>
+      <w:r>
+        <w:rPr>
+          <w:rFonts w:hint="eastAsia"/>
+        </w:rPr>
+        <w:t xml:space="preserve">Review of </w:t>
+      </w:r>
+      <w:r>
+        <w:rPr>
+          <w:rFonts w:hint="eastAsia"/>
+        </w:rPr>
+        <w:t>P</w:t>
+      </w:r>
+      <w:r>
+        <w:rPr>
+          <w:rFonts w:hint="eastAsia"/>
+        </w:rPr>
+        <w:t xml:space="preserve">revious </w:t>
+      </w:r>
+      <w:r>
+        <w:rPr>
+          <w:rFonts w:hint="eastAsia"/>
+        </w:rPr>
+        <w:t>W</w:t>
+      </w:r>
+      <w:r>
+        <w:rPr>
+          <w:rFonts w:hint="eastAsia"/>
+        </w:rPr>
+        <w:t>ork</w:t>
+      </w:r>
+    </w:p>
+    <w:p>
+      <w:pPr>
+        <w:spacing w:after="156"/>
+      </w:pPr>
+      <w:r>
+        <w:rPr>
+          <w:rFonts w:hint="eastAsia"/>
+        </w:rPr>
+        <w:t>The combined method was designed for the HumanEval problem set which contains 164 Python coding problem</w:t>
+      </w:r>
+      <w:r>
+        <w:rPr>
+          <w:rFonts w:hint="eastAsia"/>
+        </w:rPr>
+        <w:t>s</w:t>
+      </w:r>
+      <w:r>
+        <w:rPr>
+          <w:rFonts w:hint="eastAsia"/>
+        </w:rPr>
+        <w:t xml:space="preserve">. The method utilizes Llama-3.1-8B-Instruct </w:t>
+      </w:r>
+      <w:r>
+        <w:rPr>
+          <w:rFonts w:hint="eastAsia"/>
+        </w:rPr>
+        <w:t xml:space="preserve">and develops a workflow combining the idea of self-evolve </w:t>
+      </w:r>
+      <w:r>
+        <w:fldChar w:fldCharType="begin"/>
+      </w:r>
+      <w:r>
+        <w:instrText xml:space="preserve"> ADDIN EN.CITE &lt;EndNote&gt;&lt;Cite&gt;&lt;Author&gt;Jiang&lt;/Author&gt;&lt;Year&gt;2023&lt;/Year&gt;&lt;RecNum&gt;11&lt;/RecNum&gt;&lt;DisplayText&gt;[1]&lt;/DisplayText&gt;&lt;record&gt;&lt;rec-number&gt;11&lt;/rec-number&gt;&lt;foreign-keys&gt;&lt;key app="EN" db-id="vfetxv0tw0tpvme09x5xf0anwddaawvsep9a" timestamp="1729359965" guid="7fc9d6b2-97c2-4dd3-9253-e14c690ae58a"&gt;11&lt;/key&gt;&lt;/foreign-keys&gt;&lt;ref-type name="Journal Article"&gt;17&lt;/ref-type&gt;&lt;contributors&gt;&lt;authors&gt;&lt;author&gt;Jiang, Shuyang&lt;/author&gt;&lt;author&gt;Wang, Yuhao&lt;/author&gt;&lt;author&gt;Wang, Yu&lt;/author&gt;&lt;/authors&gt;&lt;/contributors&gt;&lt;titles&gt;&lt;title&gt;SelfEvolve: A Code Evolution Framework via Large Language Models&lt;/title&gt;&lt;/titles&gt;&lt;dates&gt;&lt;year&gt;2023&lt;/year&gt;&lt;/dates&gt;&lt;urls&gt;&lt;/urls&gt;&lt;electronic-resource-num&gt;10.48550/arxiv.2306.02907&lt;/electronic-resource-num&gt;&lt;/record&gt;&lt;/Cite&gt;&lt;/EndNote&gt;</w:instrText>
+      </w:r>
+      <w:r>
+        <w:fldChar w:fldCharType="separate"/>
+      </w:r>
+      <w:r>
+        <w:rPr>
+          <w:noProof/>
+        </w:rPr>
+        <w:t>[1]</w:t>
+      </w:r>
+      <w:r>
+        <w:fldChar w:fldCharType="end"/>
+      </w:r>
+      <w:r>
+        <w:rPr>
+          <w:rFonts w:hint="eastAsia"/>
+        </w:rPr>
+        <w:t xml:space="preserve"> and codeT </w:t>
+      </w:r>
+      <w:r>
+        <w:fldChar w:fldCharType="begin"/>
+      </w:r>
+      <w:r>
+        <w:instrText xml:space="preserve"> ADDIN EN.CITE &lt;EndNote&gt;&lt;Cite&gt;&lt;Author&gt;Chen&lt;/Author&gt;&lt;Year&gt;2022&lt;/Year&gt;&lt;RecNum&gt;10&lt;/RecNum&gt;&lt;DisplayText&gt;[2]&lt;/DisplayText&gt;&lt;record&gt;&lt;rec-number&gt;10&lt;/rec-number&gt;&lt;foreign-keys&gt;&lt;key app="EN" db-id="vfetxv0tw0tpvme09x5xf0anwddaawvsep9a" timestamp="1729351223" guid="754a8239-801f-4dc6-aadc-b359cefba835"&gt;10&lt;/key&gt;&lt;/foreign-keys&gt;&lt;ref-type name="Generic"&gt;13&lt;/ref-type&gt;&lt;contributors&gt;&lt;authors&gt;&lt;author&gt;Chen, Bei&lt;/author&gt;&lt;author&gt;Zhang, Fengji&lt;/author&gt;&lt;author&gt;Nguyen, Anh&lt;/author&gt;&lt;author&gt;Daoguang, Zan&lt;/author&gt;&lt;author&gt;Lin, Zeqi&lt;/author&gt;&lt;author&gt;Jian-Guang, Lou&lt;/author&gt;&lt;author&gt;Chen, Weizhu&lt;/author&gt;&lt;/authors&gt;&lt;/contributors&gt;&lt;titles&gt;&lt;title&gt;CodeT: Code Generation with Generated Tests&lt;/title&gt;&lt;/titles&gt;&lt;keywords&gt;&lt;keyword&gt;Bench-marks&lt;/keyword&gt;&lt;/keywords&gt;&lt;dates&gt;&lt;year&gt;2022&lt;/year&gt;&lt;/dates&gt;&lt;pub-location&gt;Ithaca&lt;/pub-location&gt;&lt;publisher&gt;Cornell University Library, arXiv.org&lt;/publisher&gt;&lt;isbn&gt;2331-8422&lt;/isbn&gt;&lt;urls&gt;&lt;/urls&gt;&lt;/record&gt;&lt;/Cite&gt;&lt;/EndNote&gt;</w:instrText>
+      </w:r>
+      <w:r>
+        <w:fldChar w:fldCharType="separate"/>
+      </w:r>
+      <w:r>
+        <w:rPr>
+          <w:noProof/>
+        </w:rPr>
+        <w:t>[2]</w:t>
+      </w:r>
+      <w:r>
+        <w:fldChar w:fldCharType="end"/>
+      </w:r>
+      <w:r>
+        <w:rPr>
+          <w:rFonts w:hint="eastAsia"/>
+        </w:rPr>
+        <w:t>. The temperature and top_p are fine-tuned for this problem set, which are both set to 0.8. The final accuracy achieves an 11% absolute increase on the whole set when using 10-to-5 selection (generate 10 samples and pick top 5 best ones). Its workflow is visualized in Fig 1.</w:t>
+      </w:r>
+    </w:p>
+    <w:p>
+      <w:pPr>
+        <w:pStyle w:val="a7"/>
+        <w:spacing w:before="156" w:after="156"/>
+      </w:pPr>
+      <w:r>
+        <w:rPr>
+          <w:rFonts w:hint="eastAsia"/>
+          <w:noProof/>
+        </w:rPr>
+        <w:drawing>
+          <wp:inline distT="0" distB="0" distL="0" distR="0" wp14:anchorId="4375E54D" wp14:editId="705F6DDB">
+            <wp:extent cx="5274310" cy="2166620"/>
+            <wp:effectExtent l="0" t="0" r="2540" b="5080"/>
+            <wp:docPr id="1606243120" name="图片 1"/>
+            <wp:cNvGraphicFramePr>
+              <a:graphicFrameLocks xmlns:a="http://schemas.openxmlformats.org/drawingml/2006/main" noChangeAspect="1"/>
+            </wp:cNvGraphicFramePr>
+            <a:graphic xmlns:a="http://schemas.openxmlformats.org/drawingml/2006/main">
+              <a:graphicData uri="http://schemas.openxmlformats.org/drawingml/2006/picture">
+                <pic:pic xmlns:pic="http://schemas.openxmlformats.org/drawingml/2006/picture">
+                  <pic:nvPicPr>
+                    <pic:cNvPr id="1606243120" name="图片 1606243120"/>
+                    <pic:cNvPicPr/>
+                  </pic:nvPicPr>
+                  <pic:blipFill>
+                    <a:blip r:embed="rId5" cstate="print">
+                      <a:extLst>
+                        <a:ext uri="{28A0092B-C50C-407E-A947-70E740481C1C}">
+                          <a14:useLocalDpi xmlns:a14="http://schemas.microsoft.com/office/drawing/2010/main" val="0"/>
+                        </a:ext>
+                      </a:extLst>
+                    </a:blip>
+                    <a:stretch>
+                      <a:fillRect/>
+                    </a:stretch>
+                  </pic:blipFill>
+                  <pic:spPr>
+                    <a:xfrm>
+                      <a:off x="0" y="0"/>
+                      <a:ext cx="5274310" cy="2166620"/>
+                    </a:xfrm>
+                    <a:prstGeom prst="rect">
+                      <a:avLst/>
+                    </a:prstGeom>
+                  </pic:spPr>
+                </pic:pic>
+              </a:graphicData>
+            </a:graphic>
+          </wp:inline>
+        </w:drawing>
+      </w:r>
+    </w:p>
+    <w:p>
+      <w:pPr>
+        <w:pStyle w:val="a7"/>
+        <w:spacing w:before="156" w:after="156"/>
+      </w:pPr>
+      <w:r>
+        <w:rPr>
+          <w:rFonts w:hint="eastAsia"/>
+        </w:rPr>
+        <w:t>Fig 1 The workflow of the combined method</w:t>
+      </w:r>
+    </w:p>
+    <w:p>
+      <w:pPr>
+        <w:pStyle w:val="a8"/>
+        <w:numPr>
+          <w:ilvl w:val="0"/>
+          <w:numId w:val="1"/>
+        </w:numPr>
+        <w:spacing w:after="156"/>
+        <w:ind w:firstLineChars="0"/>
+      </w:pPr>
+      <w:r>
+        <w:rPr>
+          <w:rFonts w:hint="eastAsia"/>
+        </w:rPr>
+        <w:t xml:space="preserve">First, the dataset is loaded and be used to build the initial prompt (stored in history). The history is duplicated to 10 samples in total for each question and then used to query the LLM for knowledge (rationale) about how to solve the problem. </w:t>
+      </w:r>
+    </w:p>
+    <w:p>
+      <w:pPr>
+        <w:pStyle w:val="a8"/>
+        <w:numPr>
+          <w:ilvl w:val="0"/>
+          <w:numId w:val="1"/>
+        </w:numPr>
+        <w:spacing w:after="156"/>
+        <w:ind w:firstLineChars="0"/>
+      </w:pPr>
+      <w:r>
+        <w:rPr>
+          <w:rFonts w:hint="eastAsia"/>
+        </w:rPr>
+        <w:t>The response is used to create the 2</w:t>
+      </w:r>
+      <w:r>
+        <w:rPr>
+          <w:rFonts w:hint="eastAsia"/>
+          <w:vertAlign w:val="superscript"/>
+        </w:rPr>
+        <w:t>nd</w:t>
+      </w:r>
+      <w:r>
+        <w:rPr>
+          <w:rFonts w:hint="eastAsia"/>
+        </w:rPr>
+        <w:t xml:space="preserve"> prompt asking for the code solution. The 2</w:t>
+      </w:r>
+      <w:r>
+        <w:rPr>
+          <w:rFonts w:hint="eastAsia"/>
+          <w:vertAlign w:val="superscript"/>
+        </w:rPr>
+        <w:t>nd</w:t>
+      </w:r>
+      <w:r>
+        <w:rPr>
+          <w:rFonts w:hint="eastAsia"/>
+        </w:rPr>
+        <w:t xml:space="preserve"> prompt is concatenated to the history and then the second query is conducted. </w:t>
+      </w:r>
+      <w:r>
+        <w:rPr>
+          <w:rFonts w:hint="eastAsia"/>
+        </w:rPr>
+        <w:t>The 1</w:t>
+      </w:r>
+      <w:r>
+        <w:rPr>
+          <w:rFonts w:hint="eastAsia"/>
+          <w:vertAlign w:val="superscript"/>
+        </w:rPr>
+        <w:t>st</w:t>
+      </w:r>
+      <w:r>
+        <w:rPr>
+          <w:rFonts w:hint="eastAsia"/>
+        </w:rPr>
+        <w:t xml:space="preserve"> prompt is used as the context of the knowledge part and the prompt for solution is appended after the knowledge, allowing the LLM to learn about previous results.</w:t>
+      </w:r>
+    </w:p>
+    <w:p>
+      <w:pPr>
+        <w:pStyle w:val="a8"/>
+        <w:numPr>
+          <w:ilvl w:val="0"/>
+          <w:numId w:val="1"/>
+        </w:numPr>
+        <w:spacing w:after="156"/>
+        <w:ind w:left="442" w:firstLineChars="0" w:hanging="442"/>
+      </w:pPr>
+      <w:r>
+        <w:rPr>
+          <w:rFonts w:hint="eastAsia"/>
+        </w:rPr>
+        <w:lastRenderedPageBreak/>
+        <w:t>After obtaining the solution, the program will load the pre-generated testcases</w:t>
+      </w:r>
+      <w:r>
+        <w:rPr>
+          <w:rFonts w:hint="eastAsia"/>
+        </w:rPr>
+        <w:t xml:space="preserve"> and conduct unit tests to verify the quality of the solution. The testcases are</w:t>
+      </w:r>
+      <w:r>
+        <w:rPr>
+          <w:rFonts w:hint="eastAsia"/>
+        </w:rPr>
+        <w:t xml:space="preserve"> generated by the LLM and then cleaned and modified to ensure its quality.</w:t>
+      </w:r>
+    </w:p>
+    <w:p>
+      <w:pPr>
+        <w:pStyle w:val="a8"/>
+        <w:numPr>
+          <w:ilvl w:val="0"/>
+          <w:numId w:val="1"/>
+        </w:numPr>
+        <w:spacing w:after="156"/>
+        <w:ind w:firstLineChars="0"/>
+      </w:pPr>
+      <w:r>
+        <w:rPr>
+          <w:rFonts w:hint="eastAsia"/>
+        </w:rPr>
+        <w:t>Finally, given the test results, the program selects top 5 samples for every question and queries the LLM for the last time. Only remaining cases having failed cases will be sent to LLM to get refinement. The response is concatenated to the history, forming the final output of the process.</w:t>
+      </w:r>
+    </w:p>
+    <w:p>
+      <w:pPr>
+        <w:pStyle w:val="1"/>
+        <w:spacing w:after="156"/>
+        <w:rPr>
+          <w:rFonts w:hint="eastAsia"/>
+        </w:rPr>
+      </w:pPr>
+      <w:r>
+        <w:rPr>
+          <w:rFonts w:hint="eastAsia"/>
+        </w:rPr>
+        <w:t xml:space="preserve">3 Analytical </w:t>
+      </w:r>
+      <w:r>
+        <w:rPr>
+          <w:rFonts w:hint="eastAsia"/>
+        </w:rPr>
+        <w:t>M</w:t>
+      </w:r>
+      <w:r>
+        <w:rPr>
+          <w:rFonts w:hint="eastAsia"/>
+        </w:rPr>
+        <w:t>ethods</w:t>
+      </w:r>
+    </w:p>
+    <w:p>
+      <w:pPr>
+        <w:pStyle w:val="2"/>
+        <w:spacing w:after="156"/>
+        <w:rPr>
+          <w:rFonts w:hint="eastAsia"/>
+        </w:rPr>
+      </w:pPr>
+      <w:r>
+        <w:rPr>
+          <w:rFonts w:hint="eastAsia"/>
+        </w:rPr>
+        <w:t xml:space="preserve">3.1 Modification of the </w:t>
+      </w:r>
+      <w:r>
+        <w:rPr>
+          <w:rFonts w:hint="eastAsia"/>
+        </w:rPr>
+        <w:t>W</w:t>
+      </w:r>
+      <w:r>
+        <w:rPr>
+          <w:rFonts w:hint="eastAsia"/>
+        </w:rPr>
+        <w:t>orkflow</w:t>
+      </w:r>
+    </w:p>
+    <w:p>
+      <w:pPr>
+        <w:spacing w:after="156"/>
+      </w:pPr>
+      <w:r>
+        <w:rPr>
+          <w:rFonts w:hint="eastAsia"/>
+        </w:rPr>
+        <w:t>Based on the workflow, this report develops some tools to modify the content</w:t>
+      </w:r>
+      <w:r>
+        <w:rPr>
+          <w:rFonts w:hint="eastAsia"/>
+        </w:rPr>
+        <w:t>. Considering that the time cost of the whole process on the whole dataset is too long for ablation experiments, this report discards the self-refine part (step 3 &amp; 4) and uses only 80 questions to reduce the time cost for a single run (See Fig 2).</w:t>
+      </w:r>
+    </w:p>
+    <w:p>
+      <w:pPr>
+        <w:pStyle w:val="a7"/>
+        <w:spacing w:before="156" w:after="156"/>
+      </w:pPr>
+      <w:r>
+        <w:rPr>
+          <w:rFonts w:hint="eastAsia"/>
+          <w:noProof/>
+        </w:rPr>
+        <w:drawing>
+          <wp:inline distT="0" distB="0" distL="0" distR="0" wp14:anchorId="6C89AC24" wp14:editId="16739F70">
+            <wp:extent cx="5274310" cy="1663700"/>
+            <wp:effectExtent l="0" t="0" r="2540" b="0"/>
+            <wp:docPr id="1900478760" name="图片 2"/>
+            <wp:cNvGraphicFramePr>
+              <a:graphicFrameLocks xmlns:a="http://schemas.openxmlformats.org/drawingml/2006/main" noChangeAspect="1"/>
+            </wp:cNvGraphicFramePr>
+            <a:graphic xmlns:a="http://schemas.openxmlformats.org/drawingml/2006/main">
+              <a:graphicData uri="http://schemas.openxmlformats.org/drawingml/2006/picture">
+                <pic:pic xmlns:pic="http://schemas.openxmlformats.org/drawingml/2006/picture">
+                  <pic:nvPicPr>
+                    <pic:cNvPr id="1900478760" name="图片 1900478760"/>
+                    <pic:cNvPicPr/>
+                  </pic:nvPicPr>
+                  <pic:blipFill rotWithShape="1">
+                    <a:blip r:embed="rId6" cstate="print">
+                      <a:extLst>
+                        <a:ext uri="{28A0092B-C50C-407E-A947-70E740481C1C}">
+                          <a14:useLocalDpi xmlns:a14="http://schemas.microsoft.com/office/drawing/2010/main" val="0"/>
+                        </a:ext>
+                      </a:extLst>
+                    </a:blip>
+                    <a:srcRect b="23459"/>
+                    <a:stretch/>
+                  </pic:blipFill>
+                  <pic:spPr bwMode="auto">
+                    <a:xfrm>
+                      <a:off x="0" y="0"/>
+                      <a:ext cx="5274310" cy="1663700"/>
+                    </a:xfrm>
+                    <a:prstGeom prst="rect">
+                      <a:avLst/>
+                    </a:prstGeom>
+                    <a:ln>
+                      <a:noFill/>
+                    </a:ln>
+                    <a:extLst>
+                      <a:ext uri="{53640926-AAD7-44D8-BBD7-CCE9431645EC}">
+                        <a14:shadowObscured xmlns:a14="http://schemas.microsoft.com/office/drawing/2010/main"/>
+                      </a:ext>
+                    </a:extLst>
+                  </pic:spPr>
+                </pic:pic>
+              </a:graphicData>
+            </a:graphic>
+          </wp:inline>
+        </w:drawing>
+      </w:r>
+    </w:p>
+    <w:p>
+      <w:pPr>
+        <w:pStyle w:val="a7"/>
+        <w:spacing w:before="156" w:after="156"/>
+        <w:jc w:val="both"/>
+      </w:pPr>
+      <w:r>
+        <w:rPr>
+          <w:rFonts w:hint="eastAsia"/>
+        </w:rPr>
+        <w:t xml:space="preserve">Fig 2 The simplified workflow. The self-refine part is ignored by adding early stop to the process, and the randomly selected samples are stored in checkpoint 0 to make sure the samples </w:t>
+      </w:r>
+      <w:r>
+        <w:rPr>
+          <w:rFonts w:hint="eastAsia"/>
+        </w:rPr>
+        <w:t>remain</w:t>
+      </w:r>
+      <w:r>
+        <w:rPr>
+          <w:rFonts w:hint="eastAsia"/>
+        </w:rPr>
+        <w:t xml:space="preserve"> the same for all experiments.</w:t>
+      </w:r>
+    </w:p>
+    <w:p>
+      <w:pPr>
+        <w:spacing w:after="156"/>
+      </w:pPr>
+      <w:r>
+        <w:rPr>
+          <w:rFonts w:hint="eastAsia"/>
+        </w:rPr>
+        <w:t>Hyper-parameters like temperature (0.8), top_p (0.8) and batch_size (10, AKA number of samples for each question) are fixed in this report. Unless specified, the following experiments are conducted with this workflow.</w:t>
+      </w:r>
+    </w:p>
+    <w:p>
+      <w:pPr>
+        <w:pStyle w:val="2"/>
+        <w:rPr>
+          <w:rFonts w:hint="eastAsia"/>
+        </w:rPr>
+      </w:pPr>
+      <w:r>
+        <w:rPr>
+          <w:rFonts w:hint="eastAsia"/>
+        </w:rPr>
+        <w:lastRenderedPageBreak/>
+        <w:t>3.2 Rationale Disturber</w:t>
+      </w:r>
+    </w:p>
+    <w:p>
+      <w:pPr>
+        <w:pStyle w:val="2"/>
+      </w:pPr>
+      <w:r>
+        <w:rPr>
+          <w:rFonts w:hint="eastAsia"/>
+        </w:rPr>
+        <w:t>3.3 Prompt Modifier</w:t>
+      </w:r>
+    </w:p>
+    <w:p>
+      <w:pPr>
+        <w:pStyle w:val="1"/>
+        <w:spacing w:after="156"/>
+      </w:pPr>
+      <w:r>
+        <w:rPr>
+          <w:rFonts w:hint="eastAsia"/>
+        </w:rPr>
+        <w:t>4 Experiments &amp; Results</w:t>
+      </w:r>
+    </w:p>
+    <w:p>
+      <w:pPr>
+        <w:pStyle w:val="1"/>
+        <w:spacing w:after="156"/>
+      </w:pPr>
+      <w:r>
+        <w:rPr>
+          <w:rFonts w:hint="eastAsia"/>
+        </w:rPr>
+        <w:t>5 Analysis &amp; Discussion</w:t>
+      </w:r>
+    </w:p>
+    <w:p>
+      <w:pPr>
+        <w:pStyle w:val="1"/>
+        <w:spacing w:after="156"/>
+        <w:rPr>
+          <w:rFonts w:hint="eastAsia"/>
+        </w:rPr>
+      </w:pPr>
+      <w:r>
+        <w:rPr>
+          <w:rFonts w:hint="eastAsia"/>
+        </w:rPr>
+        <w:t>6 Conclusion</w:t>
+      </w:r>
+    </w:p>
+    <w:p>
+      <w:pPr>
+        <w:widowControl/>
+        <w:spacing w:after="156"/>
+        <w:jc w:val="left"/>
+      </w:pPr>
+      <w:r>
+        <w:br w:type="page"/>
+      </w:r>
+    </w:p>
+    <w:p>
+      <w:pPr>
+        <w:pStyle w:val="1"/>
+        <w:spacing w:after="156"/>
+        <w:jc w:val="left"/>
+      </w:pPr>
+      <w:r>
+        <w:rPr>
+          <w:rFonts w:hint="eastAsia"/>
+        </w:rPr>
+        <w:lastRenderedPageBreak/>
+        <w:t>Appendix</w:t>
+      </w:r>
+    </w:p>
+    <w:p>
+      <w:pPr>
+        <w:spacing w:after="156"/>
+        <w:rPr>
+          <w:rFonts w:hint="eastAsia"/>
+        </w:rPr>
+      </w:pPr>
+    </w:p>
+    <w:p>
+      <w:pPr>
+        <w:pStyle w:val="1"/>
+        <w:spacing w:after="156"/>
+        <w:jc w:val="left"/>
+        <w:rPr>
+          <w:rFonts w:hint="eastAsia"/>
+        </w:rPr>
+      </w:pPr>
+      <w:r>
+        <w:rPr>
+          <w:rFonts w:hint="eastAsia"/>
+        </w:rPr>
+        <w:t>References</w:t>
+      </w:r>
+    </w:p>
+    <w:p>
+      <w:pPr>
+        <w:pStyle w:val="EndNoteBibliography"/>
+        <w:spacing w:after="156"/>
+        <w:ind w:left="720" w:hanging="720"/>
+      </w:pPr>
+      <w:r>
+        <w:fldChar w:fldCharType="begin"/>
+      </w:r>
+      <w:r>
+        <w:instrText xml:space="preserve"> ADDIN EN.REFLIST </w:instrText>
+      </w:r>
+      <w:r>
+        <w:fldChar w:fldCharType="separate"/>
+      </w:r>
+      <w:r>
+        <w:t>[1]</w:t>
+      </w:r>
+      <w:r>
+        <w:tab/>
+        <w:t>S. Jiang, Y. Wang, and Y. Wang, "SelfEvolve: A Code Evolution Framework via Large Language Models," 2023, doi: 10.48550/arxiv.2306.02907.</w:t>
+      </w:r>
+    </w:p>
+    <w:p>
+      <w:pPr>
+        <w:pStyle w:val="EndNoteBibliography"/>
+        <w:spacing w:after="156"/>
+        <w:ind w:left="720" w:hanging="720"/>
+      </w:pPr>
+      <w:r>
+        <w:t>[2]</w:t>
+      </w:r>
+      <w:r>
+        <w:tab/>
+        <w:t>B. Chen</w:t>
+      </w:r>
+      <w:r>
+        <w:rPr>
+          <w:i/>
+        </w:rPr>
+        <w:t xml:space="preserve"> et al.</w:t>
+      </w:r>
+      <w:r>
+        <w:t>, "CodeT: Code Generation with Generated Tests," ed. Ithaca: Cornell University Library, arXiv.org, 2022.</w:t>
+      </w:r>
+    </w:p>
+    <w:p>
+      <w:pPr>
+        <w:spacing w:after="156"/>
+        <w:rPr>
+          <w:rFonts w:hint="eastAsia"/>
+        </w:rPr>
+      </w:pPr>
+      <w:r>
+        <w:fldChar w:fldCharType="end"/>
+      </w:r>
+    </w:p>
     <w:sectPr>
       <w:pgSz w:w="11906" w:h="16838"/>
       <w:pgMar w:top="1440" w:right="1800" w:bottom="1440" w:left="1800" w:header="851" w:footer="992" w:gutter="0"/>
@@ -65,6 +746,100 @@
     </w:sectPr>
   </w:body>
 </w:document>
+</file>
+
+<file path=word/numbering.xml><?xml version="1.0" encoding="utf-8"?>
+<w:numbering xmlns:wpc="http://schemas.microsoft.com/office/word/2010/wordprocessingCanvas" xmlns:cx="http://schemas.microsoft.com/office/drawing/2014/chartex" xmlns:cx1="http://schemas.microsoft.com/office/drawing/2015/9/8/chartex" xmlns:cx2="http://schemas.microsoft.com/office/drawing/2015/10/21/chartex" xmlns:cx3="http://schemas.microsoft.com/office/drawing/2016/5/9/chartex" xmlns:cx4="http://schemas.microsoft.com/office/drawing/2016/5/10/chartex" xmlns:cx5="http://schemas.microsoft.com/office/drawing/2016/5/11/chartex" xmlns:cx6="http://schemas.microsoft.com/office/drawing/2016/5/12/chartex" xmlns:cx7="http://schemas.microsoft.com/office/drawing/2016/5/13/chartex" xmlns:cx8="http://schemas.microsoft.com/office/drawing/2016/5/14/chartex" xmlns:mc="http://schemas.openxmlformats.org/markup-compatibility/2006" xmlns:aink="http://schemas.microsoft.com/office/drawing/2016/ink" xmlns:am3d="http://schemas.microsoft.com/office/drawing/2017/model3d" xmlns:o="urn:schemas-microsoft-com:office:office" xmlns:oel="http://schemas.microsoft.com/office/2019/extlst" xmlns:r="http://schemas.openxmlformats.org/officeDocument/2006/relationships" xmlns:m="http://schemas.openxmlformats.org/officeDocument/2006/math" xmlns:v="urn:schemas-microsoft-com:vml" xmlns:wp14="http://schemas.microsoft.com/office/word/2010/wordprocessingDrawing" xmlns:wp="http://schemas.openxmlformats.org/drawingml/2006/wordprocessingDrawing" xmlns:w10="urn:schemas-microsoft-com:office:word" xmlns:w="http://schemas.openxmlformats.org/wordprocessingml/2006/main" xmlns:w14="http://schemas.microsoft.com/office/word/2010/wordml" xmlns:w15="http://schemas.microsoft.com/office/word/2012/wordml" xmlns:w16cex="http://schemas.microsoft.com/office/word/2018/wordml/cex" xmlns:w16cid="http://schemas.microsoft.com/office/word/2016/wordml/cid" xmlns:w16="http://schemas.microsoft.com/office/word/2018/wordml" xmlns:w16du="http://schemas.microsoft.com/office/word/2023/wordml/word16du" xmlns:w16sdtdh="http://schemas.microsoft.com/office/word/2020/wordml/sdtdatahash" xmlns:w16se="http://schemas.microsoft.com/office/word/2015/wordml/symex" xmlns:wpg="http://schemas.microsoft.com/office/word/2010/wordprocessingGroup" xmlns:wpi="http://schemas.microsoft.com/office/word/2010/wordprocessingInk" xmlns:wne="http://schemas.microsoft.com/office/word/2006/wordml" xmlns:wps="http://schemas.microsoft.com/office/word/2010/wordprocessingShape" mc:Ignorable="w14 w15 w16se w16cid w16 w16cex w16sdtdh w16du wp14">
+  <w:abstractNum w:abstractNumId="0" w15:restartNumberingAfterBreak="0">
+    <w:nsid w:val="6A0C0DEB"/>
+    <w:multiLevelType w:val="hybridMultilevel"/>
+    <w:tmpl w:val="5846E432"/>
+    <w:lvl w:ilvl="0" w:tplc="0409000F">
+      <w:start w:val="1"/>
+      <w:numFmt w:val="decimal"/>
+      <w:lvlText w:val="%1."/>
+      <w:lvlJc w:val="left"/>
+      <w:pPr>
+        <w:ind w:left="440" w:hanging="440"/>
+      </w:pPr>
+    </w:lvl>
+    <w:lvl w:ilvl="1" w:tplc="04090019" w:tentative="1">
+      <w:start w:val="1"/>
+      <w:numFmt w:val="lowerLetter"/>
+      <w:lvlText w:val="%2)"/>
+      <w:lvlJc w:val="left"/>
+      <w:pPr>
+        <w:ind w:left="880" w:hanging="440"/>
+      </w:pPr>
+    </w:lvl>
+    <w:lvl w:ilvl="2" w:tplc="0409001B" w:tentative="1">
+      <w:start w:val="1"/>
+      <w:numFmt w:val="lowerRoman"/>
+      <w:lvlText w:val="%3."/>
+      <w:lvlJc w:val="right"/>
+      <w:pPr>
+        <w:ind w:left="1320" w:hanging="440"/>
+      </w:pPr>
+    </w:lvl>
+    <w:lvl w:ilvl="3" w:tplc="0409000F" w:tentative="1">
+      <w:start w:val="1"/>
+      <w:numFmt w:val="decimal"/>
+      <w:lvlText w:val="%4."/>
+      <w:lvlJc w:val="left"/>
+      <w:pPr>
+        <w:ind w:left="1760" w:hanging="440"/>
+      </w:pPr>
+    </w:lvl>
+    <w:lvl w:ilvl="4" w:tplc="04090019" w:tentative="1">
+      <w:start w:val="1"/>
+      <w:numFmt w:val="lowerLetter"/>
+      <w:lvlText w:val="%5)"/>
+      <w:lvlJc w:val="left"/>
+      <w:pPr>
+        <w:ind w:left="2200" w:hanging="440"/>
+      </w:pPr>
+    </w:lvl>
+    <w:lvl w:ilvl="5" w:tplc="0409001B" w:tentative="1">
+      <w:start w:val="1"/>
+      <w:numFmt w:val="lowerRoman"/>
+      <w:lvlText w:val="%6."/>
+      <w:lvlJc w:val="right"/>
+      <w:pPr>
+        <w:ind w:left="2640" w:hanging="440"/>
+      </w:pPr>
+    </w:lvl>
+    <w:lvl w:ilvl="6" w:tplc="0409000F" w:tentative="1">
+      <w:start w:val="1"/>
+      <w:numFmt w:val="decimal"/>
+      <w:lvlText w:val="%7."/>
+      <w:lvlJc w:val="left"/>
+      <w:pPr>
+        <w:ind w:left="3080" w:hanging="440"/>
+      </w:pPr>
+    </w:lvl>
+    <w:lvl w:ilvl="7" w:tplc="04090019" w:tentative="1">
+      <w:start w:val="1"/>
+      <w:numFmt w:val="lowerLetter"/>
+      <w:lvlText w:val="%8)"/>
+      <w:lvlJc w:val="left"/>
+      <w:pPr>
+        <w:ind w:left="3520" w:hanging="440"/>
+      </w:pPr>
+    </w:lvl>
+    <w:lvl w:ilvl="8" w:tplc="0409001B" w:tentative="1">
+      <w:start w:val="1"/>
+      <w:numFmt w:val="lowerRoman"/>
+      <w:lvlText w:val="%9."/>
+      <w:lvlJc w:val="right"/>
+      <w:pPr>
+        <w:ind w:left="3960" w:hanging="440"/>
+      </w:pPr>
+    </w:lvl>
+  </w:abstractNum>
+  <w:num w:numId="1" w16cid:durableId="1381519180">
+    <w:abstractNumId w:val="0"/>
+  </w:num>
+</w:numbering>
 </file>
 
 <file path=word/styles.xml><?xml version="1.0" encoding="utf-8"?>
@@ -462,9 +1237,10 @@
   <w:style w:type="paragraph" w:default="1" w:styleId="a">
     <w:name w:val="Normal"/>
     <w:qFormat/>
-    <w:rsid w:val="00433CFA"/>
+    <w:rsid w:val="00F434EF"/>
     <w:pPr>
       <w:widowControl w:val="0"/>
+      <w:spacing w:afterLines="50" w:after="50"/>
       <w:jc w:val="both"/>
     </w:pPr>
     <w:rPr>
@@ -501,11 +1277,11 @@
     <w:uiPriority w:val="9"/>
     <w:unhideWhenUsed/>
     <w:qFormat/>
-    <w:rsid w:val="0078569F"/>
+    <w:rsid w:val="004A0654"/>
     <w:pPr>
       <w:keepNext/>
       <w:keepLines/>
-      <w:spacing w:before="120" w:line="360" w:lineRule="auto"/>
+      <w:spacing w:before="120" w:afterLines="0" w:after="60" w:line="360" w:lineRule="auto"/>
       <w:outlineLvl w:val="1"/>
     </w:pPr>
     <w:rPr>
@@ -527,7 +1303,7 @@
     <w:pPr>
       <w:keepNext/>
       <w:keepLines/>
-      <w:spacing w:before="120" w:afterLines="50" w:after="50" w:line="120" w:lineRule="atLeast"/>
+      <w:spacing w:before="120" w:line="120" w:lineRule="atLeast"/>
       <w:outlineLvl w:val="2"/>
     </w:pPr>
     <w:rPr>
@@ -646,8 +1422,9 @@
   <w:style w:type="paragraph" w:customStyle="1" w:styleId="a7">
     <w:name w:val="图片与注释"/>
     <w:qFormat/>
-    <w:rsid w:val="00C35E2A"/>
+    <w:rsid w:val="00535147"/>
     <w:pPr>
+      <w:spacing w:beforeLines="50" w:before="50" w:afterLines="50" w:after="50"/>
       <w:contextualSpacing/>
       <w:jc w:val="center"/>
     </w:pPr>
@@ -661,7 +1438,7 @@
     <w:basedOn w:val="a0"/>
     <w:link w:val="2"/>
     <w:uiPriority w:val="9"/>
-    <w:rsid w:val="0078569F"/>
+    <w:rsid w:val="004A0654"/>
     <w:rPr>
       <w:rFonts w:ascii="Times New Roman" w:eastAsia="黑体" w:hAnsi="Times New Roman" w:cstheme="majorBidi"/>
       <w:bCs/>
@@ -681,6 +1458,61 @@
       <w:sz w:val="24"/>
       <w:szCs w:val="32"/>
     </w:rPr>
+  </w:style>
+  <w:style w:type="paragraph" w:customStyle="1" w:styleId="EndNoteBibliographyTitle">
+    <w:name w:val="EndNote Bibliography Title"/>
+    <w:basedOn w:val="a"/>
+    <w:link w:val="EndNoteBibliographyTitle0"/>
+    <w:rsid w:val="00535147"/>
+    <w:pPr>
+      <w:jc w:val="center"/>
+    </w:pPr>
+    <w:rPr>
+      <w:rFonts w:cs="Times New Roman"/>
+      <w:noProof/>
+    </w:rPr>
+  </w:style>
+  <w:style w:type="character" w:customStyle="1" w:styleId="EndNoteBibliographyTitle0">
+    <w:name w:val="EndNote Bibliography Title 字符"/>
+    <w:basedOn w:val="a0"/>
+    <w:link w:val="EndNoteBibliographyTitle"/>
+    <w:rsid w:val="00535147"/>
+    <w:rPr>
+      <w:rFonts w:ascii="Times New Roman" w:eastAsia="黑体" w:hAnsi="Times New Roman" w:cs="Times New Roman"/>
+      <w:noProof/>
+      <w:sz w:val="24"/>
+    </w:rPr>
+  </w:style>
+  <w:style w:type="paragraph" w:customStyle="1" w:styleId="EndNoteBibliography">
+    <w:name w:val="EndNote Bibliography"/>
+    <w:basedOn w:val="a"/>
+    <w:link w:val="EndNoteBibliography0"/>
+    <w:rsid w:val="00535147"/>
+    <w:rPr>
+      <w:rFonts w:cs="Times New Roman"/>
+      <w:noProof/>
+    </w:rPr>
+  </w:style>
+  <w:style w:type="character" w:customStyle="1" w:styleId="EndNoteBibliography0">
+    <w:name w:val="EndNote Bibliography 字符"/>
+    <w:basedOn w:val="a0"/>
+    <w:link w:val="EndNoteBibliography"/>
+    <w:rsid w:val="00535147"/>
+    <w:rPr>
+      <w:rFonts w:ascii="Times New Roman" w:eastAsia="黑体" w:hAnsi="Times New Roman" w:cs="Times New Roman"/>
+      <w:noProof/>
+      <w:sz w:val="24"/>
+    </w:rPr>
+  </w:style>
+  <w:style w:type="paragraph" w:styleId="a8">
+    <w:name w:val="List Paragraph"/>
+    <w:basedOn w:val="a"/>
+    <w:uiPriority w:val="34"/>
+    <w:qFormat/>
+    <w:rsid w:val="00F434EF"/>
+    <w:pPr>
+      <w:ind w:firstLineChars="200" w:firstLine="420"/>
+    </w:pPr>
   </w:style>
 </w:styles>
 </file>

--- a/report/3036411009.docx
+++ b/report/3036411009.docx
@@ -141,7 +141,21 @@
         <w:rPr>
           <w:rFonts w:hint="eastAsia"/>
         </w:rPr>
-        <w:t>The combined method was designed for the HumanEval problem set which contains 164 Python coding problem</w:t>
+        <w:t xml:space="preserve">The combined method was designed for the </w:t>
+      </w:r>
+      <w:proofErr w:type="spellStart"/>
+      <w:r>
+        <w:rPr>
+          <w:rFonts w:hint="eastAsia"/>
+        </w:rPr>
+        <w:t>HumanEval</w:t>
+      </w:r>
+      <w:proofErr w:type="spellEnd"/>
+      <w:r>
+        <w:rPr>
+          <w:rFonts w:hint="eastAsia"/>
+        </w:rPr>
+        <w:t xml:space="preserve"> problem set which contains 164 Python coding problem</w:t>
       </w:r>
       <w:r>
         <w:rPr>
@@ -183,7 +197,21 @@
         <w:rPr>
           <w:rFonts w:hint="eastAsia"/>
         </w:rPr>
-        <w:t xml:space="preserve"> and codeT </w:t>
+        <w:t xml:space="preserve"> and </w:t>
+      </w:r>
+      <w:proofErr w:type="spellStart"/>
+      <w:r>
+        <w:rPr>
+          <w:rFonts w:hint="eastAsia"/>
+        </w:rPr>
+        <w:t>codeT</w:t>
+      </w:r>
+      <w:proofErr w:type="spellEnd"/>
+      <w:r>
+        <w:rPr>
+          <w:rFonts w:hint="eastAsia"/>
+        </w:rPr>
+        <w:t xml:space="preserve"> </w:t>
       </w:r>
       <w:r>
         <w:fldChar w:fldCharType="begin"/>
@@ -207,7 +235,21 @@
         <w:rPr>
           <w:rFonts w:hint="eastAsia"/>
         </w:rPr>
-        <w:t>. The temperature and top_p are fine-tuned for this problem set, which are both set to 0.8. The final accuracy achieves an 11% absolute increase on the whole set when using 10-to-5 selection (generate 10 samples and pick top 5 best ones). Its workflow is visualized in Fig 1.</w:t>
+        <w:t xml:space="preserve">. The temperature and </w:t>
+      </w:r>
+      <w:proofErr w:type="spellStart"/>
+      <w:r>
+        <w:rPr>
+          <w:rFonts w:hint="eastAsia"/>
+        </w:rPr>
+        <w:t>top_p</w:t>
+      </w:r>
+      <w:proofErr w:type="spellEnd"/>
+      <w:r>
+        <w:rPr>
+          <w:rFonts w:hint="eastAsia"/>
+        </w:rPr>
+        <w:t xml:space="preserve"> are fine-tuned for this problem set, which are both set to 0.8. The final accuracy achieves an 11% absolute increase on the whole set when using 10-to-5 selection (generate 10 samples and pick top 5 best ones). Its workflow is visualized in Fig 1.</w:t>
       </w:r>
     </w:p>
     <w:p>
@@ -351,37 +393,14 @@
         <w:rPr>
           <w:rFonts w:hint="eastAsia"/>
         </w:rPr>
-        <w:t xml:space="preserve"> prompt is used as the context of the knowledge part and the prompt for solution is appended after the knowledge, allowing the LLM to learn about previous results.</w:t>
-      </w:r>
-    </w:p>
-    <w:p>
-      <w:pPr>
-        <w:pStyle w:val="a8"/>
-        <w:numPr>
-          <w:ilvl w:val="0"/>
-          <w:numId w:val="1"/>
-        </w:numPr>
-        <w:spacing w:after="156"/>
-        <w:ind w:left="442" w:firstLineChars="0" w:hanging="442"/>
-      </w:pPr>
+        <w:t xml:space="preserve"> prompt is used as the context of the knowledge part and the </w:t>
+      </w:r>
       <w:r>
         <w:rPr>
           <w:rFonts w:hint="eastAsia"/>
         </w:rPr>
         <w:lastRenderedPageBreak/>
-        <w:t>After obtaining the solution, the program will load the pre-generated testcases</w:t>
-      </w:r>
-      <w:r>
-        <w:rPr>
-          <w:rFonts w:hint="eastAsia"/>
-        </w:rPr>
-        <w:t xml:space="preserve"> and conduct unit tests to verify the quality of the solution. The testcases are</w:t>
-      </w:r>
-      <w:r>
-        <w:rPr>
-          <w:rFonts w:hint="eastAsia"/>
-        </w:rPr>
-        <w:t xml:space="preserve"> generated by the LLM and then cleaned and modified to ensure its quality.</w:t>
+        <w:t>prompt for solution is appended after the knowledge, allowing the LLM to learn about previous results.</w:t>
       </w:r>
     </w:p>
     <w:p>
@@ -398,6 +417,35 @@
         <w:rPr>
           <w:rFonts w:hint="eastAsia"/>
         </w:rPr>
+        <w:t>After obtaining the solution, the program will load the pre-generated testcases</w:t>
+      </w:r>
+      <w:r>
+        <w:rPr>
+          <w:rFonts w:hint="eastAsia"/>
+        </w:rPr>
+        <w:t xml:space="preserve"> and conduct unit tests to verify the quality of the solution. The testcases are</w:t>
+      </w:r>
+      <w:r>
+        <w:rPr>
+          <w:rFonts w:hint="eastAsia"/>
+        </w:rPr>
+        <w:t xml:space="preserve"> generated by the LLM and then cleaned and modified to ensure its quality.</w:t>
+      </w:r>
+    </w:p>
+    <w:p>
+      <w:pPr>
+        <w:pStyle w:val="a8"/>
+        <w:numPr>
+          <w:ilvl w:val="0"/>
+          <w:numId w:val="1"/>
+        </w:numPr>
+        <w:spacing w:after="156"/>
+        <w:ind w:firstLineChars="0"/>
+      </w:pPr>
+      <w:r>
+        <w:rPr>
+          <w:rFonts w:hint="eastAsia"/>
+        </w:rPr>
         <w:t>Finally, given the test results, the program selects top 5 samples for every question and queries the LLM for the last time. Only remaining cases having failed cases will be sent to LLM to get refinement. The response is concatenated to the history, forming the final output of the process.</w:t>
       </w:r>
     </w:p>
@@ -405,9 +453,6 @@
       <w:pPr>
         <w:pStyle w:val="1"/>
         <w:spacing w:after="156"/>
-        <w:rPr>
-          <w:rFonts w:hint="eastAsia"/>
-        </w:rPr>
       </w:pPr>
       <w:r>
         <w:rPr>
@@ -432,9 +477,6 @@
       <w:pPr>
         <w:pStyle w:val="2"/>
         <w:spacing w:after="156"/>
-        <w:rPr>
-          <w:rFonts w:hint="eastAsia"/>
-        </w:rPr>
       </w:pPr>
       <w:r>
         <w:rPr>
@@ -565,22 +607,326 @@
         <w:rPr>
           <w:rFonts w:hint="eastAsia"/>
         </w:rPr>
-        <w:t>Hyper-parameters like temperature (0.8), top_p (0.8) and batch_size (10, AKA number of samples for each question) are fixed in this report. Unless specified, the following experiments are conducted with this workflow.</w:t>
+        <w:t xml:space="preserve">Hyper-parameters like temperature (0.8), </w:t>
+      </w:r>
+      <w:proofErr w:type="spellStart"/>
+      <w:r>
+        <w:rPr>
+          <w:rFonts w:hint="eastAsia"/>
+        </w:rPr>
+        <w:t>top_p</w:t>
+      </w:r>
+      <w:proofErr w:type="spellEnd"/>
+      <w:r>
+        <w:rPr>
+          <w:rFonts w:hint="eastAsia"/>
+        </w:rPr>
+        <w:t xml:space="preserve"> (0.8) and </w:t>
+      </w:r>
+      <w:proofErr w:type="spellStart"/>
+      <w:r>
+        <w:rPr>
+          <w:rFonts w:hint="eastAsia"/>
+        </w:rPr>
+        <w:t>batch_size</w:t>
+      </w:r>
+      <w:proofErr w:type="spellEnd"/>
+      <w:r>
+        <w:rPr>
+          <w:rFonts w:hint="eastAsia"/>
+        </w:rPr>
+        <w:t xml:space="preserve"> (10, AKA number of samples for each question) are fixed in this report. Unless specified, the following experiments are conducted with this workflow.</w:t>
       </w:r>
     </w:p>
     <w:p>
       <w:pPr>
         <w:pStyle w:val="2"/>
-        <w:rPr>
-          <w:rFonts w:hint="eastAsia"/>
-        </w:rPr>
-      </w:pPr>
-      <w:r>
-        <w:rPr>
-          <w:rFonts w:hint="eastAsia"/>
+      </w:pPr>
+      <w:r>
+        <w:rPr>
+          <w:rFonts w:hint="eastAsia"/>
+        </w:rPr>
+        <w:t>3.2 Rationale Disturber</w:t>
+      </w:r>
+    </w:p>
+    <w:p>
+      <w:pPr>
+        <w:spacing w:after="156"/>
+      </w:pPr>
+      <w:r>
+        <w:rPr>
+          <w:rFonts w:hint="eastAsia"/>
+        </w:rPr>
+        <w:t>For the 1</w:t>
+      </w:r>
+      <w:r>
+        <w:rPr>
+          <w:rFonts w:hint="eastAsia"/>
+          <w:vertAlign w:val="superscript"/>
+        </w:rPr>
+        <w:t>st</w:t>
+      </w:r>
+      <w:r>
+        <w:rPr>
+          <w:rFonts w:hint="eastAsia"/>
+        </w:rPr>
+        <w:t xml:space="preserve"> experiment, it is required to analyze the influence of prompt quality by disturbing parts of the prompt. Given the workflow of the combined system, it would be easy to disturb the rationale part of the prompt, for the rationale is the 1</w:t>
+      </w:r>
+      <w:r>
+        <w:rPr>
+          <w:rFonts w:hint="eastAsia"/>
+          <w:vertAlign w:val="superscript"/>
+        </w:rPr>
+        <w:t>st</w:t>
+      </w:r>
+      <w:r>
+        <w:rPr>
+          <w:rFonts w:hint="eastAsia"/>
+        </w:rPr>
+        <w:t xml:space="preserve"> response from the LLM and needs to be processed and concatenated to the history for the 2</w:t>
+      </w:r>
+      <w:r>
+        <w:rPr>
+          <w:rFonts w:hint="eastAsia"/>
+          <w:vertAlign w:val="superscript"/>
+        </w:rPr>
+        <w:t>nd</w:t>
+      </w:r>
+      <w:r>
+        <w:rPr>
+          <w:rFonts w:hint="eastAsia"/>
+        </w:rPr>
+        <w:t xml:space="preserve"> prompt. Thus, a rationale disturber is developed for disturbing the rationale part of the samples. (See Fig 3)</w:t>
+      </w:r>
+    </w:p>
+    <w:p>
+      <w:pPr>
+        <w:pStyle w:val="a7"/>
+        <w:spacing w:before="156" w:after="156"/>
+      </w:pPr>
+      <w:r>
+        <w:rPr>
+          <w:rFonts w:hint="eastAsia"/>
+          <w:noProof/>
         </w:rPr>
         <w:lastRenderedPageBreak/>
-        <w:t>3.2 Rationale Disturber</w:t>
+        <w:drawing>
+          <wp:inline distT="0" distB="0" distL="0" distR="0" wp14:anchorId="094294C2" wp14:editId="34D944EC">
+            <wp:extent cx="5274310" cy="1631950"/>
+            <wp:effectExtent l="0" t="0" r="2540" b="6350"/>
+            <wp:docPr id="994154774" name="图片 1"/>
+            <wp:cNvGraphicFramePr>
+              <a:graphicFrameLocks xmlns:a="http://schemas.openxmlformats.org/drawingml/2006/main" noChangeAspect="1"/>
+            </wp:cNvGraphicFramePr>
+            <a:graphic xmlns:a="http://schemas.openxmlformats.org/drawingml/2006/main">
+              <a:graphicData uri="http://schemas.openxmlformats.org/drawingml/2006/picture">
+                <pic:pic xmlns:pic="http://schemas.openxmlformats.org/drawingml/2006/picture">
+                  <pic:nvPicPr>
+                    <pic:cNvPr id="994154774" name="图片 994154774"/>
+                    <pic:cNvPicPr/>
+                  </pic:nvPicPr>
+                  <pic:blipFill rotWithShape="1">
+                    <a:blip r:embed="rId7" cstate="print">
+                      <a:extLst>
+                        <a:ext uri="{28A0092B-C50C-407E-A947-70E740481C1C}">
+                          <a14:useLocalDpi xmlns:a14="http://schemas.microsoft.com/office/drawing/2010/main" val="0"/>
+                        </a:ext>
+                      </a:extLst>
+                    </a:blip>
+                    <a:srcRect t="1459" b="23526"/>
+                    <a:stretch/>
+                  </pic:blipFill>
+                  <pic:spPr bwMode="auto">
+                    <a:xfrm>
+                      <a:off x="0" y="0"/>
+                      <a:ext cx="5274310" cy="1631950"/>
+                    </a:xfrm>
+                    <a:prstGeom prst="rect">
+                      <a:avLst/>
+                    </a:prstGeom>
+                    <a:ln>
+                      <a:noFill/>
+                    </a:ln>
+                    <a:extLst>
+                      <a:ext uri="{53640926-AAD7-44D8-BBD7-CCE9431645EC}">
+                        <a14:shadowObscured xmlns:a14="http://schemas.microsoft.com/office/drawing/2010/main"/>
+                      </a:ext>
+                    </a:extLst>
+                  </pic:spPr>
+                </pic:pic>
+              </a:graphicData>
+            </a:graphic>
+          </wp:inline>
+        </w:drawing>
+      </w:r>
+    </w:p>
+    <w:p>
+      <w:pPr>
+        <w:pStyle w:val="a7"/>
+        <w:spacing w:before="156" w:after="156"/>
+      </w:pPr>
+      <w:r>
+        <w:rPr>
+          <w:rFonts w:hint="eastAsia"/>
+        </w:rPr>
+        <w:t>Fig 3 Rationale disturber inserted between step 1 and step 2</w:t>
+      </w:r>
+    </w:p>
+    <w:p>
+      <w:pPr>
+        <w:spacing w:after="156"/>
+      </w:pPr>
+      <w:r>
+        <w:rPr>
+          <w:rFonts w:hint="eastAsia"/>
+        </w:rPr>
+        <w:t xml:space="preserve">After getting the rationale response, the original workflow will generate </w:t>
+      </w:r>
+      <w:r>
+        <w:rPr>
+          <w:rFonts w:hint="eastAsia"/>
+        </w:rPr>
+        <w:t>the 2</w:t>
+      </w:r>
+      <w:r>
+        <w:rPr>
+          <w:rFonts w:hint="eastAsia"/>
+          <w:vertAlign w:val="superscript"/>
+        </w:rPr>
+        <w:t>nd</w:t>
+      </w:r>
+      <w:r>
+        <w:rPr>
+          <w:rFonts w:hint="eastAsia"/>
+        </w:rPr>
+        <w:t xml:space="preserve"> prompt (solution) by concatenating the response with the chat history and then adding the solution query as the second question of the user. </w:t>
+      </w:r>
+      <w:r>
+        <w:t>T</w:t>
+      </w:r>
+      <w:r>
+        <w:rPr>
+          <w:rFonts w:hint="eastAsia"/>
+        </w:rPr>
+        <w:t>he order in the response list should align with the sample order of history, but the rationale disturber will shuffle the order before creating the next step prompt.</w:t>
+      </w:r>
+      <w:r>
+        <w:rPr>
+          <w:rFonts w:hint="eastAsia"/>
+        </w:rPr>
+        <w:t xml:space="preserve"> It randomly samples the list, picking the same </w:t>
+      </w:r>
+      <w:r>
+        <w:t>number</w:t>
+      </w:r>
+      <w:r>
+        <w:rPr>
+          <w:rFonts w:hint="eastAsia"/>
+        </w:rPr>
+        <w:t xml:space="preserve"> of indices from each question batch. Then it shuffles the order of the tuple list (loop until no tuple is in original place) and returns the disturbed list. </w:t>
+      </w:r>
+      <w:r>
+        <w:rPr>
+          <w:rFonts w:hint="eastAsia"/>
+        </w:rPr>
+        <w:t>(See Fig 4</w:t>
+      </w:r>
+      <w:r>
+        <w:rPr>
+          <w:rFonts w:hint="eastAsia"/>
+        </w:rPr>
+        <w:t>)</w:t>
+      </w:r>
+    </w:p>
+    <w:p>
+      <w:pPr>
+        <w:pStyle w:val="a7"/>
+        <w:spacing w:before="156" w:after="156"/>
+      </w:pPr>
+      <w:r>
+        <w:rPr>
+          <w:rFonts w:hint="eastAsia"/>
+          <w:noProof/>
+        </w:rPr>
+        <w:drawing>
+          <wp:inline distT="0" distB="0" distL="0" distR="0" wp14:anchorId="2D4198CC" wp14:editId="18BCC8F9">
+            <wp:extent cx="5274310" cy="2388870"/>
+            <wp:effectExtent l="0" t="0" r="2540" b="0"/>
+            <wp:docPr id="403015522" name="图片 2"/>
+            <wp:cNvGraphicFramePr>
+              <a:graphicFrameLocks xmlns:a="http://schemas.openxmlformats.org/drawingml/2006/main" noChangeAspect="1"/>
+            </wp:cNvGraphicFramePr>
+            <a:graphic xmlns:a="http://schemas.openxmlformats.org/drawingml/2006/main">
+              <a:graphicData uri="http://schemas.openxmlformats.org/drawingml/2006/picture">
+                <pic:pic xmlns:pic="http://schemas.openxmlformats.org/drawingml/2006/picture">
+                  <pic:nvPicPr>
+                    <pic:cNvPr id="403015522" name="图片 403015522"/>
+                    <pic:cNvPicPr/>
+                  </pic:nvPicPr>
+                  <pic:blipFill>
+                    <a:blip r:embed="rId8">
+                      <a:extLst>
+                        <a:ext uri="{28A0092B-C50C-407E-A947-70E740481C1C}">
+                          <a14:useLocalDpi xmlns:a14="http://schemas.microsoft.com/office/drawing/2010/main" val="0"/>
+                        </a:ext>
+                      </a:extLst>
+                    </a:blip>
+                    <a:stretch>
+                      <a:fillRect/>
+                    </a:stretch>
+                  </pic:blipFill>
+                  <pic:spPr>
+                    <a:xfrm>
+                      <a:off x="0" y="0"/>
+                      <a:ext cx="5274310" cy="2388870"/>
+                    </a:xfrm>
+                    <a:prstGeom prst="rect">
+                      <a:avLst/>
+                    </a:prstGeom>
+                  </pic:spPr>
+                </pic:pic>
+              </a:graphicData>
+            </a:graphic>
+          </wp:inline>
+        </w:drawing>
+      </w:r>
+    </w:p>
+    <w:p>
+      <w:pPr>
+        <w:pStyle w:val="a7"/>
+        <w:spacing w:before="156" w:after="156"/>
+      </w:pPr>
+      <w:r>
+        <w:rPr>
+          <w:rFonts w:hint="eastAsia"/>
+        </w:rPr>
+        <w:t>Fig 4 Working principle of the disturber</w:t>
+      </w:r>
+      <w:r>
+        <w:rPr>
+          <w:rFonts w:hint="eastAsia"/>
+        </w:rPr>
+        <w:t>. Demonstrated with batch size = 5 and ratio = 0.2</w:t>
+      </w:r>
+    </w:p>
+    <w:p>
+      <w:pPr>
+        <w:spacing w:after="156"/>
+      </w:pPr>
+      <w:r>
+        <w:rPr>
+          <w:rFonts w:hint="eastAsia"/>
+        </w:rPr>
+        <w:t xml:space="preserve">With the </w:t>
+      </w:r>
+      <w:r>
+        <w:t>rationale</w:t>
+      </w:r>
+      <w:r>
+        <w:rPr>
+          <w:rFonts w:hint="eastAsia"/>
+        </w:rPr>
+        <w:t xml:space="preserve"> disturber, the prompt quality about rationale can be experimented by setting the ratio parameter.</w:t>
       </w:r>
     </w:p>
     <w:p>
@@ -592,6 +938,505 @@
           <w:rFonts w:hint="eastAsia"/>
         </w:rPr>
         <w:t>3.3 Prompt Modifier</w:t>
+      </w:r>
+    </w:p>
+    <w:p>
+      <w:pPr>
+        <w:spacing w:after="156"/>
+      </w:pPr>
+      <w:r>
+        <w:rPr>
+          <w:rFonts w:hint="eastAsia"/>
+        </w:rPr>
+        <w:t xml:space="preserve">For the rest of the experiments (complexity, demonstrations and diversity), it all requires adding additional content to the original prompt chain. Therefore, a prompt modifier is developed to modify different sections of the prompt. First, the structure of the final prompt (asking for solution) consists of </w:t>
+      </w:r>
+      <w:r>
+        <w:rPr>
+          <w:rFonts w:hint="eastAsia"/>
+        </w:rPr>
+        <w:t>four</w:t>
+      </w:r>
+      <w:r>
+        <w:rPr>
+          <w:rFonts w:hint="eastAsia"/>
+        </w:rPr>
+        <w:t xml:space="preserve"> parts:</w:t>
+      </w:r>
+    </w:p>
+    <w:p>
+      <w:pPr>
+        <w:pStyle w:val="a8"/>
+        <w:numPr>
+          <w:ilvl w:val="0"/>
+          <w:numId w:val="2"/>
+        </w:numPr>
+        <w:spacing w:after="156"/>
+        <w:ind w:firstLineChars="0"/>
+      </w:pPr>
+      <w:r>
+        <w:rPr>
+          <w:rFonts w:hint="eastAsia"/>
+          <w:b/>
+          <w:bCs/>
+        </w:rPr>
+        <w:t>System prompt</w:t>
+      </w:r>
+      <w:r>
+        <w:rPr>
+          <w:rFonts w:hint="eastAsia"/>
+        </w:rPr>
+        <w:t xml:space="preserve">: The first prompt of the whole </w:t>
+      </w:r>
+      <w:r>
+        <w:t>dialogue</w:t>
+      </w:r>
+      <w:r>
+        <w:rPr>
+          <w:rFonts w:hint="eastAsia"/>
+        </w:rPr>
+        <w:t xml:space="preserve">. Provides basic </w:t>
+      </w:r>
+      <w:r>
+        <w:t>instruction</w:t>
+      </w:r>
+      <w:r>
+        <w:rPr>
+          <w:rFonts w:hint="eastAsia"/>
+        </w:rPr>
+        <w:t xml:space="preserve"> to the LLM.</w:t>
+      </w:r>
+    </w:p>
+    <w:p>
+      <w:pPr>
+        <w:pStyle w:val="a8"/>
+        <w:numPr>
+          <w:ilvl w:val="0"/>
+          <w:numId w:val="2"/>
+        </w:numPr>
+        <w:spacing w:after="156"/>
+        <w:ind w:firstLineChars="0"/>
+      </w:pPr>
+      <w:r>
+        <w:rPr>
+          <w:rFonts w:hint="eastAsia"/>
+          <w:b/>
+          <w:bCs/>
+        </w:rPr>
+        <w:lastRenderedPageBreak/>
+        <w:t>Knowledge prompt</w:t>
+      </w:r>
+      <w:r>
+        <w:rPr>
+          <w:rFonts w:hint="eastAsia"/>
+        </w:rPr>
+        <w:t xml:space="preserve">: The second prompt and the first query of user. Created by padding the coding question with texts asking the LLM to teach the user how to solve the question step by step. There are instructions telling the LLM not to </w:t>
+      </w:r>
+      <w:r>
+        <w:rPr>
+          <w:rFonts w:hint="eastAsia"/>
+        </w:rPr>
+        <w:t>give the code solution in this step.</w:t>
+      </w:r>
+    </w:p>
+    <w:p>
+      <w:pPr>
+        <w:pStyle w:val="a8"/>
+        <w:numPr>
+          <w:ilvl w:val="0"/>
+          <w:numId w:val="2"/>
+        </w:numPr>
+        <w:spacing w:after="156"/>
+        <w:ind w:firstLineChars="0"/>
+      </w:pPr>
+      <w:r>
+        <w:rPr>
+          <w:rFonts w:hint="eastAsia"/>
+          <w:b/>
+          <w:bCs/>
+        </w:rPr>
+        <w:t>Rationale from LLM</w:t>
+      </w:r>
+      <w:r>
+        <w:rPr>
+          <w:rFonts w:hint="eastAsia"/>
+        </w:rPr>
+        <w:t>: The 1</w:t>
+      </w:r>
+      <w:r>
+        <w:rPr>
+          <w:rFonts w:hint="eastAsia"/>
+          <w:vertAlign w:val="superscript"/>
+        </w:rPr>
+        <w:t>st</w:t>
+      </w:r>
+      <w:r>
+        <w:rPr>
+          <w:rFonts w:hint="eastAsia"/>
+        </w:rPr>
+        <w:t xml:space="preserve"> response from the LLM.</w:t>
+      </w:r>
+    </w:p>
+    <w:p>
+      <w:pPr>
+        <w:pStyle w:val="a8"/>
+        <w:numPr>
+          <w:ilvl w:val="0"/>
+          <w:numId w:val="2"/>
+        </w:numPr>
+        <w:spacing w:after="156"/>
+        <w:ind w:firstLineChars="0"/>
+      </w:pPr>
+      <w:r>
+        <w:rPr>
+          <w:rFonts w:hint="eastAsia"/>
+          <w:b/>
+          <w:bCs/>
+        </w:rPr>
+        <w:t>Solution Prompt</w:t>
+      </w:r>
+      <w:r>
+        <w:rPr>
+          <w:rFonts w:hint="eastAsia"/>
+        </w:rPr>
+        <w:t>:</w:t>
+      </w:r>
+      <w:r>
+        <w:rPr>
+          <w:rFonts w:hint="eastAsia"/>
+        </w:rPr>
+        <w:t xml:space="preserve"> T</w:t>
+      </w:r>
+      <w:r>
+        <w:t>h</w:t>
+      </w:r>
+      <w:r>
+        <w:rPr>
+          <w:rFonts w:hint="eastAsia"/>
+        </w:rPr>
+        <w:t>e second query of the user. Consists of texts asking the LLM to provide completed code solution and instructions about the format.</w:t>
+      </w:r>
+    </w:p>
+    <w:p>
+      <w:pPr>
+        <w:spacing w:after="156"/>
+      </w:pPr>
+      <w:r>
+        <w:rPr>
+          <w:rFonts w:hint="eastAsia"/>
+        </w:rPr>
+        <w:t>Given the structure, this report creates 6 modifiable points and utilizes the developed modifier to interfere the prompt process</w:t>
+      </w:r>
+      <w:r>
+        <w:rPr>
+          <w:rFonts w:hint="eastAsia"/>
+        </w:rPr>
+        <w:t xml:space="preserve"> (See Fig 5)</w:t>
+      </w:r>
+      <w:r>
+        <w:rPr>
+          <w:rFonts w:hint="eastAsia"/>
+        </w:rPr>
+        <w:t xml:space="preserve">. The 6 points are: </w:t>
+      </w:r>
+    </w:p>
+    <w:p>
+      <w:pPr>
+        <w:pStyle w:val="a8"/>
+        <w:numPr>
+          <w:ilvl w:val="0"/>
+          <w:numId w:val="3"/>
+        </w:numPr>
+        <w:spacing w:after="156"/>
+        <w:ind w:firstLineChars="0"/>
+      </w:pPr>
+      <w:r>
+        <w:t>S</w:t>
+      </w:r>
+      <w:r>
+        <w:rPr>
+          <w:rFonts w:hint="eastAsia"/>
+        </w:rPr>
+        <w:t xml:space="preserve">ystem prompt: Add a shortened and lengthened version. The short one only tells LLM that the environment is </w:t>
+      </w:r>
+      <w:proofErr w:type="spellStart"/>
+      <w:r>
+        <w:rPr>
+          <w:rFonts w:hint="eastAsia"/>
+        </w:rPr>
+        <w:t>ipython</w:t>
+      </w:r>
+      <w:proofErr w:type="spellEnd"/>
+      <w:r>
+        <w:rPr>
+          <w:rFonts w:hint="eastAsia"/>
+        </w:rPr>
+        <w:t>, while the long one summarizes the whole process of the chat (Step 1 &amp; Step 2)</w:t>
+      </w:r>
+    </w:p>
+    <w:p>
+      <w:pPr>
+        <w:pStyle w:val="a8"/>
+        <w:numPr>
+          <w:ilvl w:val="0"/>
+          <w:numId w:val="3"/>
+        </w:numPr>
+        <w:spacing w:after="156"/>
+        <w:ind w:firstLineChars="0"/>
+      </w:pPr>
+      <w:r>
+        <w:rPr>
+          <w:rFonts w:hint="eastAsia"/>
+        </w:rPr>
+        <w:t xml:space="preserve">Knowledge header (after the question): 5 alternative versions of the original </w:t>
+      </w:r>
+      <w:r>
+        <w:t>sentence</w:t>
+      </w:r>
+      <w:r>
+        <w:rPr>
+          <w:rFonts w:hint="eastAsia"/>
+        </w:rPr>
+        <w:t xml:space="preserve"> generated by paraphrasing</w:t>
+      </w:r>
+      <w:r>
+        <w:rPr>
+          <w:rFonts w:hint="eastAsia"/>
+        </w:rPr>
+        <w:t xml:space="preserve"> (diversity).</w:t>
+      </w:r>
+    </w:p>
+    <w:p>
+      <w:pPr>
+        <w:pStyle w:val="a8"/>
+        <w:numPr>
+          <w:ilvl w:val="0"/>
+          <w:numId w:val="3"/>
+        </w:numPr>
+        <w:spacing w:after="156"/>
+        <w:ind w:firstLineChars="0"/>
+      </w:pPr>
+      <w:r>
+        <w:rPr>
+          <w:rFonts w:hint="eastAsia"/>
+        </w:rPr>
+        <w:t>Knowledge ending:</w:t>
+      </w:r>
+      <w:r>
+        <w:rPr>
+          <w:rFonts w:hint="eastAsia"/>
+        </w:rPr>
+        <w:t xml:space="preserve"> In addition to telling the LLM not to output code solution, 2 extra instructions reminding LLM of imported Python package and boundary cases are created. These will combine with the original instruction.</w:t>
+      </w:r>
+    </w:p>
+    <w:p>
+      <w:pPr>
+        <w:pStyle w:val="a8"/>
+        <w:numPr>
+          <w:ilvl w:val="0"/>
+          <w:numId w:val="3"/>
+        </w:numPr>
+        <w:spacing w:after="156"/>
+        <w:ind w:firstLineChars="0"/>
+      </w:pPr>
+      <w:r>
+        <w:rPr>
+          <w:rFonts w:hint="eastAsia"/>
+        </w:rPr>
+        <w:t xml:space="preserve">Solution header: 5 alternative versions of the original </w:t>
+      </w:r>
+      <w:r>
+        <w:t>sentence</w:t>
+      </w:r>
+      <w:r>
+        <w:rPr>
+          <w:rFonts w:hint="eastAsia"/>
+        </w:rPr>
+        <w:t xml:space="preserve"> generated by paraphrasing (diversity).</w:t>
+      </w:r>
+    </w:p>
+    <w:p>
+      <w:pPr>
+        <w:pStyle w:val="a8"/>
+        <w:numPr>
+          <w:ilvl w:val="0"/>
+          <w:numId w:val="3"/>
+        </w:numPr>
+        <w:spacing w:after="156"/>
+        <w:ind w:firstLineChars="0"/>
+      </w:pPr>
+      <w:r>
+        <w:rPr>
+          <w:rFonts w:hint="eastAsia"/>
+        </w:rPr>
+        <w:t xml:space="preserve">Demonstrations: </w:t>
+      </w:r>
+      <w:r>
+        <w:rPr>
+          <w:rFonts w:hint="eastAsia"/>
+        </w:rPr>
+        <w:t>Load</w:t>
+      </w:r>
+      <w:r>
+        <w:rPr>
+          <w:rFonts w:hint="eastAsia"/>
+        </w:rPr>
+        <w:t xml:space="preserve"> the pre-generated testcases</w:t>
+      </w:r>
+      <w:r>
+        <w:rPr>
+          <w:rFonts w:hint="eastAsia"/>
+        </w:rPr>
+        <w:t>, randomly</w:t>
+      </w:r>
+      <w:r>
+        <w:rPr>
+          <w:rFonts w:hint="eastAsia"/>
+        </w:rPr>
+        <w:t xml:space="preserve"> pick several demonstrations </w:t>
+      </w:r>
+      <w:r>
+        <w:rPr>
+          <w:rFonts w:hint="eastAsia"/>
+        </w:rPr>
+        <w:t>and insert them into the prompt</w:t>
+      </w:r>
+      <w:r>
+        <w:rPr>
+          <w:rFonts w:hint="eastAsia"/>
+        </w:rPr>
+        <w:t xml:space="preserve">. The testcases (assertation) are processed with </w:t>
+      </w:r>
+      <w:r>
+        <w:t>regular expressions</w:t>
+      </w:r>
+      <w:r>
+        <w:rPr>
+          <w:rFonts w:hint="eastAsia"/>
+        </w:rPr>
+        <w:t xml:space="preserve"> (re package). It extracts the input and output and then put the data in pre-defined demonstration template (Input {%}: {</w:t>
+      </w:r>
+      <w:proofErr w:type="gramStart"/>
+      <w:r>
+        <w:rPr>
+          <w:rFonts w:hint="eastAsia"/>
+        </w:rPr>
+        <w:t>%}\</w:t>
+      </w:r>
+      <w:proofErr w:type="gramEnd"/>
+      <w:r>
+        <w:rPr>
+          <w:rFonts w:hint="eastAsia"/>
+        </w:rPr>
+        <w:t>n Expected output: {%}). This part follows the solution header.</w:t>
+      </w:r>
+    </w:p>
+    <w:p>
+      <w:pPr>
+        <w:pStyle w:val="a8"/>
+        <w:numPr>
+          <w:ilvl w:val="0"/>
+          <w:numId w:val="3"/>
+        </w:numPr>
+        <w:spacing w:after="156"/>
+        <w:ind w:firstLineChars="0"/>
+      </w:pPr>
+      <w:r>
+        <w:rPr>
+          <w:rFonts w:hint="eastAsia"/>
+        </w:rPr>
+        <w:t xml:space="preserve">Solution padding: 4 alternative versions of the original </w:t>
+      </w:r>
+      <w:r>
+        <w:t>sentence</w:t>
+      </w:r>
+      <w:r>
+        <w:rPr>
+          <w:rFonts w:hint="eastAsia"/>
+        </w:rPr>
+        <w:t xml:space="preserve"> generated by paraphrasing (diversity).</w:t>
+      </w:r>
+    </w:p>
+    <w:p>
+      <w:pPr>
+        <w:spacing w:after="156"/>
+      </w:pPr>
+      <w:r>
+        <w:rPr>
+          <w:rFonts w:hint="eastAsia"/>
+        </w:rPr>
+        <w:t>These 6 points can be modified independently by adjusting the modification plan (config) of the modifier.</w:t>
+      </w:r>
+    </w:p>
+    <w:p>
+      <w:pPr>
+        <w:pStyle w:val="a7"/>
+        <w:spacing w:before="156" w:after="156"/>
+      </w:pPr>
+      <w:r>
+        <w:rPr>
+          <w:rFonts w:hint="eastAsia"/>
+          <w:noProof/>
+        </w:rPr>
+        <w:drawing>
+          <wp:inline distT="0" distB="0" distL="0" distR="0" wp14:anchorId="6363D930" wp14:editId="64C6D2B4">
+            <wp:extent cx="5274310" cy="1708150"/>
+            <wp:effectExtent l="0" t="0" r="2540" b="6350"/>
+            <wp:docPr id="1258921471" name="图片 3"/>
+            <wp:cNvGraphicFramePr>
+              <a:graphicFrameLocks xmlns:a="http://schemas.openxmlformats.org/drawingml/2006/main" noChangeAspect="1"/>
+            </wp:cNvGraphicFramePr>
+            <a:graphic xmlns:a="http://schemas.openxmlformats.org/drawingml/2006/main">
+              <a:graphicData uri="http://schemas.openxmlformats.org/drawingml/2006/picture">
+                <pic:pic xmlns:pic="http://schemas.openxmlformats.org/drawingml/2006/picture">
+                  <pic:nvPicPr>
+                    <pic:cNvPr id="1258921471" name="图片 1258921471"/>
+                    <pic:cNvPicPr/>
+                  </pic:nvPicPr>
+                  <pic:blipFill rotWithShape="1">
+                    <a:blip r:embed="rId9" cstate="print">
+                      <a:extLst>
+                        <a:ext uri="{28A0092B-C50C-407E-A947-70E740481C1C}">
+                          <a14:useLocalDpi xmlns:a14="http://schemas.microsoft.com/office/drawing/2010/main" val="0"/>
+                        </a:ext>
+                      </a:extLst>
+                    </a:blip>
+                    <a:srcRect b="21483"/>
+                    <a:stretch/>
+                  </pic:blipFill>
+                  <pic:spPr bwMode="auto">
+                    <a:xfrm>
+                      <a:off x="0" y="0"/>
+                      <a:ext cx="5274310" cy="1708150"/>
+                    </a:xfrm>
+                    <a:prstGeom prst="rect">
+                      <a:avLst/>
+                    </a:prstGeom>
+                    <a:ln>
+                      <a:noFill/>
+                    </a:ln>
+                    <a:extLst>
+                      <a:ext uri="{53640926-AAD7-44D8-BBD7-CCE9431645EC}">
+                        <a14:shadowObscured xmlns:a14="http://schemas.microsoft.com/office/drawing/2010/main"/>
+                      </a:ext>
+                    </a:extLst>
+                  </pic:spPr>
+                </pic:pic>
+              </a:graphicData>
+            </a:graphic>
+          </wp:inline>
+        </w:drawing>
+      </w:r>
+    </w:p>
+    <w:p>
+      <w:pPr>
+        <w:pStyle w:val="a7"/>
+        <w:spacing w:before="156" w:after="156"/>
+      </w:pPr>
+      <w:r>
+        <w:rPr>
+          <w:rFonts w:hint="eastAsia"/>
+        </w:rPr>
+        <w:t>Fig 5 Modifier interfering the queries to the LLM</w:t>
       </w:r>
     </w:p>
     <w:p>
@@ -603,7 +1448,477 @@
         <w:rPr>
           <w:rFonts w:hint="eastAsia"/>
         </w:rPr>
-        <w:t>4 Experiments &amp; Results</w:t>
+        <w:lastRenderedPageBreak/>
+        <w:t>4 Experiments</w:t>
+      </w:r>
+    </w:p>
+    <w:p>
+      <w:pPr>
+        <w:spacing w:after="156"/>
+      </w:pPr>
+      <w:r>
+        <w:rPr>
+          <w:rFonts w:hint="eastAsia"/>
+        </w:rPr>
+        <w:t>First, the original system is operated once without adding any disturbance or modification. T</w:t>
+      </w:r>
+      <w:r>
+        <w:t>h</w:t>
+      </w:r>
+      <w:r>
+        <w:rPr>
+          <w:rFonts w:hint="eastAsia"/>
+        </w:rPr>
+        <w:t>e result is recorded and serves as the benchmark of following ablation experiments.</w:t>
+      </w:r>
+    </w:p>
+    <w:p>
+      <w:pPr>
+        <w:pStyle w:val="2"/>
+      </w:pPr>
+      <w:r>
+        <w:rPr>
+          <w:rFonts w:hint="eastAsia"/>
+          <w:bCs w:val="0"/>
+        </w:rPr>
+        <w:t>4.</w:t>
+      </w:r>
+      <w:r>
+        <w:rPr>
+          <w:rFonts w:hint="eastAsia"/>
+        </w:rPr>
+        <w:t>1 Prompt Quality</w:t>
+      </w:r>
+    </w:p>
+    <w:p>
+      <w:pPr>
+        <w:spacing w:after="156"/>
+      </w:pPr>
+      <w:r>
+        <w:rPr>
+          <w:rFonts w:hint="eastAsia"/>
+        </w:rPr>
+        <w:t xml:space="preserve">Different ratio values of the rationale disturber are tested to reflect the influence of the prompt </w:t>
+      </w:r>
+      <w:r>
+        <w:t>quality</w:t>
+      </w:r>
+      <w:r>
+        <w:rPr>
+          <w:rFonts w:hint="eastAsia"/>
+        </w:rPr>
+        <w:t xml:space="preserve"> on </w:t>
+      </w:r>
+      <w:r>
+        <w:rPr>
+          <w:rFonts w:hint="eastAsia"/>
+        </w:rPr>
+        <w:t>accuracy.</w:t>
+      </w:r>
+      <w:r>
+        <w:rPr>
+          <w:rFonts w:hint="eastAsia"/>
+        </w:rPr>
+        <w:t xml:space="preserve"> T</w:t>
+      </w:r>
+      <w:r>
+        <w:t>h</w:t>
+      </w:r>
+      <w:r>
+        <w:rPr>
+          <w:rFonts w:hint="eastAsia"/>
+        </w:rPr>
+        <w:t>e rationale disturber is implemented in different script from the prompt modifier, and is turned off in other experiments.</w:t>
+      </w:r>
+    </w:p>
+    <w:p>
+      <w:pPr>
+        <w:pStyle w:val="2"/>
+      </w:pPr>
+      <w:r>
+        <w:rPr>
+          <w:rFonts w:hint="eastAsia"/>
+        </w:rPr>
+        <w:t>4.2 Prompt Complexity</w:t>
+      </w:r>
+    </w:p>
+    <w:p>
+      <w:pPr>
+        <w:spacing w:after="156"/>
+      </w:pPr>
+      <w:r>
+        <w:rPr>
+          <w:rFonts w:hint="eastAsia"/>
+        </w:rPr>
+        <w:t xml:space="preserve">With the </w:t>
+      </w:r>
+      <w:proofErr w:type="spellStart"/>
+      <w:r>
+        <w:rPr>
+          <w:rFonts w:hint="eastAsia"/>
+        </w:rPr>
+        <w:t>modify_plan</w:t>
+      </w:r>
+      <w:proofErr w:type="spellEnd"/>
+      <w:r>
+        <w:rPr>
+          <w:rFonts w:hint="eastAsia"/>
+        </w:rPr>
+        <w:t xml:space="preserve"> variable of the prompt modifier, flexible prompt modification can be achieved. In this experiment, </w:t>
+      </w:r>
+      <w:r>
+        <w:rPr>
+          <w:rFonts w:hint="eastAsia"/>
+        </w:rPr>
+        <w:t>some</w:t>
+      </w:r>
+      <w:r>
+        <w:rPr>
+          <w:rFonts w:hint="eastAsia"/>
+        </w:rPr>
+        <w:t xml:space="preserve"> pre-defined presets are utilized to create shorter and longer versions of the whole prompt. For the short one, the shortest system prompt is used, and there is no extra reminder in Step 1 (knowledge querying). For the long one, the longest system prompt is used, and </w:t>
+      </w:r>
+      <w:r>
+        <w:rPr>
+          <w:rFonts w:hint="eastAsia"/>
+        </w:rPr>
+        <w:t xml:space="preserve">different combinations of </w:t>
+      </w:r>
+      <w:r>
+        <w:rPr>
+          <w:rFonts w:hint="eastAsia"/>
+        </w:rPr>
+        <w:t>reminders are added to Step 1. Specific texts can be found in Appendix</w:t>
+      </w:r>
+      <w:r>
+        <w:rPr>
+          <w:rFonts w:hint="eastAsia"/>
+        </w:rPr>
+        <w:t xml:space="preserve"> (So do the texts for experiments below)</w:t>
+      </w:r>
+      <w:r>
+        <w:rPr>
+          <w:rFonts w:hint="eastAsia"/>
+        </w:rPr>
+        <w:t>.</w:t>
+      </w:r>
+    </w:p>
+    <w:p>
+      <w:pPr>
+        <w:pStyle w:val="2"/>
+      </w:pPr>
+      <w:r>
+        <w:rPr>
+          <w:rFonts w:hint="eastAsia"/>
+        </w:rPr>
+        <w:t>4.3 Number of Demonstrations</w:t>
+      </w:r>
+    </w:p>
+    <w:p>
+      <w:pPr>
+        <w:spacing w:after="156"/>
+      </w:pPr>
+      <w:r>
+        <w:rPr>
+          <w:rFonts w:hint="eastAsia"/>
+        </w:rPr>
+        <w:t xml:space="preserve">The original pipeline does not include any demonstration except the comments in </w:t>
+      </w:r>
+      <w:r>
+        <w:rPr>
+          <w:rFonts w:hint="eastAsia"/>
+        </w:rPr>
+        <w:t xml:space="preserve">some of </w:t>
+      </w:r>
+      <w:r>
+        <w:rPr>
+          <w:rFonts w:hint="eastAsia"/>
+        </w:rPr>
+        <w:t>the question</w:t>
+      </w:r>
+      <w:r>
+        <w:rPr>
+          <w:rFonts w:hint="eastAsia"/>
+        </w:rPr>
+        <w:t>s</w:t>
+      </w:r>
+      <w:r>
+        <w:rPr>
+          <w:rFonts w:hint="eastAsia"/>
+        </w:rPr>
+        <w:t>.</w:t>
+      </w:r>
+      <w:r>
+        <w:rPr>
+          <w:rFonts w:hint="eastAsia"/>
+        </w:rPr>
+        <w:t xml:space="preserve"> Given the pre-generated testcases created during assignment 1, more valid testcases are available and can be used as extra demonstrations for every question.</w:t>
+      </w:r>
+    </w:p>
+    <w:p>
+      <w:pPr>
+        <w:spacing w:after="156"/>
+      </w:pPr>
+      <w:r>
+        <w:rPr>
+          <w:rFonts w:hint="eastAsia"/>
+        </w:rPr>
+        <w:t xml:space="preserve">For simple data processing, the pre-generated testcase file is manually modified again. The maximum number of testcases for a single question is limited to 10, and the format of assertation is unified (connecting input and output with </w:t>
+      </w:r>
+      <w:r>
+        <w:t>“</w:t>
+      </w:r>
+      <w:r>
+        <w:rPr>
+          <w:rFonts w:hint="eastAsia"/>
+        </w:rPr>
+        <w:t>==</w:t>
+      </w:r>
+      <w:r>
+        <w:t>”</w:t>
+      </w:r>
+      <w:r>
+        <w:rPr>
+          <w:rFonts w:hint="eastAsia"/>
+        </w:rPr>
+        <w:t>, and printing no text when assertation fails). Experiments on the number of demonstrations are tested.</w:t>
+      </w:r>
+    </w:p>
+    <w:p>
+      <w:pPr>
+        <w:pStyle w:val="2"/>
+      </w:pPr>
+      <w:r>
+        <w:rPr>
+          <w:rFonts w:hint="eastAsia"/>
+        </w:rPr>
+        <w:t>4.4 Prompt Diversity</w:t>
+      </w:r>
+    </w:p>
+    <w:p>
+      <w:pPr>
+        <w:spacing w:after="156"/>
+      </w:pPr>
+      <w:r>
+        <w:rPr>
+          <w:rFonts w:hint="eastAsia"/>
+        </w:rPr>
+        <w:t xml:space="preserve">In addition to the </w:t>
+      </w:r>
+      <w:r>
+        <w:t>different</w:t>
+      </w:r>
+      <w:r>
+        <w:rPr>
+          <w:rFonts w:hint="eastAsia"/>
+        </w:rPr>
+        <w:t xml:space="preserve"> options of the modifiable parts (some use </w:t>
+      </w:r>
+      <w:r>
+        <w:rPr>
+          <w:rFonts w:hint="eastAsia"/>
+        </w:rPr>
+        <w:t>string and others use integer</w:t>
+      </w:r>
+      <w:r>
+        <w:rPr>
+          <w:rFonts w:hint="eastAsia"/>
+        </w:rPr>
+        <w:t>)</w:t>
+      </w:r>
+      <w:r>
+        <w:rPr>
+          <w:rFonts w:hint="eastAsia"/>
+        </w:rPr>
+        <w:t xml:space="preserve">, a </w:t>
+      </w:r>
+      <w:r>
+        <w:t>‘</w:t>
+      </w:r>
+      <w:r>
+        <w:rPr>
+          <w:rFonts w:hint="eastAsia"/>
+        </w:rPr>
+        <w:t>D</w:t>
+      </w:r>
+      <w:r>
+        <w:t>’</w:t>
+      </w:r>
+      <w:r>
+        <w:rPr>
+          <w:rFonts w:hint="eastAsia"/>
+        </w:rPr>
+        <w:t xml:space="preserve"> option is set to every part. If a part of the prompt is set to be </w:t>
+      </w:r>
+      <w:r>
+        <w:t>‘</w:t>
+      </w:r>
+      <w:r>
+        <w:rPr>
+          <w:rFonts w:hint="eastAsia"/>
+        </w:rPr>
+        <w:t>D</w:t>
+      </w:r>
+      <w:r>
+        <w:t>’</w:t>
+      </w:r>
+      <w:r>
+        <w:rPr>
+          <w:rFonts w:hint="eastAsia"/>
+        </w:rPr>
+        <w:t xml:space="preserve">, the modifier will select randomly from all possible choices for that part. This brings diversity to the prompt. Moreover, there is a </w:t>
+      </w:r>
+      <w:r>
+        <w:t>‘</w:t>
+      </w:r>
+      <w:r>
+        <w:rPr>
+          <w:rFonts w:hint="eastAsia"/>
+        </w:rPr>
+        <w:t>ULTRA_DIVERSE</w:t>
+      </w:r>
+      <w:r>
+        <w:t>’</w:t>
+      </w:r>
+      <w:r>
+        <w:rPr>
+          <w:rFonts w:hint="eastAsia"/>
+        </w:rPr>
+        <w:t xml:space="preserve"> preset setting all modifiable parts to </w:t>
+      </w:r>
+      <w:r>
+        <w:t>‘</w:t>
+      </w:r>
+      <w:r>
+        <w:rPr>
+          <w:rFonts w:hint="eastAsia"/>
+        </w:rPr>
+        <w:t>D</w:t>
+      </w:r>
+      <w:r>
+        <w:t>’</w:t>
+      </w:r>
+      <w:r>
+        <w:rPr>
+          <w:rFonts w:hint="eastAsia"/>
+        </w:rPr>
+        <w:t xml:space="preserve"> to bring maximized diversity to the test.</w:t>
+      </w:r>
+    </w:p>
+    <w:p>
+      <w:pPr>
+        <w:pStyle w:val="2"/>
+        <w:rPr>
+          <w:rFonts w:hint="eastAsia"/>
+        </w:rPr>
+      </w:pPr>
+      <w:r>
+        <w:rPr>
+          <w:rFonts w:hint="eastAsia"/>
+        </w:rPr>
+        <w:t>4.5 Extra</w:t>
+      </w:r>
+      <w:r>
+        <w:rPr>
+          <w:rFonts w:hint="eastAsia"/>
+        </w:rPr>
+        <w:t xml:space="preserve"> </w:t>
+      </w:r>
+      <w:r>
+        <w:t>–</w:t>
+      </w:r>
+      <w:r>
+        <w:rPr>
+          <w:rFonts w:hint="eastAsia"/>
+        </w:rPr>
+        <w:t xml:space="preserve"> Influence of </w:t>
+      </w:r>
+      <w:r>
+        <w:rPr>
+          <w:rFonts w:hint="eastAsia"/>
+        </w:rPr>
+        <w:t>Ranking and</w:t>
+      </w:r>
+      <w:r>
+        <w:rPr>
+          <w:rFonts w:hint="eastAsia"/>
+        </w:rPr>
+        <w:t xml:space="preserve"> </w:t>
+      </w:r>
+      <w:r>
+        <w:rPr>
+          <w:rFonts w:hint="eastAsia"/>
+        </w:rPr>
+        <w:t>Self-Refining</w:t>
+      </w:r>
+    </w:p>
+    <w:p>
+      <w:pPr>
+        <w:spacing w:after="156"/>
+      </w:pPr>
+      <w:r>
+        <w:rPr>
+          <w:rFonts w:hint="eastAsia"/>
+        </w:rPr>
+        <w:t>Given that the system create</w:t>
+      </w:r>
+      <w:r>
+        <w:rPr>
+          <w:rFonts w:hint="eastAsia"/>
+        </w:rPr>
+        <w:t>s</w:t>
+      </w:r>
+      <w:r>
+        <w:rPr>
+          <w:rFonts w:hint="eastAsia"/>
+        </w:rPr>
+        <w:t xml:space="preserve"> checkpoints to break the whole process into separate steps, continuing previous records are </w:t>
+      </w:r>
+      <w:r>
+        <w:rPr>
+          <w:rFonts w:hint="eastAsia"/>
+        </w:rPr>
+        <w:t xml:space="preserve">applicable. Therefore, several sets that disturb and degrade the performance in experiments above are selected to go through the </w:t>
+      </w:r>
+      <w:r>
+        <w:rPr>
+          <w:rFonts w:hint="eastAsia"/>
+        </w:rPr>
+        <w:t xml:space="preserve">ranking </w:t>
+      </w:r>
+      <w:r>
+        <w:rPr>
+          <w:rFonts w:hint="eastAsia"/>
+        </w:rPr>
+        <w:lastRenderedPageBreak/>
+        <w:t xml:space="preserve">and </w:t>
+      </w:r>
+      <w:r>
+        <w:rPr>
+          <w:rFonts w:hint="eastAsia"/>
+        </w:rPr>
+        <w:t>self-refining part in the original pipeline. The default set is also processed. T</w:t>
+      </w:r>
+      <w:r>
+        <w:t>h</w:t>
+      </w:r>
+      <w:r>
+        <w:rPr>
+          <w:rFonts w:hint="eastAsia"/>
+        </w:rPr>
+        <w:t xml:space="preserve">e intention is to find whether </w:t>
+      </w:r>
+      <w:r>
+        <w:rPr>
+          <w:rFonts w:hint="eastAsia"/>
+        </w:rPr>
+        <w:t xml:space="preserve">ranking and </w:t>
+      </w:r>
+      <w:r>
+        <w:rPr>
+          <w:rFonts w:hint="eastAsia"/>
+        </w:rPr>
+        <w:t>self-refinement can narrow the accuracy error between default and disturbed versions.</w:t>
       </w:r>
     </w:p>
     <w:p>
@@ -615,22 +1930,4048 @@
         <w:rPr>
           <w:rFonts w:hint="eastAsia"/>
         </w:rPr>
-        <w:t>5 Analysis &amp; Discussion</w:t>
+        <w:t xml:space="preserve">5 </w:t>
+      </w:r>
+      <w:r>
+        <w:rPr>
+          <w:rFonts w:hint="eastAsia"/>
+        </w:rPr>
+        <w:t>Results</w:t>
+      </w:r>
+      <w:r>
+        <w:rPr>
+          <w:rFonts w:hint="eastAsia"/>
+        </w:rPr>
+        <w:t xml:space="preserve"> &amp; Discussion</w:t>
+      </w:r>
+      <w:r>
+        <w:rPr>
+          <w:rFonts w:hint="eastAsia"/>
+        </w:rPr>
+        <w:t>s</w:t>
+      </w:r>
+    </w:p>
+    <w:p>
+      <w:pPr>
+        <w:spacing w:after="156"/>
+        <w:rPr>
+          <w:rFonts w:hint="eastAsia"/>
+        </w:rPr>
+      </w:pPr>
+      <w:r>
+        <w:rPr>
+          <w:rFonts w:hint="eastAsia"/>
+        </w:rPr>
+        <w:t>T</w:t>
+      </w:r>
+      <w:r>
+        <w:t>h</w:t>
+      </w:r>
+      <w:r>
+        <w:rPr>
+          <w:rFonts w:hint="eastAsia"/>
+        </w:rPr>
+        <w:t xml:space="preserve">e following experiments are conducted with llama-3.1-8B-Instruct, using temperature = 0.8, </w:t>
+      </w:r>
+      <w:proofErr w:type="spellStart"/>
+      <w:r>
+        <w:rPr>
+          <w:rFonts w:hint="eastAsia"/>
+        </w:rPr>
+        <w:t>top_p</w:t>
+      </w:r>
+      <w:proofErr w:type="spellEnd"/>
+      <w:r>
+        <w:rPr>
+          <w:rFonts w:hint="eastAsia"/>
+        </w:rPr>
+        <w:t xml:space="preserve"> = 0.8 and 80 random sampled questions from </w:t>
+      </w:r>
+      <w:proofErr w:type="spellStart"/>
+      <w:r>
+        <w:rPr>
+          <w:rFonts w:hint="eastAsia"/>
+        </w:rPr>
+        <w:t>HumanEval</w:t>
+      </w:r>
+      <w:proofErr w:type="spellEnd"/>
+      <w:r>
+        <w:rPr>
+          <w:rFonts w:hint="eastAsia"/>
+        </w:rPr>
+        <w:t xml:space="preserve">. Each question has 10 samples, and the evaluation code calculates </w:t>
+      </w:r>
+      <w:proofErr w:type="spellStart"/>
+      <w:r>
+        <w:rPr>
+          <w:rFonts w:hint="eastAsia"/>
+        </w:rPr>
+        <w:t>pass@k</w:t>
+      </w:r>
+      <w:proofErr w:type="spellEnd"/>
+      <w:r>
+        <w:rPr>
+          <w:rFonts w:hint="eastAsia"/>
+        </w:rPr>
+        <w:t xml:space="preserve"> (k = 1,3,10).</w:t>
+      </w:r>
+      <w:r>
+        <w:rPr>
+          <w:rFonts w:hint="eastAsia"/>
+        </w:rPr>
+        <w:t xml:space="preserve"> Pass@1 should be the most accurate</w:t>
+      </w:r>
+      <w:r>
+        <w:rPr>
+          <w:rFonts w:hint="eastAsia"/>
+        </w:rPr>
+        <w:t xml:space="preserve"> and the most important</w:t>
+      </w:r>
+      <w:r>
+        <w:rPr>
+          <w:rFonts w:hint="eastAsia"/>
+        </w:rPr>
+        <w:t xml:space="preserve"> estimation</w:t>
+      </w:r>
+      <w:r>
+        <w:rPr>
+          <w:rFonts w:hint="eastAsia"/>
+        </w:rPr>
+        <w:t xml:space="preserve"> </w:t>
+      </w:r>
+      <w:r>
+        <w:rPr>
+          <w:rFonts w:hint="eastAsia"/>
+        </w:rPr>
+        <w:t>among these metrics</w:t>
+      </w:r>
+      <w:r>
+        <w:rPr>
+          <w:rFonts w:hint="eastAsia"/>
+        </w:rPr>
+        <w:t>, so the analysis focuses more on pass@1.</w:t>
+      </w:r>
+    </w:p>
+    <w:p>
+      <w:pPr>
+        <w:pStyle w:val="2"/>
+      </w:pPr>
+      <w:r>
+        <w:rPr>
+          <w:rFonts w:hint="eastAsia"/>
+        </w:rPr>
+        <w:t>5.1 Prompt Quality</w:t>
+      </w:r>
+    </w:p>
+    <w:p>
+      <w:pPr>
+        <w:pStyle w:val="a7"/>
+        <w:spacing w:before="156" w:afterLines="0" w:after="0"/>
+        <w:jc w:val="both"/>
+      </w:pPr>
+      <w:r>
+        <w:rPr>
+          <w:rFonts w:hint="eastAsia"/>
+        </w:rPr>
+        <w:t xml:space="preserve">Table 1 Evaluation </w:t>
+      </w:r>
+      <w:r>
+        <w:t>accuracy</w:t>
+      </w:r>
+      <w:r>
+        <w:rPr>
+          <w:rFonts w:hint="eastAsia"/>
+        </w:rPr>
+        <w:t xml:space="preserve"> for different disturbance ratio</w:t>
+      </w:r>
+      <w:r>
+        <w:rPr>
+          <w:rFonts w:hint="eastAsia"/>
+        </w:rPr>
+        <w:t>. T</w:t>
+      </w:r>
+      <w:r>
+        <w:rPr>
+          <w:rFonts w:hint="eastAsia"/>
+        </w:rPr>
+        <w:t>he gray one is the default benchmark</w:t>
+      </w:r>
+      <w:r>
+        <w:rPr>
+          <w:rFonts w:hint="eastAsia"/>
+        </w:rPr>
+        <w:t xml:space="preserve"> and the colored arrows denote the </w:t>
+      </w:r>
+      <w:r>
+        <w:rPr>
+          <w:rFonts w:hint="eastAsia"/>
+        </w:rPr>
+        <w:t>difference between previous and current value</w:t>
+      </w:r>
+    </w:p>
+    <w:tbl>
+      <w:tblPr>
+        <w:tblStyle w:val="21"/>
+        <w:tblW w:w="0" w:type="auto"/>
+        <w:tblLook w:val="0680" w:firstRow="0" w:lastRow="0" w:firstColumn="1" w:lastColumn="0" w:noHBand="1" w:noVBand="1"/>
+      </w:tblPr>
+      <w:tblGrid>
+        <w:gridCol w:w="1037"/>
+        <w:gridCol w:w="1037"/>
+        <w:gridCol w:w="1037"/>
+        <w:gridCol w:w="1037"/>
+        <w:gridCol w:w="1037"/>
+        <w:gridCol w:w="1037"/>
+        <w:gridCol w:w="1037"/>
+        <w:gridCol w:w="1037"/>
+      </w:tblGrid>
+      <w:tr>
+        <w:trPr>
+          <w:trHeight w:val="468"/>
+        </w:trPr>
+        <w:tc>
+          <w:tcPr>
+            <w:cnfStyle w:val="001000000000" w:firstRow="0" w:lastRow="0" w:firstColumn="1" w:lastColumn="0" w:oddVBand="0" w:evenVBand="0" w:oddHBand="0" w:evenHBand="0" w:firstRowFirstColumn="0" w:firstRowLastColumn="0" w:lastRowFirstColumn="0" w:lastRowLastColumn="0"/>
+            <w:tcW w:w="1037" w:type="dxa"/>
+            <w:tcBorders>
+              <w:left w:val="single" w:sz="4" w:space="0" w:color="auto"/>
+              <w:bottom w:val="single" w:sz="4" w:space="0" w:color="auto"/>
+              <w:right w:val="single" w:sz="4" w:space="0" w:color="auto"/>
+            </w:tcBorders>
+            <w:vAlign w:val="center"/>
+          </w:tcPr>
+          <w:p>
+            <w:pPr>
+              <w:pStyle w:val="a7"/>
+              <w:spacing w:beforeLines="0" w:before="0" w:afterLines="0" w:after="0"/>
+            </w:pPr>
+            <w:r>
+              <w:t>R</w:t>
+            </w:r>
+            <w:r>
+              <w:rPr>
+                <w:rFonts w:hint="eastAsia"/>
+              </w:rPr>
+              <w:t>atio</w:t>
+            </w:r>
+          </w:p>
+        </w:tc>
+        <w:tc>
+          <w:tcPr>
+            <w:tcW w:w="1037" w:type="dxa"/>
+            <w:tcBorders>
+              <w:left w:val="single" w:sz="4" w:space="0" w:color="auto"/>
+              <w:bottom w:val="single" w:sz="4" w:space="0" w:color="auto"/>
+            </w:tcBorders>
+            <w:shd w:val="clear" w:color="auto" w:fill="D1D1D1" w:themeFill="background2" w:themeFillShade="E6"/>
+            <w:vAlign w:val="center"/>
+          </w:tcPr>
+          <w:p>
+            <w:pPr>
+              <w:pStyle w:val="a7"/>
+              <w:spacing w:beforeLines="0" w:before="0" w:afterLines="0" w:after="0"/>
+              <w:cnfStyle w:val="000000000000" w:firstRow="0" w:lastRow="0" w:firstColumn="0" w:lastColumn="0" w:oddVBand="0" w:evenVBand="0" w:oddHBand="0" w:evenHBand="0" w:firstRowFirstColumn="0" w:firstRowLastColumn="0" w:lastRowFirstColumn="0" w:lastRowLastColumn="0"/>
+            </w:pPr>
+            <w:r>
+              <w:rPr>
+                <w:rFonts w:hint="eastAsia"/>
+              </w:rPr>
+              <w:t>0.0</w:t>
+            </w:r>
+          </w:p>
+        </w:tc>
+        <w:tc>
+          <w:tcPr>
+            <w:tcW w:w="1037" w:type="dxa"/>
+            <w:tcBorders>
+              <w:bottom w:val="single" w:sz="4" w:space="0" w:color="auto"/>
+            </w:tcBorders>
+            <w:vAlign w:val="center"/>
+          </w:tcPr>
+          <w:p>
+            <w:pPr>
+              <w:pStyle w:val="a7"/>
+              <w:spacing w:beforeLines="0" w:before="0" w:afterLines="0" w:after="0"/>
+              <w:cnfStyle w:val="000000000000" w:firstRow="0" w:lastRow="0" w:firstColumn="0" w:lastColumn="0" w:oddVBand="0" w:evenVBand="0" w:oddHBand="0" w:evenHBand="0" w:firstRowFirstColumn="0" w:firstRowLastColumn="0" w:lastRowFirstColumn="0" w:lastRowLastColumn="0"/>
+            </w:pPr>
+            <w:r>
+              <w:rPr>
+                <w:rFonts w:hint="eastAsia"/>
+              </w:rPr>
+              <w:t>0.1</w:t>
+            </w:r>
+          </w:p>
+        </w:tc>
+        <w:tc>
+          <w:tcPr>
+            <w:tcW w:w="1037" w:type="dxa"/>
+            <w:tcBorders>
+              <w:bottom w:val="single" w:sz="4" w:space="0" w:color="auto"/>
+            </w:tcBorders>
+            <w:vAlign w:val="center"/>
+          </w:tcPr>
+          <w:p>
+            <w:pPr>
+              <w:pStyle w:val="a7"/>
+              <w:spacing w:beforeLines="0" w:before="0" w:afterLines="0" w:after="0"/>
+              <w:cnfStyle w:val="000000000000" w:firstRow="0" w:lastRow="0" w:firstColumn="0" w:lastColumn="0" w:oddVBand="0" w:evenVBand="0" w:oddHBand="0" w:evenHBand="0" w:firstRowFirstColumn="0" w:firstRowLastColumn="0" w:lastRowFirstColumn="0" w:lastRowLastColumn="0"/>
+            </w:pPr>
+            <w:r>
+              <w:rPr>
+                <w:rFonts w:hint="eastAsia"/>
+              </w:rPr>
+              <w:t>0.2</w:t>
+            </w:r>
+          </w:p>
+        </w:tc>
+        <w:tc>
+          <w:tcPr>
+            <w:tcW w:w="1037" w:type="dxa"/>
+            <w:tcBorders>
+              <w:bottom w:val="single" w:sz="4" w:space="0" w:color="auto"/>
+            </w:tcBorders>
+            <w:vAlign w:val="center"/>
+          </w:tcPr>
+          <w:p>
+            <w:pPr>
+              <w:pStyle w:val="a7"/>
+              <w:spacing w:beforeLines="0" w:before="0" w:afterLines="0" w:after="0"/>
+              <w:cnfStyle w:val="000000000000" w:firstRow="0" w:lastRow="0" w:firstColumn="0" w:lastColumn="0" w:oddVBand="0" w:evenVBand="0" w:oddHBand="0" w:evenHBand="0" w:firstRowFirstColumn="0" w:firstRowLastColumn="0" w:lastRowFirstColumn="0" w:lastRowLastColumn="0"/>
+            </w:pPr>
+            <w:r>
+              <w:rPr>
+                <w:rFonts w:hint="eastAsia"/>
+              </w:rPr>
+              <w:t>0.3</w:t>
+            </w:r>
+          </w:p>
+        </w:tc>
+        <w:tc>
+          <w:tcPr>
+            <w:tcW w:w="1037" w:type="dxa"/>
+            <w:tcBorders>
+              <w:bottom w:val="single" w:sz="4" w:space="0" w:color="auto"/>
+            </w:tcBorders>
+            <w:vAlign w:val="center"/>
+          </w:tcPr>
+          <w:p>
+            <w:pPr>
+              <w:pStyle w:val="a7"/>
+              <w:spacing w:beforeLines="0" w:before="0" w:afterLines="0" w:after="0"/>
+              <w:cnfStyle w:val="000000000000" w:firstRow="0" w:lastRow="0" w:firstColumn="0" w:lastColumn="0" w:oddVBand="0" w:evenVBand="0" w:oddHBand="0" w:evenHBand="0" w:firstRowFirstColumn="0" w:firstRowLastColumn="0" w:lastRowFirstColumn="0" w:lastRowLastColumn="0"/>
+            </w:pPr>
+            <w:r>
+              <w:rPr>
+                <w:rFonts w:hint="eastAsia"/>
+              </w:rPr>
+              <w:t>0.4</w:t>
+            </w:r>
+          </w:p>
+        </w:tc>
+        <w:tc>
+          <w:tcPr>
+            <w:tcW w:w="1037" w:type="dxa"/>
+            <w:tcBorders>
+              <w:bottom w:val="single" w:sz="4" w:space="0" w:color="auto"/>
+            </w:tcBorders>
+            <w:vAlign w:val="center"/>
+          </w:tcPr>
+          <w:p>
+            <w:pPr>
+              <w:pStyle w:val="a7"/>
+              <w:spacing w:beforeLines="0" w:before="0" w:afterLines="0" w:after="0"/>
+              <w:cnfStyle w:val="000000000000" w:firstRow="0" w:lastRow="0" w:firstColumn="0" w:lastColumn="0" w:oddVBand="0" w:evenVBand="0" w:oddHBand="0" w:evenHBand="0" w:firstRowFirstColumn="0" w:firstRowLastColumn="0" w:lastRowFirstColumn="0" w:lastRowLastColumn="0"/>
+            </w:pPr>
+            <w:r>
+              <w:rPr>
+                <w:rFonts w:hint="eastAsia"/>
+              </w:rPr>
+              <w:t>0.5</w:t>
+            </w:r>
+          </w:p>
+        </w:tc>
+        <w:tc>
+          <w:tcPr>
+            <w:tcW w:w="1037" w:type="dxa"/>
+            <w:tcBorders>
+              <w:bottom w:val="single" w:sz="4" w:space="0" w:color="auto"/>
+              <w:right w:val="single" w:sz="4" w:space="0" w:color="auto"/>
+            </w:tcBorders>
+            <w:vAlign w:val="center"/>
+          </w:tcPr>
+          <w:p>
+            <w:pPr>
+              <w:pStyle w:val="a7"/>
+              <w:spacing w:beforeLines="0" w:before="0" w:afterLines="0" w:after="0"/>
+              <w:cnfStyle w:val="000000000000" w:firstRow="0" w:lastRow="0" w:firstColumn="0" w:lastColumn="0" w:oddVBand="0" w:evenVBand="0" w:oddHBand="0" w:evenHBand="0" w:firstRowFirstColumn="0" w:firstRowLastColumn="0" w:lastRowFirstColumn="0" w:lastRowLastColumn="0"/>
+            </w:pPr>
+            <w:r>
+              <w:rPr>
+                <w:rFonts w:hint="eastAsia"/>
+              </w:rPr>
+              <w:t>1.0</w:t>
+            </w:r>
+          </w:p>
+        </w:tc>
+      </w:tr>
+      <w:tr>
+        <w:trPr>
+          <w:trHeight w:val="468"/>
+        </w:trPr>
+        <w:tc>
+          <w:tcPr>
+            <w:cnfStyle w:val="001000000000" w:firstRow="0" w:lastRow="0" w:firstColumn="1" w:lastColumn="0" w:oddVBand="0" w:evenVBand="0" w:oddHBand="0" w:evenHBand="0" w:firstRowFirstColumn="0" w:firstRowLastColumn="0" w:lastRowFirstColumn="0" w:lastRowLastColumn="0"/>
+            <w:tcW w:w="1037" w:type="dxa"/>
+            <w:tcBorders>
+              <w:left w:val="single" w:sz="4" w:space="0" w:color="auto"/>
+              <w:right w:val="single" w:sz="4" w:space="0" w:color="auto"/>
+            </w:tcBorders>
+            <w:vAlign w:val="center"/>
+          </w:tcPr>
+          <w:p>
+            <w:pPr>
+              <w:pStyle w:val="a7"/>
+              <w:spacing w:beforeLines="0" w:before="0" w:afterLines="0" w:after="0"/>
+            </w:pPr>
+            <w:r>
+              <w:rPr>
+                <w:rFonts w:hint="eastAsia"/>
+              </w:rPr>
+              <w:t>pass@1</w:t>
+            </w:r>
+          </w:p>
+        </w:tc>
+        <w:tc>
+          <w:tcPr>
+            <w:tcW w:w="1037" w:type="dxa"/>
+            <w:tcBorders>
+              <w:left w:val="single" w:sz="4" w:space="0" w:color="auto"/>
+            </w:tcBorders>
+            <w:shd w:val="clear" w:color="auto" w:fill="D1D1D1" w:themeFill="background2" w:themeFillShade="E6"/>
+            <w:vAlign w:val="center"/>
+          </w:tcPr>
+          <w:p>
+            <w:pPr>
+              <w:pStyle w:val="a7"/>
+              <w:spacing w:beforeLines="0" w:before="0" w:afterLines="0" w:after="0"/>
+              <w:cnfStyle w:val="000000000000" w:firstRow="0" w:lastRow="0" w:firstColumn="0" w:lastColumn="0" w:oddVBand="0" w:evenVBand="0" w:oddHBand="0" w:evenHBand="0" w:firstRowFirstColumn="0" w:firstRowLastColumn="0" w:lastRowFirstColumn="0" w:lastRowLastColumn="0"/>
+            </w:pPr>
+            <w:r>
+              <w:rPr>
+                <w:rFonts w:hint="eastAsia"/>
+              </w:rPr>
+              <w:t>0.658</w:t>
+            </w:r>
+          </w:p>
+        </w:tc>
+        <w:tc>
+          <w:tcPr>
+            <w:tcW w:w="1037" w:type="dxa"/>
+            <w:vAlign w:val="center"/>
+          </w:tcPr>
+          <w:p>
+            <w:pPr>
+              <w:pStyle w:val="a7"/>
+              <w:spacing w:beforeLines="0" w:before="0" w:afterLines="0" w:after="0"/>
+              <w:cnfStyle w:val="000000000000" w:firstRow="0" w:lastRow="0" w:firstColumn="0" w:lastColumn="0" w:oddVBand="0" w:evenVBand="0" w:oddHBand="0" w:evenHBand="0" w:firstRowFirstColumn="0" w:firstRowLastColumn="0" w:lastRowFirstColumn="0" w:lastRowLastColumn="0"/>
+            </w:pPr>
+            <w:r>
+              <w:rPr>
+                <w:rFonts w:hint="eastAsia"/>
+              </w:rPr>
+              <w:t>0.636</w:t>
+            </w:r>
+            <w:r>
+              <w:rPr>
+                <w:rFonts w:hint="eastAsia"/>
+                <w:color w:val="FF0000"/>
+              </w:rPr>
+              <w:t>↓</w:t>
+            </w:r>
+          </w:p>
+        </w:tc>
+        <w:tc>
+          <w:tcPr>
+            <w:tcW w:w="1037" w:type="dxa"/>
+            <w:vAlign w:val="center"/>
+          </w:tcPr>
+          <w:p>
+            <w:pPr>
+              <w:pStyle w:val="a7"/>
+              <w:spacing w:beforeLines="0" w:before="0" w:afterLines="0" w:after="0"/>
+              <w:cnfStyle w:val="000000000000" w:firstRow="0" w:lastRow="0" w:firstColumn="0" w:lastColumn="0" w:oddVBand="0" w:evenVBand="0" w:oddHBand="0" w:evenHBand="0" w:firstRowFirstColumn="0" w:firstRowLastColumn="0" w:lastRowFirstColumn="0" w:lastRowLastColumn="0"/>
+            </w:pPr>
+            <w:r>
+              <w:rPr>
+                <w:rFonts w:hint="eastAsia"/>
+              </w:rPr>
+              <w:t>0.641</w:t>
+            </w:r>
+            <w:r>
+              <w:rPr>
+                <w:rFonts w:hint="eastAsia"/>
+                <w:color w:val="4EA72E" w:themeColor="accent6"/>
+              </w:rPr>
+              <w:t>↑</w:t>
+            </w:r>
+          </w:p>
+        </w:tc>
+        <w:tc>
+          <w:tcPr>
+            <w:tcW w:w="1037" w:type="dxa"/>
+            <w:vAlign w:val="center"/>
+          </w:tcPr>
+          <w:p>
+            <w:pPr>
+              <w:pStyle w:val="a7"/>
+              <w:spacing w:beforeLines="0" w:before="0" w:afterLines="0" w:after="0"/>
+              <w:cnfStyle w:val="000000000000" w:firstRow="0" w:lastRow="0" w:firstColumn="0" w:lastColumn="0" w:oddVBand="0" w:evenVBand="0" w:oddHBand="0" w:evenHBand="0" w:firstRowFirstColumn="0" w:firstRowLastColumn="0" w:lastRowFirstColumn="0" w:lastRowLastColumn="0"/>
+            </w:pPr>
+            <w:r>
+              <w:rPr>
+                <w:rFonts w:hint="eastAsia"/>
+              </w:rPr>
+              <w:t>0.638</w:t>
+            </w:r>
+            <w:r>
+              <w:rPr>
+                <w:rFonts w:hint="eastAsia"/>
+                <w:color w:val="FF0000"/>
+              </w:rPr>
+              <w:t>↓</w:t>
+            </w:r>
+          </w:p>
+        </w:tc>
+        <w:tc>
+          <w:tcPr>
+            <w:tcW w:w="1037" w:type="dxa"/>
+            <w:vAlign w:val="center"/>
+          </w:tcPr>
+          <w:p>
+            <w:pPr>
+              <w:pStyle w:val="a7"/>
+              <w:spacing w:beforeLines="0" w:before="0" w:afterLines="0" w:after="0"/>
+              <w:cnfStyle w:val="000000000000" w:firstRow="0" w:lastRow="0" w:firstColumn="0" w:lastColumn="0" w:oddVBand="0" w:evenVBand="0" w:oddHBand="0" w:evenHBand="0" w:firstRowFirstColumn="0" w:firstRowLastColumn="0" w:lastRowFirstColumn="0" w:lastRowLastColumn="0"/>
+            </w:pPr>
+            <w:r>
+              <w:rPr>
+                <w:rFonts w:hint="eastAsia"/>
+              </w:rPr>
+              <w:t>0.629</w:t>
+            </w:r>
+            <w:r>
+              <w:rPr>
+                <w:rFonts w:hint="eastAsia"/>
+                <w:color w:val="FF0000"/>
+              </w:rPr>
+              <w:t>↓</w:t>
+            </w:r>
+          </w:p>
+        </w:tc>
+        <w:tc>
+          <w:tcPr>
+            <w:tcW w:w="1037" w:type="dxa"/>
+            <w:vAlign w:val="center"/>
+          </w:tcPr>
+          <w:p>
+            <w:pPr>
+              <w:pStyle w:val="a7"/>
+              <w:spacing w:beforeLines="0" w:before="0" w:afterLines="0" w:after="0"/>
+              <w:cnfStyle w:val="000000000000" w:firstRow="0" w:lastRow="0" w:firstColumn="0" w:lastColumn="0" w:oddVBand="0" w:evenVBand="0" w:oddHBand="0" w:evenHBand="0" w:firstRowFirstColumn="0" w:firstRowLastColumn="0" w:lastRowFirstColumn="0" w:lastRowLastColumn="0"/>
+            </w:pPr>
+            <w:r>
+              <w:rPr>
+                <w:rFonts w:hint="eastAsia"/>
+              </w:rPr>
+              <w:t>0.615</w:t>
+            </w:r>
+            <w:r>
+              <w:rPr>
+                <w:rFonts w:hint="eastAsia"/>
+                <w:color w:val="FF0000"/>
+              </w:rPr>
+              <w:t>↓</w:t>
+            </w:r>
+          </w:p>
+        </w:tc>
+        <w:tc>
+          <w:tcPr>
+            <w:tcW w:w="1037" w:type="dxa"/>
+            <w:tcBorders>
+              <w:right w:val="single" w:sz="4" w:space="0" w:color="auto"/>
+            </w:tcBorders>
+            <w:vAlign w:val="center"/>
+          </w:tcPr>
+          <w:p>
+            <w:pPr>
+              <w:pStyle w:val="a7"/>
+              <w:spacing w:beforeLines="0" w:before="0" w:afterLines="0" w:after="0"/>
+              <w:cnfStyle w:val="000000000000" w:firstRow="0" w:lastRow="0" w:firstColumn="0" w:lastColumn="0" w:oddVBand="0" w:evenVBand="0" w:oddHBand="0" w:evenHBand="0" w:firstRowFirstColumn="0" w:firstRowLastColumn="0" w:lastRowFirstColumn="0" w:lastRowLastColumn="0"/>
+            </w:pPr>
+            <w:r>
+              <w:rPr>
+                <w:rFonts w:hint="eastAsia"/>
+              </w:rPr>
+              <w:t>0.583</w:t>
+            </w:r>
+            <w:r>
+              <w:rPr>
+                <w:rFonts w:hint="eastAsia"/>
+                <w:color w:val="FF0000"/>
+              </w:rPr>
+              <w:t>↓</w:t>
+            </w:r>
+          </w:p>
+        </w:tc>
+      </w:tr>
+      <w:tr>
+        <w:trPr>
+          <w:trHeight w:val="468"/>
+        </w:trPr>
+        <w:tc>
+          <w:tcPr>
+            <w:cnfStyle w:val="001000000000" w:firstRow="0" w:lastRow="0" w:firstColumn="1" w:lastColumn="0" w:oddVBand="0" w:evenVBand="0" w:oddHBand="0" w:evenHBand="0" w:firstRowFirstColumn="0" w:firstRowLastColumn="0" w:lastRowFirstColumn="0" w:lastRowLastColumn="0"/>
+            <w:tcW w:w="1037" w:type="dxa"/>
+            <w:tcBorders>
+              <w:left w:val="single" w:sz="4" w:space="0" w:color="auto"/>
+              <w:right w:val="single" w:sz="4" w:space="0" w:color="auto"/>
+            </w:tcBorders>
+            <w:vAlign w:val="center"/>
+          </w:tcPr>
+          <w:p>
+            <w:pPr>
+              <w:pStyle w:val="a7"/>
+              <w:spacing w:beforeLines="0" w:before="0" w:afterLines="0" w:after="0"/>
+            </w:pPr>
+            <w:r>
+              <w:rPr>
+                <w:rFonts w:hint="eastAsia"/>
+              </w:rPr>
+              <w:t>pass@3</w:t>
+            </w:r>
+          </w:p>
+        </w:tc>
+        <w:tc>
+          <w:tcPr>
+            <w:tcW w:w="1037" w:type="dxa"/>
+            <w:tcBorders>
+              <w:left w:val="single" w:sz="4" w:space="0" w:color="auto"/>
+            </w:tcBorders>
+            <w:shd w:val="clear" w:color="auto" w:fill="D1D1D1" w:themeFill="background2" w:themeFillShade="E6"/>
+            <w:vAlign w:val="center"/>
+          </w:tcPr>
+          <w:p>
+            <w:pPr>
+              <w:pStyle w:val="a7"/>
+              <w:spacing w:beforeLines="0" w:before="0" w:afterLines="0" w:after="0"/>
+              <w:cnfStyle w:val="000000000000" w:firstRow="0" w:lastRow="0" w:firstColumn="0" w:lastColumn="0" w:oddVBand="0" w:evenVBand="0" w:oddHBand="0" w:evenHBand="0" w:firstRowFirstColumn="0" w:firstRowLastColumn="0" w:lastRowFirstColumn="0" w:lastRowLastColumn="0"/>
+            </w:pPr>
+            <w:r>
+              <w:rPr>
+                <w:rFonts w:hint="eastAsia"/>
+              </w:rPr>
+              <w:t>0.822</w:t>
+            </w:r>
+          </w:p>
+        </w:tc>
+        <w:tc>
+          <w:tcPr>
+            <w:tcW w:w="1037" w:type="dxa"/>
+            <w:vAlign w:val="center"/>
+          </w:tcPr>
+          <w:p>
+            <w:pPr>
+              <w:pStyle w:val="a7"/>
+              <w:spacing w:beforeLines="0" w:before="0" w:afterLines="0" w:after="0"/>
+              <w:cnfStyle w:val="000000000000" w:firstRow="0" w:lastRow="0" w:firstColumn="0" w:lastColumn="0" w:oddVBand="0" w:evenVBand="0" w:oddHBand="0" w:evenHBand="0" w:firstRowFirstColumn="0" w:firstRowLastColumn="0" w:lastRowFirstColumn="0" w:lastRowLastColumn="0"/>
+            </w:pPr>
+            <w:r>
+              <w:rPr>
+                <w:rFonts w:hint="eastAsia"/>
+              </w:rPr>
+              <w:t>0.807</w:t>
+            </w:r>
+          </w:p>
+        </w:tc>
+        <w:tc>
+          <w:tcPr>
+            <w:tcW w:w="1037" w:type="dxa"/>
+            <w:vAlign w:val="center"/>
+          </w:tcPr>
+          <w:p>
+            <w:pPr>
+              <w:pStyle w:val="a7"/>
+              <w:spacing w:beforeLines="0" w:before="0" w:afterLines="0" w:after="0"/>
+              <w:cnfStyle w:val="000000000000" w:firstRow="0" w:lastRow="0" w:firstColumn="0" w:lastColumn="0" w:oddVBand="0" w:evenVBand="0" w:oddHBand="0" w:evenHBand="0" w:firstRowFirstColumn="0" w:firstRowLastColumn="0" w:lastRowFirstColumn="0" w:lastRowLastColumn="0"/>
+            </w:pPr>
+            <w:r>
+              <w:rPr>
+                <w:rFonts w:hint="eastAsia"/>
+              </w:rPr>
+              <w:t>0.810</w:t>
+            </w:r>
+          </w:p>
+        </w:tc>
+        <w:tc>
+          <w:tcPr>
+            <w:tcW w:w="1037" w:type="dxa"/>
+            <w:vAlign w:val="center"/>
+          </w:tcPr>
+          <w:p>
+            <w:pPr>
+              <w:pStyle w:val="a7"/>
+              <w:spacing w:beforeLines="0" w:before="0" w:afterLines="0" w:after="0"/>
+              <w:cnfStyle w:val="000000000000" w:firstRow="0" w:lastRow="0" w:firstColumn="0" w:lastColumn="0" w:oddVBand="0" w:evenVBand="0" w:oddHBand="0" w:evenHBand="0" w:firstRowFirstColumn="0" w:firstRowLastColumn="0" w:lastRowFirstColumn="0" w:lastRowLastColumn="0"/>
+            </w:pPr>
+            <w:r>
+              <w:rPr>
+                <w:rFonts w:hint="eastAsia"/>
+              </w:rPr>
+              <w:t>0.811</w:t>
+            </w:r>
+          </w:p>
+        </w:tc>
+        <w:tc>
+          <w:tcPr>
+            <w:tcW w:w="1037" w:type="dxa"/>
+            <w:vAlign w:val="center"/>
+          </w:tcPr>
+          <w:p>
+            <w:pPr>
+              <w:pStyle w:val="a7"/>
+              <w:spacing w:beforeLines="0" w:before="0" w:afterLines="0" w:after="0"/>
+              <w:cnfStyle w:val="000000000000" w:firstRow="0" w:lastRow="0" w:firstColumn="0" w:lastColumn="0" w:oddVBand="0" w:evenVBand="0" w:oddHBand="0" w:evenHBand="0" w:firstRowFirstColumn="0" w:firstRowLastColumn="0" w:lastRowFirstColumn="0" w:lastRowLastColumn="0"/>
+            </w:pPr>
+            <w:r>
+              <w:rPr>
+                <w:rFonts w:hint="eastAsia"/>
+              </w:rPr>
+              <w:t>0.803</w:t>
+            </w:r>
+          </w:p>
+        </w:tc>
+        <w:tc>
+          <w:tcPr>
+            <w:tcW w:w="1037" w:type="dxa"/>
+            <w:vAlign w:val="center"/>
+          </w:tcPr>
+          <w:p>
+            <w:pPr>
+              <w:pStyle w:val="a7"/>
+              <w:spacing w:beforeLines="0" w:before="0" w:afterLines="0" w:after="0"/>
+              <w:cnfStyle w:val="000000000000" w:firstRow="0" w:lastRow="0" w:firstColumn="0" w:lastColumn="0" w:oddVBand="0" w:evenVBand="0" w:oddHBand="0" w:evenHBand="0" w:firstRowFirstColumn="0" w:firstRowLastColumn="0" w:lastRowFirstColumn="0" w:lastRowLastColumn="0"/>
+            </w:pPr>
+            <w:r>
+              <w:rPr>
+                <w:rFonts w:hint="eastAsia"/>
+              </w:rPr>
+              <w:t>0.782</w:t>
+            </w:r>
+          </w:p>
+        </w:tc>
+        <w:tc>
+          <w:tcPr>
+            <w:tcW w:w="1037" w:type="dxa"/>
+            <w:tcBorders>
+              <w:right w:val="single" w:sz="4" w:space="0" w:color="auto"/>
+            </w:tcBorders>
+            <w:vAlign w:val="center"/>
+          </w:tcPr>
+          <w:p>
+            <w:pPr>
+              <w:pStyle w:val="a7"/>
+              <w:spacing w:beforeLines="0" w:before="0" w:afterLines="0" w:after="0"/>
+              <w:cnfStyle w:val="000000000000" w:firstRow="0" w:lastRow="0" w:firstColumn="0" w:lastColumn="0" w:oddVBand="0" w:evenVBand="0" w:oddHBand="0" w:evenHBand="0" w:firstRowFirstColumn="0" w:firstRowLastColumn="0" w:lastRowFirstColumn="0" w:lastRowLastColumn="0"/>
+            </w:pPr>
+            <w:r>
+              <w:rPr>
+                <w:rFonts w:hint="eastAsia"/>
+              </w:rPr>
+              <w:t>0.745</w:t>
+            </w:r>
+          </w:p>
+        </w:tc>
+      </w:tr>
+      <w:tr>
+        <w:trPr>
+          <w:trHeight w:val="468"/>
+        </w:trPr>
+        <w:tc>
+          <w:tcPr>
+            <w:cnfStyle w:val="001000000000" w:firstRow="0" w:lastRow="0" w:firstColumn="1" w:lastColumn="0" w:oddVBand="0" w:evenVBand="0" w:oddHBand="0" w:evenHBand="0" w:firstRowFirstColumn="0" w:firstRowLastColumn="0" w:lastRowFirstColumn="0" w:lastRowLastColumn="0"/>
+            <w:tcW w:w="1037" w:type="dxa"/>
+            <w:tcBorders>
+              <w:left w:val="single" w:sz="4" w:space="0" w:color="auto"/>
+              <w:right w:val="single" w:sz="4" w:space="0" w:color="auto"/>
+            </w:tcBorders>
+            <w:vAlign w:val="center"/>
+          </w:tcPr>
+          <w:p>
+            <w:pPr>
+              <w:pStyle w:val="a7"/>
+              <w:spacing w:beforeLines="0" w:before="0" w:afterLines="0" w:after="0"/>
+            </w:pPr>
+            <w:r>
+              <w:rPr>
+                <w:rFonts w:hint="eastAsia"/>
+              </w:rPr>
+              <w:t>pass@10</w:t>
+            </w:r>
+          </w:p>
+        </w:tc>
+        <w:tc>
+          <w:tcPr>
+            <w:tcW w:w="1037" w:type="dxa"/>
+            <w:tcBorders>
+              <w:left w:val="single" w:sz="4" w:space="0" w:color="auto"/>
+            </w:tcBorders>
+            <w:shd w:val="clear" w:color="auto" w:fill="D1D1D1" w:themeFill="background2" w:themeFillShade="E6"/>
+            <w:vAlign w:val="center"/>
+          </w:tcPr>
+          <w:p>
+            <w:pPr>
+              <w:pStyle w:val="a7"/>
+              <w:spacing w:beforeLines="0" w:before="0" w:afterLines="0" w:after="0"/>
+              <w:cnfStyle w:val="000000000000" w:firstRow="0" w:lastRow="0" w:firstColumn="0" w:lastColumn="0" w:oddVBand="0" w:evenVBand="0" w:oddHBand="0" w:evenHBand="0" w:firstRowFirstColumn="0" w:firstRowLastColumn="0" w:lastRowFirstColumn="0" w:lastRowLastColumn="0"/>
+            </w:pPr>
+            <w:r>
+              <w:rPr>
+                <w:rFonts w:hint="eastAsia"/>
+              </w:rPr>
+              <w:t>0.888</w:t>
+            </w:r>
+          </w:p>
+        </w:tc>
+        <w:tc>
+          <w:tcPr>
+            <w:tcW w:w="1037" w:type="dxa"/>
+            <w:vAlign w:val="center"/>
+          </w:tcPr>
+          <w:p>
+            <w:pPr>
+              <w:pStyle w:val="a7"/>
+              <w:spacing w:beforeLines="0" w:before="0" w:afterLines="0" w:after="0"/>
+              <w:cnfStyle w:val="000000000000" w:firstRow="0" w:lastRow="0" w:firstColumn="0" w:lastColumn="0" w:oddVBand="0" w:evenVBand="0" w:oddHBand="0" w:evenHBand="0" w:firstRowFirstColumn="0" w:firstRowLastColumn="0" w:lastRowFirstColumn="0" w:lastRowLastColumn="0"/>
+            </w:pPr>
+            <w:r>
+              <w:rPr>
+                <w:rFonts w:hint="eastAsia"/>
+              </w:rPr>
+              <w:t>0.875</w:t>
+            </w:r>
+          </w:p>
+        </w:tc>
+        <w:tc>
+          <w:tcPr>
+            <w:tcW w:w="1037" w:type="dxa"/>
+            <w:vAlign w:val="center"/>
+          </w:tcPr>
+          <w:p>
+            <w:pPr>
+              <w:pStyle w:val="a7"/>
+              <w:spacing w:beforeLines="0" w:before="0" w:afterLines="0" w:after="0"/>
+              <w:cnfStyle w:val="000000000000" w:firstRow="0" w:lastRow="0" w:firstColumn="0" w:lastColumn="0" w:oddVBand="0" w:evenVBand="0" w:oddHBand="0" w:evenHBand="0" w:firstRowFirstColumn="0" w:firstRowLastColumn="0" w:lastRowFirstColumn="0" w:lastRowLastColumn="0"/>
+            </w:pPr>
+            <w:r>
+              <w:rPr>
+                <w:rFonts w:hint="eastAsia"/>
+              </w:rPr>
+              <w:t>0.888</w:t>
+            </w:r>
+          </w:p>
+        </w:tc>
+        <w:tc>
+          <w:tcPr>
+            <w:tcW w:w="1037" w:type="dxa"/>
+            <w:vAlign w:val="center"/>
+          </w:tcPr>
+          <w:p>
+            <w:pPr>
+              <w:pStyle w:val="a7"/>
+              <w:spacing w:beforeLines="0" w:before="0" w:afterLines="0" w:after="0"/>
+              <w:cnfStyle w:val="000000000000" w:firstRow="0" w:lastRow="0" w:firstColumn="0" w:lastColumn="0" w:oddVBand="0" w:evenVBand="0" w:oddHBand="0" w:evenHBand="0" w:firstRowFirstColumn="0" w:firstRowLastColumn="0" w:lastRowFirstColumn="0" w:lastRowLastColumn="0"/>
+            </w:pPr>
+            <w:r>
+              <w:rPr>
+                <w:rFonts w:hint="eastAsia"/>
+              </w:rPr>
+              <w:t>0.875</w:t>
+            </w:r>
+          </w:p>
+        </w:tc>
+        <w:tc>
+          <w:tcPr>
+            <w:tcW w:w="1037" w:type="dxa"/>
+            <w:vAlign w:val="center"/>
+          </w:tcPr>
+          <w:p>
+            <w:pPr>
+              <w:pStyle w:val="a7"/>
+              <w:spacing w:beforeLines="0" w:before="0" w:afterLines="0" w:after="0"/>
+              <w:cnfStyle w:val="000000000000" w:firstRow="0" w:lastRow="0" w:firstColumn="0" w:lastColumn="0" w:oddVBand="0" w:evenVBand="0" w:oddHBand="0" w:evenHBand="0" w:firstRowFirstColumn="0" w:firstRowLastColumn="0" w:lastRowFirstColumn="0" w:lastRowLastColumn="0"/>
+            </w:pPr>
+            <w:r>
+              <w:rPr>
+                <w:rFonts w:hint="eastAsia"/>
+              </w:rPr>
+              <w:t>0.875</w:t>
+            </w:r>
+          </w:p>
+        </w:tc>
+        <w:tc>
+          <w:tcPr>
+            <w:tcW w:w="1037" w:type="dxa"/>
+            <w:vAlign w:val="center"/>
+          </w:tcPr>
+          <w:p>
+            <w:pPr>
+              <w:pStyle w:val="a7"/>
+              <w:spacing w:beforeLines="0" w:before="0" w:afterLines="0" w:after="0"/>
+              <w:cnfStyle w:val="000000000000" w:firstRow="0" w:lastRow="0" w:firstColumn="0" w:lastColumn="0" w:oddVBand="0" w:evenVBand="0" w:oddHBand="0" w:evenHBand="0" w:firstRowFirstColumn="0" w:firstRowLastColumn="0" w:lastRowFirstColumn="0" w:lastRowLastColumn="0"/>
+            </w:pPr>
+            <w:r>
+              <w:rPr>
+                <w:rFonts w:hint="eastAsia"/>
+              </w:rPr>
+              <w:t>0.863</w:t>
+            </w:r>
+          </w:p>
+        </w:tc>
+        <w:tc>
+          <w:tcPr>
+            <w:tcW w:w="1037" w:type="dxa"/>
+            <w:tcBorders>
+              <w:right w:val="single" w:sz="4" w:space="0" w:color="auto"/>
+            </w:tcBorders>
+            <w:vAlign w:val="center"/>
+          </w:tcPr>
+          <w:p>
+            <w:pPr>
+              <w:pStyle w:val="a7"/>
+              <w:spacing w:beforeLines="0" w:before="0" w:afterLines="0" w:after="0"/>
+              <w:cnfStyle w:val="000000000000" w:firstRow="0" w:lastRow="0" w:firstColumn="0" w:lastColumn="0" w:oddVBand="0" w:evenVBand="0" w:oddHBand="0" w:evenHBand="0" w:firstRowFirstColumn="0" w:firstRowLastColumn="0" w:lastRowFirstColumn="0" w:lastRowLastColumn="0"/>
+            </w:pPr>
+            <w:r>
+              <w:rPr>
+                <w:rFonts w:hint="eastAsia"/>
+              </w:rPr>
+              <w:t>0.838</w:t>
+            </w:r>
+          </w:p>
+        </w:tc>
+      </w:tr>
+    </w:tbl>
+    <w:p>
+      <w:pPr>
+        <w:spacing w:before="240" w:after="156"/>
+      </w:pPr>
+      <w:r>
+        <w:rPr>
+          <w:rFonts w:hint="eastAsia"/>
+        </w:rPr>
+        <w:t xml:space="preserve">It can be observed from Table 1 that the performance of LLM degrades when increasing the proportion of samples with wrong rationale. </w:t>
+      </w:r>
+      <w:r>
+        <w:rPr>
+          <w:rFonts w:hint="eastAsia"/>
+        </w:rPr>
+        <w:t xml:space="preserve">The overall trend is obvious, and the minor increases in 0.2 and 0.3 should be caused by random seed error. </w:t>
+      </w:r>
+    </w:p>
+    <w:p>
+      <w:pPr>
+        <w:spacing w:after="156"/>
+      </w:pPr>
+      <w:r>
+        <w:rPr>
+          <w:rFonts w:hint="eastAsia"/>
+        </w:rPr>
+        <w:t xml:space="preserve">However, even if </w:t>
+      </w:r>
+      <w:r>
+        <w:t>all</w:t>
+      </w:r>
+      <w:r>
+        <w:rPr>
+          <w:rFonts w:hint="eastAsia"/>
+        </w:rPr>
+        <w:t xml:space="preserve"> the samples are disturbed</w:t>
+      </w:r>
+      <w:r>
+        <w:rPr>
+          <w:rFonts w:hint="eastAsia"/>
+        </w:rPr>
+        <w:t xml:space="preserve"> (ratio = 1.0)</w:t>
+      </w:r>
+      <w:r>
+        <w:rPr>
+          <w:rFonts w:hint="eastAsia"/>
+        </w:rPr>
+        <w:t xml:space="preserve">, the model still </w:t>
+      </w:r>
+      <w:r>
+        <w:rPr>
+          <w:rFonts w:hint="eastAsia"/>
+        </w:rPr>
+        <w:t>achieves a 50%+ accuracy</w:t>
+      </w:r>
+      <w:r>
+        <w:rPr>
+          <w:rFonts w:hint="eastAsia"/>
+        </w:rPr>
+        <w:t xml:space="preserve">. This might be because that LLM does not focus on the latest context only but pay attention to all of the previous content, which is one prominent feature of the </w:t>
+      </w:r>
+      <w:r>
+        <w:t>transformer</w:t>
+      </w:r>
+      <w:r>
+        <w:rPr>
+          <w:rFonts w:hint="eastAsia"/>
+        </w:rPr>
+        <w:t xml:space="preserve"> structure.</w:t>
+      </w:r>
+      <w:r>
+        <w:rPr>
+          <w:rFonts w:hint="eastAsia"/>
+        </w:rPr>
+        <w:t xml:space="preserve"> The correct question in the first prompt receives much attention, allowing the LLM to reduce the negative effect from the disturbed rationale.</w:t>
+      </w:r>
+    </w:p>
+    <w:p>
+      <w:pPr>
+        <w:pStyle w:val="2"/>
+      </w:pPr>
+      <w:r>
+        <w:rPr>
+          <w:rFonts w:hint="eastAsia"/>
+        </w:rPr>
+        <w:t>5.2 Prompt Complexity</w:t>
+      </w:r>
+    </w:p>
+    <w:p>
+      <w:pPr>
+        <w:pStyle w:val="a7"/>
+        <w:spacing w:before="156" w:afterLines="0" w:after="0"/>
+      </w:pPr>
+      <w:r>
+        <w:rPr>
+          <w:rFonts w:hint="eastAsia"/>
+        </w:rPr>
+        <w:t>Table 2 Evaluation accuracy for different prompt complexity</w:t>
+      </w:r>
+    </w:p>
+    <w:tbl>
+      <w:tblPr>
+        <w:tblStyle w:val="21"/>
+        <w:tblW w:w="5000" w:type="pct"/>
+        <w:tblLook w:val="06A0" w:firstRow="1" w:lastRow="0" w:firstColumn="1" w:lastColumn="0" w:noHBand="1" w:noVBand="1"/>
+      </w:tblPr>
+      <w:tblGrid>
+        <w:gridCol w:w="1119"/>
+        <w:gridCol w:w="768"/>
+        <w:gridCol w:w="999"/>
+        <w:gridCol w:w="1224"/>
+        <w:gridCol w:w="1558"/>
+        <w:gridCol w:w="1430"/>
+        <w:gridCol w:w="1198"/>
+      </w:tblGrid>
+      <w:tr>
+        <w:trPr>
+          <w:cnfStyle w:val="100000000000" w:firstRow="1" w:lastRow="0" w:firstColumn="0" w:lastColumn="0" w:oddVBand="0" w:evenVBand="0" w:oddHBand="0" w:evenHBand="0" w:firstRowFirstColumn="0" w:firstRowLastColumn="0" w:lastRowFirstColumn="0" w:lastRowLastColumn="0"/>
+          <w:trHeight w:val="471"/>
+        </w:trPr>
+        <w:tc>
+          <w:tcPr>
+            <w:cnfStyle w:val="001000000000" w:firstRow="0" w:lastRow="0" w:firstColumn="1" w:lastColumn="0" w:oddVBand="0" w:evenVBand="0" w:oddHBand="0" w:evenHBand="0" w:firstRowFirstColumn="0" w:firstRowLastColumn="0" w:lastRowFirstColumn="0" w:lastRowLastColumn="0"/>
+            <w:tcW w:w="674" w:type="pct"/>
+            <w:tcBorders>
+              <w:left w:val="single" w:sz="4" w:space="0" w:color="auto"/>
+              <w:right w:val="single" w:sz="4" w:space="0" w:color="auto"/>
+            </w:tcBorders>
+            <w:vAlign w:val="center"/>
+          </w:tcPr>
+          <w:p>
+            <w:pPr>
+              <w:pStyle w:val="aa"/>
+              <w:jc w:val="center"/>
+            </w:pPr>
+            <w:r>
+              <w:t>P</w:t>
+            </w:r>
+            <w:r>
+              <w:rPr>
+                <w:rFonts w:hint="eastAsia"/>
+              </w:rPr>
+              <w:t>reset</w:t>
+            </w:r>
+          </w:p>
+        </w:tc>
+        <w:tc>
+          <w:tcPr>
+            <w:tcW w:w="463" w:type="pct"/>
+            <w:tcBorders>
+              <w:left w:val="single" w:sz="4" w:space="0" w:color="auto"/>
+            </w:tcBorders>
+            <w:vAlign w:val="center"/>
+          </w:tcPr>
+          <w:p>
+            <w:pPr>
+              <w:pStyle w:val="aa"/>
+              <w:jc w:val="center"/>
+              <w:cnfStyle w:val="100000000000" w:firstRow="1" w:lastRow="0" w:firstColumn="0" w:lastColumn="0" w:oddVBand="0" w:evenVBand="0" w:oddHBand="0" w:evenHBand="0" w:firstRowFirstColumn="0" w:firstRowLastColumn="0" w:lastRowFirstColumn="0" w:lastRowLastColumn="0"/>
+            </w:pPr>
+            <w:r>
+              <w:t>short</w:t>
+            </w:r>
+          </w:p>
+        </w:tc>
+        <w:tc>
+          <w:tcPr>
+            <w:tcW w:w="602" w:type="pct"/>
+            <w:shd w:val="clear" w:color="auto" w:fill="D1D1D1" w:themeFill="background2" w:themeFillShade="E6"/>
+            <w:vAlign w:val="center"/>
+          </w:tcPr>
+          <w:p>
+            <w:pPr>
+              <w:pStyle w:val="aa"/>
+              <w:jc w:val="center"/>
+              <w:cnfStyle w:val="100000000000" w:firstRow="1" w:lastRow="0" w:firstColumn="0" w:lastColumn="0" w:oddVBand="0" w:evenVBand="0" w:oddHBand="0" w:evenHBand="0" w:firstRowFirstColumn="0" w:firstRowLastColumn="0" w:lastRowFirstColumn="0" w:lastRowLastColumn="0"/>
+            </w:pPr>
+            <w:r>
+              <w:t>base</w:t>
+            </w:r>
+          </w:p>
+        </w:tc>
+        <w:tc>
+          <w:tcPr>
+            <w:tcW w:w="738" w:type="pct"/>
+            <w:vAlign w:val="center"/>
+          </w:tcPr>
+          <w:p>
+            <w:pPr>
+              <w:pStyle w:val="aa"/>
+              <w:jc w:val="center"/>
+              <w:cnfStyle w:val="100000000000" w:firstRow="1" w:lastRow="0" w:firstColumn="0" w:lastColumn="0" w:oddVBand="0" w:evenVBand="0" w:oddHBand="0" w:evenHBand="0" w:firstRowFirstColumn="0" w:firstRowLastColumn="0" w:lastRowFirstColumn="0" w:lastRowLastColumn="0"/>
+            </w:pPr>
+            <w:r>
+              <w:t>long-none</w:t>
+            </w:r>
+          </w:p>
+        </w:tc>
+        <w:tc>
+          <w:tcPr>
+            <w:tcW w:w="939" w:type="pct"/>
+            <w:vAlign w:val="center"/>
+          </w:tcPr>
+          <w:p>
+            <w:pPr>
+              <w:pStyle w:val="aa"/>
+              <w:jc w:val="center"/>
+              <w:cnfStyle w:val="100000000000" w:firstRow="1" w:lastRow="0" w:firstColumn="0" w:lastColumn="0" w:oddVBand="0" w:evenVBand="0" w:oddHBand="0" w:evenHBand="0" w:firstRowFirstColumn="0" w:firstRowLastColumn="0" w:lastRowFirstColumn="0" w:lastRowLastColumn="0"/>
+            </w:pPr>
+            <w:r>
+              <w:t>long-package</w:t>
+            </w:r>
+          </w:p>
+        </w:tc>
+        <w:tc>
+          <w:tcPr>
+            <w:tcW w:w="862" w:type="pct"/>
+            <w:vAlign w:val="center"/>
+          </w:tcPr>
+          <w:p>
+            <w:pPr>
+              <w:pStyle w:val="aa"/>
+              <w:jc w:val="center"/>
+              <w:cnfStyle w:val="100000000000" w:firstRow="1" w:lastRow="0" w:firstColumn="0" w:lastColumn="0" w:oddVBand="0" w:evenVBand="0" w:oddHBand="0" w:evenHBand="0" w:firstRowFirstColumn="0" w:firstRowLastColumn="0" w:lastRowFirstColumn="0" w:lastRowLastColumn="0"/>
+            </w:pPr>
+            <w:r>
+              <w:t>long-border</w:t>
+            </w:r>
+          </w:p>
+        </w:tc>
+        <w:tc>
+          <w:tcPr>
+            <w:tcW w:w="723" w:type="pct"/>
+            <w:tcBorders>
+              <w:right w:val="single" w:sz="4" w:space="0" w:color="auto"/>
+            </w:tcBorders>
+            <w:vAlign w:val="center"/>
+          </w:tcPr>
+          <w:p>
+            <w:pPr>
+              <w:pStyle w:val="aa"/>
+              <w:jc w:val="center"/>
+              <w:cnfStyle w:val="100000000000" w:firstRow="1" w:lastRow="0" w:firstColumn="0" w:lastColumn="0" w:oddVBand="0" w:evenVBand="0" w:oddHBand="0" w:evenHBand="0" w:firstRowFirstColumn="0" w:firstRowLastColumn="0" w:lastRowFirstColumn="0" w:lastRowLastColumn="0"/>
+            </w:pPr>
+            <w:r>
+              <w:t>long-both</w:t>
+            </w:r>
+          </w:p>
+        </w:tc>
+      </w:tr>
+      <w:tr>
+        <w:trPr>
+          <w:trHeight w:val="471"/>
+        </w:trPr>
+        <w:tc>
+          <w:tcPr>
+            <w:cnfStyle w:val="001000000000" w:firstRow="0" w:lastRow="0" w:firstColumn="1" w:lastColumn="0" w:oddVBand="0" w:evenVBand="0" w:oddHBand="0" w:evenHBand="0" w:firstRowFirstColumn="0" w:firstRowLastColumn="0" w:lastRowFirstColumn="0" w:lastRowLastColumn="0"/>
+            <w:tcW w:w="674" w:type="pct"/>
+            <w:tcBorders>
+              <w:left w:val="single" w:sz="4" w:space="0" w:color="auto"/>
+              <w:right w:val="single" w:sz="4" w:space="0" w:color="auto"/>
+            </w:tcBorders>
+            <w:vAlign w:val="center"/>
+          </w:tcPr>
+          <w:p>
+            <w:pPr>
+              <w:pStyle w:val="aa"/>
+              <w:jc w:val="center"/>
+            </w:pPr>
+            <w:r>
+              <w:rPr>
+                <w:rFonts w:hint="eastAsia"/>
+              </w:rPr>
+              <w:t>pass@1</w:t>
+            </w:r>
+          </w:p>
+        </w:tc>
+        <w:tc>
+          <w:tcPr>
+            <w:tcW w:w="463" w:type="pct"/>
+            <w:tcBorders>
+              <w:left w:val="single" w:sz="4" w:space="0" w:color="auto"/>
+            </w:tcBorders>
+            <w:vAlign w:val="center"/>
+          </w:tcPr>
+          <w:p>
+            <w:pPr>
+              <w:pStyle w:val="aa"/>
+              <w:jc w:val="center"/>
+              <w:cnfStyle w:val="000000000000" w:firstRow="0" w:lastRow="0" w:firstColumn="0" w:lastColumn="0" w:oddVBand="0" w:evenVBand="0" w:oddHBand="0" w:evenHBand="0" w:firstRowFirstColumn="0" w:firstRowLastColumn="0" w:lastRowFirstColumn="0" w:lastRowLastColumn="0"/>
+            </w:pPr>
+            <w:r>
+              <w:rPr>
+                <w:rFonts w:hint="eastAsia"/>
+              </w:rPr>
+              <w:t>0.638</w:t>
+            </w:r>
+          </w:p>
+        </w:tc>
+        <w:tc>
+          <w:tcPr>
+            <w:tcW w:w="602" w:type="pct"/>
+            <w:shd w:val="clear" w:color="auto" w:fill="D1D1D1" w:themeFill="background2" w:themeFillShade="E6"/>
+            <w:vAlign w:val="center"/>
+          </w:tcPr>
+          <w:p>
+            <w:pPr>
+              <w:pStyle w:val="aa"/>
+              <w:jc w:val="center"/>
+              <w:cnfStyle w:val="000000000000" w:firstRow="0" w:lastRow="0" w:firstColumn="0" w:lastColumn="0" w:oddVBand="0" w:evenVBand="0" w:oddHBand="0" w:evenHBand="0" w:firstRowFirstColumn="0" w:firstRowLastColumn="0" w:lastRowFirstColumn="0" w:lastRowLastColumn="0"/>
+            </w:pPr>
+            <w:r>
+              <w:rPr>
+                <w:rFonts w:hint="eastAsia"/>
+              </w:rPr>
+              <w:t>0.658</w:t>
+            </w:r>
+            <w:r>
+              <w:rPr>
+                <w:rFonts w:hint="eastAsia"/>
+                <w:color w:val="4EA72E" w:themeColor="accent6"/>
+              </w:rPr>
+              <w:t>↑</w:t>
+            </w:r>
+          </w:p>
+        </w:tc>
+        <w:tc>
+          <w:tcPr>
+            <w:tcW w:w="738" w:type="pct"/>
+            <w:vAlign w:val="center"/>
+          </w:tcPr>
+          <w:p>
+            <w:pPr>
+              <w:pStyle w:val="aa"/>
+              <w:jc w:val="center"/>
+              <w:cnfStyle w:val="000000000000" w:firstRow="0" w:lastRow="0" w:firstColumn="0" w:lastColumn="0" w:oddVBand="0" w:evenVBand="0" w:oddHBand="0" w:evenHBand="0" w:firstRowFirstColumn="0" w:firstRowLastColumn="0" w:lastRowFirstColumn="0" w:lastRowLastColumn="0"/>
+            </w:pPr>
+            <w:r>
+              <w:rPr>
+                <w:rFonts w:hint="eastAsia"/>
+              </w:rPr>
+              <w:t>0.626</w:t>
+            </w:r>
+            <w:r>
+              <w:rPr>
+                <w:rFonts w:hint="eastAsia"/>
+                <w:color w:val="FF0000"/>
+              </w:rPr>
+              <w:t>↓</w:t>
+            </w:r>
+          </w:p>
+        </w:tc>
+        <w:tc>
+          <w:tcPr>
+            <w:tcW w:w="939" w:type="pct"/>
+            <w:vAlign w:val="center"/>
+          </w:tcPr>
+          <w:p>
+            <w:pPr>
+              <w:pStyle w:val="aa"/>
+              <w:jc w:val="center"/>
+              <w:cnfStyle w:val="000000000000" w:firstRow="0" w:lastRow="0" w:firstColumn="0" w:lastColumn="0" w:oddVBand="0" w:evenVBand="0" w:oddHBand="0" w:evenHBand="0" w:firstRowFirstColumn="0" w:firstRowLastColumn="0" w:lastRowFirstColumn="0" w:lastRowLastColumn="0"/>
+            </w:pPr>
+            <w:r>
+              <w:rPr>
+                <w:rFonts w:hint="eastAsia"/>
+              </w:rPr>
+              <w:t>0.620</w:t>
+            </w:r>
+            <w:r>
+              <w:rPr>
+                <w:rFonts w:hint="eastAsia"/>
+                <w:color w:val="FF0000"/>
+              </w:rPr>
+              <w:t>↓</w:t>
+            </w:r>
+          </w:p>
+        </w:tc>
+        <w:tc>
+          <w:tcPr>
+            <w:tcW w:w="862" w:type="pct"/>
+            <w:vAlign w:val="center"/>
+          </w:tcPr>
+          <w:p>
+            <w:pPr>
+              <w:pStyle w:val="aa"/>
+              <w:jc w:val="center"/>
+              <w:cnfStyle w:val="000000000000" w:firstRow="0" w:lastRow="0" w:firstColumn="0" w:lastColumn="0" w:oddVBand="0" w:evenVBand="0" w:oddHBand="0" w:evenHBand="0" w:firstRowFirstColumn="0" w:firstRowLastColumn="0" w:lastRowFirstColumn="0" w:lastRowLastColumn="0"/>
+            </w:pPr>
+            <w:r>
+              <w:rPr>
+                <w:rFonts w:hint="eastAsia"/>
+              </w:rPr>
+              <w:t>0.603</w:t>
+            </w:r>
+            <w:r>
+              <w:rPr>
+                <w:rFonts w:hint="eastAsia"/>
+                <w:color w:val="FF0000"/>
+              </w:rPr>
+              <w:t>↓</w:t>
+            </w:r>
+          </w:p>
+        </w:tc>
+        <w:tc>
+          <w:tcPr>
+            <w:tcW w:w="723" w:type="pct"/>
+            <w:tcBorders>
+              <w:right w:val="single" w:sz="4" w:space="0" w:color="auto"/>
+            </w:tcBorders>
+            <w:vAlign w:val="center"/>
+          </w:tcPr>
+          <w:p>
+            <w:pPr>
+              <w:pStyle w:val="aa"/>
+              <w:jc w:val="center"/>
+              <w:cnfStyle w:val="000000000000" w:firstRow="0" w:lastRow="0" w:firstColumn="0" w:lastColumn="0" w:oddVBand="0" w:evenVBand="0" w:oddHBand="0" w:evenHBand="0" w:firstRowFirstColumn="0" w:firstRowLastColumn="0" w:lastRowFirstColumn="0" w:lastRowLastColumn="0"/>
+            </w:pPr>
+            <w:r>
+              <w:rPr>
+                <w:rFonts w:hint="eastAsia"/>
+              </w:rPr>
+              <w:t>0.590</w:t>
+            </w:r>
+            <w:r>
+              <w:rPr>
+                <w:rFonts w:hint="eastAsia"/>
+                <w:color w:val="FF0000"/>
+              </w:rPr>
+              <w:t>↓</w:t>
+            </w:r>
+          </w:p>
+        </w:tc>
+      </w:tr>
+      <w:tr>
+        <w:trPr>
+          <w:trHeight w:val="471"/>
+        </w:trPr>
+        <w:tc>
+          <w:tcPr>
+            <w:cnfStyle w:val="001000000000" w:firstRow="0" w:lastRow="0" w:firstColumn="1" w:lastColumn="0" w:oddVBand="0" w:evenVBand="0" w:oddHBand="0" w:evenHBand="0" w:firstRowFirstColumn="0" w:firstRowLastColumn="0" w:lastRowFirstColumn="0" w:lastRowLastColumn="0"/>
+            <w:tcW w:w="674" w:type="pct"/>
+            <w:tcBorders>
+              <w:left w:val="single" w:sz="4" w:space="0" w:color="auto"/>
+              <w:right w:val="single" w:sz="4" w:space="0" w:color="auto"/>
+            </w:tcBorders>
+            <w:vAlign w:val="center"/>
+          </w:tcPr>
+          <w:p>
+            <w:pPr>
+              <w:pStyle w:val="aa"/>
+              <w:jc w:val="center"/>
+            </w:pPr>
+            <w:r>
+              <w:rPr>
+                <w:rFonts w:hint="eastAsia"/>
+              </w:rPr>
+              <w:t>pass@3</w:t>
+            </w:r>
+          </w:p>
+        </w:tc>
+        <w:tc>
+          <w:tcPr>
+            <w:tcW w:w="463" w:type="pct"/>
+            <w:tcBorders>
+              <w:left w:val="single" w:sz="4" w:space="0" w:color="auto"/>
+            </w:tcBorders>
+            <w:vAlign w:val="center"/>
+          </w:tcPr>
+          <w:p>
+            <w:pPr>
+              <w:pStyle w:val="aa"/>
+              <w:jc w:val="center"/>
+              <w:cnfStyle w:val="000000000000" w:firstRow="0" w:lastRow="0" w:firstColumn="0" w:lastColumn="0" w:oddVBand="0" w:evenVBand="0" w:oddHBand="0" w:evenHBand="0" w:firstRowFirstColumn="0" w:firstRowLastColumn="0" w:lastRowFirstColumn="0" w:lastRowLastColumn="0"/>
+            </w:pPr>
+            <w:r>
+              <w:rPr>
+                <w:rFonts w:hint="eastAsia"/>
+              </w:rPr>
+              <w:t>0.839</w:t>
+            </w:r>
+          </w:p>
+        </w:tc>
+        <w:tc>
+          <w:tcPr>
+            <w:tcW w:w="602" w:type="pct"/>
+            <w:shd w:val="clear" w:color="auto" w:fill="D1D1D1" w:themeFill="background2" w:themeFillShade="E6"/>
+            <w:vAlign w:val="center"/>
+          </w:tcPr>
+          <w:p>
+            <w:pPr>
+              <w:pStyle w:val="aa"/>
+              <w:jc w:val="center"/>
+              <w:cnfStyle w:val="000000000000" w:firstRow="0" w:lastRow="0" w:firstColumn="0" w:lastColumn="0" w:oddVBand="0" w:evenVBand="0" w:oddHBand="0" w:evenHBand="0" w:firstRowFirstColumn="0" w:firstRowLastColumn="0" w:lastRowFirstColumn="0" w:lastRowLastColumn="0"/>
+            </w:pPr>
+            <w:r>
+              <w:rPr>
+                <w:rFonts w:hint="eastAsia"/>
+              </w:rPr>
+              <w:t>0.822</w:t>
+            </w:r>
+          </w:p>
+        </w:tc>
+        <w:tc>
+          <w:tcPr>
+            <w:tcW w:w="738" w:type="pct"/>
+            <w:vAlign w:val="center"/>
+          </w:tcPr>
+          <w:p>
+            <w:pPr>
+              <w:pStyle w:val="aa"/>
+              <w:jc w:val="center"/>
+              <w:cnfStyle w:val="000000000000" w:firstRow="0" w:lastRow="0" w:firstColumn="0" w:lastColumn="0" w:oddVBand="0" w:evenVBand="0" w:oddHBand="0" w:evenHBand="0" w:firstRowFirstColumn="0" w:firstRowLastColumn="0" w:lastRowFirstColumn="0" w:lastRowLastColumn="0"/>
+            </w:pPr>
+            <w:r>
+              <w:rPr>
+                <w:rFonts w:hint="eastAsia"/>
+              </w:rPr>
+              <w:t>0.774</w:t>
+            </w:r>
+          </w:p>
+        </w:tc>
+        <w:tc>
+          <w:tcPr>
+            <w:tcW w:w="939" w:type="pct"/>
+            <w:vAlign w:val="center"/>
+          </w:tcPr>
+          <w:p>
+            <w:pPr>
+              <w:pStyle w:val="aa"/>
+              <w:jc w:val="center"/>
+              <w:cnfStyle w:val="000000000000" w:firstRow="0" w:lastRow="0" w:firstColumn="0" w:lastColumn="0" w:oddVBand="0" w:evenVBand="0" w:oddHBand="0" w:evenHBand="0" w:firstRowFirstColumn="0" w:firstRowLastColumn="0" w:lastRowFirstColumn="0" w:lastRowLastColumn="0"/>
+            </w:pPr>
+            <w:r>
+              <w:rPr>
+                <w:rFonts w:hint="eastAsia"/>
+              </w:rPr>
+              <w:t>0.794</w:t>
+            </w:r>
+          </w:p>
+        </w:tc>
+        <w:tc>
+          <w:tcPr>
+            <w:tcW w:w="862" w:type="pct"/>
+            <w:vAlign w:val="center"/>
+          </w:tcPr>
+          <w:p>
+            <w:pPr>
+              <w:pStyle w:val="aa"/>
+              <w:jc w:val="center"/>
+              <w:cnfStyle w:val="000000000000" w:firstRow="0" w:lastRow="0" w:firstColumn="0" w:lastColumn="0" w:oddVBand="0" w:evenVBand="0" w:oddHBand="0" w:evenHBand="0" w:firstRowFirstColumn="0" w:firstRowLastColumn="0" w:lastRowFirstColumn="0" w:lastRowLastColumn="0"/>
+            </w:pPr>
+            <w:r>
+              <w:rPr>
+                <w:rFonts w:hint="eastAsia"/>
+              </w:rPr>
+              <w:t>0.781</w:t>
+            </w:r>
+          </w:p>
+        </w:tc>
+        <w:tc>
+          <w:tcPr>
+            <w:tcW w:w="723" w:type="pct"/>
+            <w:tcBorders>
+              <w:right w:val="single" w:sz="4" w:space="0" w:color="auto"/>
+            </w:tcBorders>
+            <w:vAlign w:val="center"/>
+          </w:tcPr>
+          <w:p>
+            <w:pPr>
+              <w:pStyle w:val="aa"/>
+              <w:jc w:val="center"/>
+              <w:cnfStyle w:val="000000000000" w:firstRow="0" w:lastRow="0" w:firstColumn="0" w:lastColumn="0" w:oddVBand="0" w:evenVBand="0" w:oddHBand="0" w:evenHBand="0" w:firstRowFirstColumn="0" w:firstRowLastColumn="0" w:lastRowFirstColumn="0" w:lastRowLastColumn="0"/>
+            </w:pPr>
+            <w:r>
+              <w:rPr>
+                <w:rFonts w:hint="eastAsia"/>
+              </w:rPr>
+              <w:t>0.766</w:t>
+            </w:r>
+          </w:p>
+        </w:tc>
+      </w:tr>
+      <w:tr>
+        <w:trPr>
+          <w:trHeight w:val="471"/>
+        </w:trPr>
+        <w:tc>
+          <w:tcPr>
+            <w:cnfStyle w:val="001000000000" w:firstRow="0" w:lastRow="0" w:firstColumn="1" w:lastColumn="0" w:oddVBand="0" w:evenVBand="0" w:oddHBand="0" w:evenHBand="0" w:firstRowFirstColumn="0" w:firstRowLastColumn="0" w:lastRowFirstColumn="0" w:lastRowLastColumn="0"/>
+            <w:tcW w:w="674" w:type="pct"/>
+            <w:tcBorders>
+              <w:left w:val="single" w:sz="4" w:space="0" w:color="auto"/>
+              <w:right w:val="single" w:sz="4" w:space="0" w:color="auto"/>
+            </w:tcBorders>
+            <w:vAlign w:val="center"/>
+          </w:tcPr>
+          <w:p>
+            <w:pPr>
+              <w:pStyle w:val="aa"/>
+              <w:jc w:val="center"/>
+            </w:pPr>
+            <w:r>
+              <w:rPr>
+                <w:rFonts w:hint="eastAsia"/>
+              </w:rPr>
+              <w:t>pass@10</w:t>
+            </w:r>
+          </w:p>
+        </w:tc>
+        <w:tc>
+          <w:tcPr>
+            <w:tcW w:w="463" w:type="pct"/>
+            <w:tcBorders>
+              <w:left w:val="single" w:sz="4" w:space="0" w:color="auto"/>
+            </w:tcBorders>
+            <w:vAlign w:val="center"/>
+          </w:tcPr>
+          <w:p>
+            <w:pPr>
+              <w:pStyle w:val="aa"/>
+              <w:jc w:val="center"/>
+              <w:cnfStyle w:val="000000000000" w:firstRow="0" w:lastRow="0" w:firstColumn="0" w:lastColumn="0" w:oddVBand="0" w:evenVBand="0" w:oddHBand="0" w:evenHBand="0" w:firstRowFirstColumn="0" w:firstRowLastColumn="0" w:lastRowFirstColumn="0" w:lastRowLastColumn="0"/>
+            </w:pPr>
+            <w:r>
+              <w:rPr>
+                <w:rFonts w:hint="eastAsia"/>
+              </w:rPr>
+              <w:t>0.913</w:t>
+            </w:r>
+          </w:p>
+        </w:tc>
+        <w:tc>
+          <w:tcPr>
+            <w:tcW w:w="602" w:type="pct"/>
+            <w:shd w:val="clear" w:color="auto" w:fill="D1D1D1" w:themeFill="background2" w:themeFillShade="E6"/>
+            <w:vAlign w:val="center"/>
+          </w:tcPr>
+          <w:p>
+            <w:pPr>
+              <w:pStyle w:val="aa"/>
+              <w:jc w:val="center"/>
+              <w:cnfStyle w:val="000000000000" w:firstRow="0" w:lastRow="0" w:firstColumn="0" w:lastColumn="0" w:oddVBand="0" w:evenVBand="0" w:oddHBand="0" w:evenHBand="0" w:firstRowFirstColumn="0" w:firstRowLastColumn="0" w:lastRowFirstColumn="0" w:lastRowLastColumn="0"/>
+            </w:pPr>
+            <w:r>
+              <w:rPr>
+                <w:rFonts w:hint="eastAsia"/>
+              </w:rPr>
+              <w:t>0.888</w:t>
+            </w:r>
+          </w:p>
+        </w:tc>
+        <w:tc>
+          <w:tcPr>
+            <w:tcW w:w="738" w:type="pct"/>
+            <w:vAlign w:val="center"/>
+          </w:tcPr>
+          <w:p>
+            <w:pPr>
+              <w:pStyle w:val="aa"/>
+              <w:jc w:val="center"/>
+              <w:cnfStyle w:val="000000000000" w:firstRow="0" w:lastRow="0" w:firstColumn="0" w:lastColumn="0" w:oddVBand="0" w:evenVBand="0" w:oddHBand="0" w:evenHBand="0" w:firstRowFirstColumn="0" w:firstRowLastColumn="0" w:lastRowFirstColumn="0" w:lastRowLastColumn="0"/>
+            </w:pPr>
+            <w:r>
+              <w:rPr>
+                <w:rFonts w:hint="eastAsia"/>
+              </w:rPr>
+              <w:t>0.838</w:t>
+            </w:r>
+          </w:p>
+        </w:tc>
+        <w:tc>
+          <w:tcPr>
+            <w:tcW w:w="939" w:type="pct"/>
+            <w:vAlign w:val="center"/>
+          </w:tcPr>
+          <w:p>
+            <w:pPr>
+              <w:pStyle w:val="aa"/>
+              <w:jc w:val="center"/>
+              <w:cnfStyle w:val="000000000000" w:firstRow="0" w:lastRow="0" w:firstColumn="0" w:lastColumn="0" w:oddVBand="0" w:evenVBand="0" w:oddHBand="0" w:evenHBand="0" w:firstRowFirstColumn="0" w:firstRowLastColumn="0" w:lastRowFirstColumn="0" w:lastRowLastColumn="0"/>
+            </w:pPr>
+            <w:r>
+              <w:rPr>
+                <w:rFonts w:hint="eastAsia"/>
+              </w:rPr>
+              <w:t>0.875</w:t>
+            </w:r>
+          </w:p>
+        </w:tc>
+        <w:tc>
+          <w:tcPr>
+            <w:tcW w:w="862" w:type="pct"/>
+            <w:vAlign w:val="center"/>
+          </w:tcPr>
+          <w:p>
+            <w:pPr>
+              <w:pStyle w:val="aa"/>
+              <w:jc w:val="center"/>
+              <w:cnfStyle w:val="000000000000" w:firstRow="0" w:lastRow="0" w:firstColumn="0" w:lastColumn="0" w:oddVBand="0" w:evenVBand="0" w:oddHBand="0" w:evenHBand="0" w:firstRowFirstColumn="0" w:firstRowLastColumn="0" w:lastRowFirstColumn="0" w:lastRowLastColumn="0"/>
+            </w:pPr>
+            <w:r>
+              <w:rPr>
+                <w:rFonts w:hint="eastAsia"/>
+              </w:rPr>
+              <w:t>0.888</w:t>
+            </w:r>
+          </w:p>
+        </w:tc>
+        <w:tc>
+          <w:tcPr>
+            <w:tcW w:w="723" w:type="pct"/>
+            <w:tcBorders>
+              <w:right w:val="single" w:sz="4" w:space="0" w:color="auto"/>
+            </w:tcBorders>
+            <w:vAlign w:val="center"/>
+          </w:tcPr>
+          <w:p>
+            <w:pPr>
+              <w:pStyle w:val="aa"/>
+              <w:jc w:val="center"/>
+              <w:cnfStyle w:val="000000000000" w:firstRow="0" w:lastRow="0" w:firstColumn="0" w:lastColumn="0" w:oddVBand="0" w:evenVBand="0" w:oddHBand="0" w:evenHBand="0" w:firstRowFirstColumn="0" w:firstRowLastColumn="0" w:lastRowFirstColumn="0" w:lastRowLastColumn="0"/>
+            </w:pPr>
+            <w:r>
+              <w:rPr>
+                <w:rFonts w:hint="eastAsia"/>
+              </w:rPr>
+              <w:t>0.875</w:t>
+            </w:r>
+          </w:p>
+        </w:tc>
+      </w:tr>
+    </w:tbl>
+    <w:p>
+      <w:pPr>
+        <w:spacing w:before="240" w:after="156"/>
+      </w:pPr>
+      <w:r>
+        <w:rPr>
+          <w:rFonts w:hint="eastAsia"/>
+        </w:rPr>
+        <w:t xml:space="preserve">From Table 2, it can be referred that the best choice for prompt length and complexity is neither the simplest nor the most complex. If </w:t>
+      </w:r>
+      <w:r>
+        <w:t>the</w:t>
+      </w:r>
+      <w:r>
+        <w:rPr>
+          <w:rFonts w:hint="eastAsia"/>
+        </w:rPr>
+        <w:t xml:space="preserve"> prompt is very simple, the model </w:t>
+      </w:r>
+      <w:r>
+        <w:rPr>
+          <w:rFonts w:hint="eastAsia"/>
+        </w:rPr>
+        <w:lastRenderedPageBreak/>
+        <w:t xml:space="preserve">falls into common pitfalls and fails the question. </w:t>
+      </w:r>
+      <w:r>
+        <w:rPr>
+          <w:rFonts w:hint="eastAsia"/>
+        </w:rPr>
+        <w:t>If the prompt includes reminders about many pitfalls (package imported and boundary issue) and provides detailed instruction</w:t>
+      </w:r>
+      <w:r>
+        <w:rPr>
+          <w:rFonts w:hint="eastAsia"/>
+        </w:rPr>
+        <w:t>s</w:t>
+      </w:r>
+      <w:r>
+        <w:rPr>
+          <w:rFonts w:hint="eastAsia"/>
+        </w:rPr>
+        <w:t xml:space="preserve"> in the system prompt, the model still performs worse in accuracy. One possible reason is that the content is too long and exceeds the maximum token limit, so the pre-processing sections like tokenizer has to cut off words from the beginning, missing key information and thus resulting bad performance.</w:t>
+      </w:r>
+    </w:p>
+    <w:p>
+      <w:pPr>
+        <w:pStyle w:val="2"/>
+      </w:pPr>
+      <w:r>
+        <w:rPr>
+          <w:rFonts w:hint="eastAsia"/>
+        </w:rPr>
+        <w:t>5.3 Number of Demonstrations</w:t>
+      </w:r>
+    </w:p>
+    <w:p>
+      <w:pPr>
+        <w:pStyle w:val="a7"/>
+        <w:spacing w:before="156" w:after="156"/>
+      </w:pPr>
+      <w:r>
+        <w:rPr>
+          <w:rFonts w:hint="eastAsia"/>
+        </w:rPr>
+        <w:t>Table 3 Evaluation accuracy for different numbers of demonstrations</w:t>
+      </w:r>
+    </w:p>
+    <w:tbl>
+      <w:tblPr>
+        <w:tblStyle w:val="21"/>
+        <w:tblW w:w="0" w:type="auto"/>
+        <w:tblLook w:val="06A0" w:firstRow="1" w:lastRow="0" w:firstColumn="1" w:lastColumn="0" w:noHBand="1" w:noVBand="1"/>
+      </w:tblPr>
+      <w:tblGrid>
+        <w:gridCol w:w="1659"/>
+        <w:gridCol w:w="1659"/>
+        <w:gridCol w:w="1659"/>
+        <w:gridCol w:w="1659"/>
+        <w:gridCol w:w="1660"/>
+      </w:tblGrid>
+      <w:tr>
+        <w:trPr>
+          <w:cnfStyle w:val="100000000000" w:firstRow="1" w:lastRow="0" w:firstColumn="0" w:lastColumn="0" w:oddVBand="0" w:evenVBand="0" w:oddHBand="0" w:evenHBand="0" w:firstRowFirstColumn="0" w:firstRowLastColumn="0" w:lastRowFirstColumn="0" w:lastRowLastColumn="0"/>
+          <w:trHeight w:val="471"/>
+        </w:trPr>
+        <w:tc>
+          <w:tcPr>
+            <w:cnfStyle w:val="001000000000" w:firstRow="0" w:lastRow="0" w:firstColumn="1" w:lastColumn="0" w:oddVBand="0" w:evenVBand="0" w:oddHBand="0" w:evenHBand="0" w:firstRowFirstColumn="0" w:firstRowLastColumn="0" w:lastRowFirstColumn="0" w:lastRowLastColumn="0"/>
+            <w:tcW w:w="1659" w:type="dxa"/>
+            <w:tcBorders>
+              <w:left w:val="single" w:sz="4" w:space="0" w:color="auto"/>
+              <w:right w:val="single" w:sz="4" w:space="0" w:color="auto"/>
+            </w:tcBorders>
+            <w:vAlign w:val="center"/>
+          </w:tcPr>
+          <w:p>
+            <w:pPr>
+              <w:pStyle w:val="a7"/>
+              <w:spacing w:beforeLines="0" w:before="0" w:afterLines="0" w:after="0"/>
+            </w:pPr>
+            <w:r>
+              <w:rPr>
+                <w:rFonts w:hint="eastAsia"/>
+              </w:rPr>
+              <w:t>C</w:t>
+            </w:r>
+            <w:r>
+              <w:rPr>
+                <w:rFonts w:hint="eastAsia"/>
+              </w:rPr>
+              <w:t>ounts</w:t>
+            </w:r>
+          </w:p>
+        </w:tc>
+        <w:tc>
+          <w:tcPr>
+            <w:tcW w:w="1659" w:type="dxa"/>
+            <w:tcBorders>
+              <w:left w:val="single" w:sz="4" w:space="0" w:color="auto"/>
+            </w:tcBorders>
+            <w:shd w:val="clear" w:color="auto" w:fill="D1D1D1" w:themeFill="background2" w:themeFillShade="E6"/>
+            <w:vAlign w:val="center"/>
+          </w:tcPr>
+          <w:p>
+            <w:pPr>
+              <w:pStyle w:val="a7"/>
+              <w:spacing w:beforeLines="0" w:before="0" w:afterLines="0" w:after="0"/>
+              <w:cnfStyle w:val="100000000000" w:firstRow="1" w:lastRow="0" w:firstColumn="0" w:lastColumn="0" w:oddVBand="0" w:evenVBand="0" w:oddHBand="0" w:evenHBand="0" w:firstRowFirstColumn="0" w:firstRowLastColumn="0" w:lastRowFirstColumn="0" w:lastRowLastColumn="0"/>
+            </w:pPr>
+            <w:r>
+              <w:rPr>
+                <w:rFonts w:hint="eastAsia"/>
+              </w:rPr>
+              <w:t>0</w:t>
+            </w:r>
+          </w:p>
+        </w:tc>
+        <w:tc>
+          <w:tcPr>
+            <w:tcW w:w="1659" w:type="dxa"/>
+            <w:vAlign w:val="center"/>
+          </w:tcPr>
+          <w:p>
+            <w:pPr>
+              <w:pStyle w:val="a7"/>
+              <w:spacing w:beforeLines="0" w:before="0" w:afterLines="0" w:after="0"/>
+              <w:cnfStyle w:val="100000000000" w:firstRow="1" w:lastRow="0" w:firstColumn="0" w:lastColumn="0" w:oddVBand="0" w:evenVBand="0" w:oddHBand="0" w:evenHBand="0" w:firstRowFirstColumn="0" w:firstRowLastColumn="0" w:lastRowFirstColumn="0" w:lastRowLastColumn="0"/>
+            </w:pPr>
+            <w:r>
+              <w:rPr>
+                <w:rFonts w:hint="eastAsia"/>
+              </w:rPr>
+              <w:t>1</w:t>
+            </w:r>
+          </w:p>
+        </w:tc>
+        <w:tc>
+          <w:tcPr>
+            <w:tcW w:w="1659" w:type="dxa"/>
+            <w:vAlign w:val="center"/>
+          </w:tcPr>
+          <w:p>
+            <w:pPr>
+              <w:pStyle w:val="a7"/>
+              <w:spacing w:beforeLines="0" w:before="0" w:afterLines="0" w:after="0"/>
+              <w:cnfStyle w:val="100000000000" w:firstRow="1" w:lastRow="0" w:firstColumn="0" w:lastColumn="0" w:oddVBand="0" w:evenVBand="0" w:oddHBand="0" w:evenHBand="0" w:firstRowFirstColumn="0" w:firstRowLastColumn="0" w:lastRowFirstColumn="0" w:lastRowLastColumn="0"/>
+            </w:pPr>
+            <w:r>
+              <w:rPr>
+                <w:rFonts w:hint="eastAsia"/>
+              </w:rPr>
+              <w:t>2</w:t>
+            </w:r>
+          </w:p>
+        </w:tc>
+        <w:tc>
+          <w:tcPr>
+            <w:tcW w:w="1660" w:type="dxa"/>
+            <w:tcBorders>
+              <w:right w:val="single" w:sz="4" w:space="0" w:color="auto"/>
+            </w:tcBorders>
+            <w:vAlign w:val="center"/>
+          </w:tcPr>
+          <w:p>
+            <w:pPr>
+              <w:pStyle w:val="a7"/>
+              <w:spacing w:beforeLines="0" w:before="0" w:afterLines="0" w:after="0"/>
+              <w:cnfStyle w:val="100000000000" w:firstRow="1" w:lastRow="0" w:firstColumn="0" w:lastColumn="0" w:oddVBand="0" w:evenVBand="0" w:oddHBand="0" w:evenHBand="0" w:firstRowFirstColumn="0" w:firstRowLastColumn="0" w:lastRowFirstColumn="0" w:lastRowLastColumn="0"/>
+            </w:pPr>
+            <w:r>
+              <w:rPr>
+                <w:rFonts w:hint="eastAsia"/>
+              </w:rPr>
+              <w:t>3</w:t>
+            </w:r>
+          </w:p>
+        </w:tc>
+      </w:tr>
+      <w:tr>
+        <w:trPr>
+          <w:trHeight w:val="471"/>
+        </w:trPr>
+        <w:tc>
+          <w:tcPr>
+            <w:cnfStyle w:val="001000000000" w:firstRow="0" w:lastRow="0" w:firstColumn="1" w:lastColumn="0" w:oddVBand="0" w:evenVBand="0" w:oddHBand="0" w:evenHBand="0" w:firstRowFirstColumn="0" w:firstRowLastColumn="0" w:lastRowFirstColumn="0" w:lastRowLastColumn="0"/>
+            <w:tcW w:w="1659" w:type="dxa"/>
+            <w:tcBorders>
+              <w:left w:val="single" w:sz="4" w:space="0" w:color="auto"/>
+              <w:right w:val="single" w:sz="4" w:space="0" w:color="auto"/>
+            </w:tcBorders>
+            <w:vAlign w:val="center"/>
+          </w:tcPr>
+          <w:p>
+            <w:pPr>
+              <w:pStyle w:val="a7"/>
+              <w:spacing w:beforeLines="0" w:before="0" w:afterLines="0" w:after="0"/>
+            </w:pPr>
+            <w:r>
+              <w:rPr>
+                <w:rFonts w:hint="eastAsia"/>
+              </w:rPr>
+              <w:t>pass@1</w:t>
+            </w:r>
+          </w:p>
+        </w:tc>
+        <w:tc>
+          <w:tcPr>
+            <w:tcW w:w="1659" w:type="dxa"/>
+            <w:tcBorders>
+              <w:left w:val="single" w:sz="4" w:space="0" w:color="auto"/>
+            </w:tcBorders>
+            <w:shd w:val="clear" w:color="auto" w:fill="D1D1D1" w:themeFill="background2" w:themeFillShade="E6"/>
+            <w:vAlign w:val="center"/>
+          </w:tcPr>
+          <w:p>
+            <w:pPr>
+              <w:pStyle w:val="a7"/>
+              <w:spacing w:beforeLines="0" w:before="0" w:afterLines="0" w:after="0"/>
+              <w:cnfStyle w:val="000000000000" w:firstRow="0" w:lastRow="0" w:firstColumn="0" w:lastColumn="0" w:oddVBand="0" w:evenVBand="0" w:oddHBand="0" w:evenHBand="0" w:firstRowFirstColumn="0" w:firstRowLastColumn="0" w:lastRowFirstColumn="0" w:lastRowLastColumn="0"/>
+            </w:pPr>
+            <w:r>
+              <w:rPr>
+                <w:rFonts w:hint="eastAsia"/>
+              </w:rPr>
+              <w:t>0.658</w:t>
+            </w:r>
+          </w:p>
+        </w:tc>
+        <w:tc>
+          <w:tcPr>
+            <w:tcW w:w="1659" w:type="dxa"/>
+            <w:vAlign w:val="center"/>
+          </w:tcPr>
+          <w:p>
+            <w:pPr>
+              <w:pStyle w:val="a7"/>
+              <w:spacing w:beforeLines="0" w:before="0" w:afterLines="0" w:after="0"/>
+              <w:cnfStyle w:val="000000000000" w:firstRow="0" w:lastRow="0" w:firstColumn="0" w:lastColumn="0" w:oddVBand="0" w:evenVBand="0" w:oddHBand="0" w:evenHBand="0" w:firstRowFirstColumn="0" w:firstRowLastColumn="0" w:lastRowFirstColumn="0" w:lastRowLastColumn="0"/>
+            </w:pPr>
+            <w:r>
+              <w:rPr>
+                <w:rFonts w:hint="eastAsia"/>
+              </w:rPr>
+              <w:t>0.670</w:t>
+            </w:r>
+            <w:r>
+              <w:rPr>
+                <w:rFonts w:hint="eastAsia"/>
+                <w:color w:val="4EA72E" w:themeColor="accent6"/>
+              </w:rPr>
+              <w:t>↑</w:t>
+            </w:r>
+          </w:p>
+        </w:tc>
+        <w:tc>
+          <w:tcPr>
+            <w:tcW w:w="1659" w:type="dxa"/>
+            <w:vAlign w:val="center"/>
+          </w:tcPr>
+          <w:p>
+            <w:pPr>
+              <w:pStyle w:val="a7"/>
+              <w:spacing w:beforeLines="0" w:before="0" w:afterLines="0" w:after="0"/>
+              <w:cnfStyle w:val="000000000000" w:firstRow="0" w:lastRow="0" w:firstColumn="0" w:lastColumn="0" w:oddVBand="0" w:evenVBand="0" w:oddHBand="0" w:evenHBand="0" w:firstRowFirstColumn="0" w:firstRowLastColumn="0" w:lastRowFirstColumn="0" w:lastRowLastColumn="0"/>
+            </w:pPr>
+            <w:r>
+              <w:rPr>
+                <w:rFonts w:hint="eastAsia"/>
+              </w:rPr>
+              <w:t>0.676</w:t>
+            </w:r>
+            <w:r>
+              <w:rPr>
+                <w:rFonts w:hint="eastAsia"/>
+                <w:color w:val="4EA72E" w:themeColor="accent6"/>
+              </w:rPr>
+              <w:t>↑</w:t>
+            </w:r>
+          </w:p>
+        </w:tc>
+        <w:tc>
+          <w:tcPr>
+            <w:tcW w:w="1660" w:type="dxa"/>
+            <w:tcBorders>
+              <w:right w:val="single" w:sz="4" w:space="0" w:color="auto"/>
+            </w:tcBorders>
+            <w:vAlign w:val="center"/>
+          </w:tcPr>
+          <w:p>
+            <w:pPr>
+              <w:pStyle w:val="a7"/>
+              <w:spacing w:beforeLines="0" w:before="0" w:afterLines="0" w:after="0"/>
+              <w:cnfStyle w:val="000000000000" w:firstRow="0" w:lastRow="0" w:firstColumn="0" w:lastColumn="0" w:oddVBand="0" w:evenVBand="0" w:oddHBand="0" w:evenHBand="0" w:firstRowFirstColumn="0" w:firstRowLastColumn="0" w:lastRowFirstColumn="0" w:lastRowLastColumn="0"/>
+            </w:pPr>
+            <w:r>
+              <w:rPr>
+                <w:rFonts w:hint="eastAsia"/>
+              </w:rPr>
+              <w:t>0.678</w:t>
+            </w:r>
+            <w:r>
+              <w:rPr>
+                <w:rFonts w:hint="eastAsia"/>
+                <w:color w:val="4EA72E" w:themeColor="accent6"/>
+              </w:rPr>
+              <w:t>↑</w:t>
+            </w:r>
+          </w:p>
+        </w:tc>
+      </w:tr>
+      <w:tr>
+        <w:trPr>
+          <w:trHeight w:val="471"/>
+        </w:trPr>
+        <w:tc>
+          <w:tcPr>
+            <w:cnfStyle w:val="001000000000" w:firstRow="0" w:lastRow="0" w:firstColumn="1" w:lastColumn="0" w:oddVBand="0" w:evenVBand="0" w:oddHBand="0" w:evenHBand="0" w:firstRowFirstColumn="0" w:firstRowLastColumn="0" w:lastRowFirstColumn="0" w:lastRowLastColumn="0"/>
+            <w:tcW w:w="1659" w:type="dxa"/>
+            <w:tcBorders>
+              <w:left w:val="single" w:sz="4" w:space="0" w:color="auto"/>
+              <w:right w:val="single" w:sz="4" w:space="0" w:color="auto"/>
+            </w:tcBorders>
+            <w:vAlign w:val="center"/>
+          </w:tcPr>
+          <w:p>
+            <w:pPr>
+              <w:pStyle w:val="a7"/>
+              <w:spacing w:beforeLines="0" w:before="0" w:afterLines="0" w:after="0"/>
+            </w:pPr>
+            <w:r>
+              <w:rPr>
+                <w:rFonts w:hint="eastAsia"/>
+              </w:rPr>
+              <w:t>pass@3</w:t>
+            </w:r>
+          </w:p>
+        </w:tc>
+        <w:tc>
+          <w:tcPr>
+            <w:tcW w:w="1659" w:type="dxa"/>
+            <w:tcBorders>
+              <w:left w:val="single" w:sz="4" w:space="0" w:color="auto"/>
+            </w:tcBorders>
+            <w:shd w:val="clear" w:color="auto" w:fill="D1D1D1" w:themeFill="background2" w:themeFillShade="E6"/>
+            <w:vAlign w:val="center"/>
+          </w:tcPr>
+          <w:p>
+            <w:pPr>
+              <w:pStyle w:val="a7"/>
+              <w:spacing w:beforeLines="0" w:before="0" w:afterLines="0" w:after="0"/>
+              <w:cnfStyle w:val="000000000000" w:firstRow="0" w:lastRow="0" w:firstColumn="0" w:lastColumn="0" w:oddVBand="0" w:evenVBand="0" w:oddHBand="0" w:evenHBand="0" w:firstRowFirstColumn="0" w:firstRowLastColumn="0" w:lastRowFirstColumn="0" w:lastRowLastColumn="0"/>
+            </w:pPr>
+            <w:r>
+              <w:rPr>
+                <w:rFonts w:hint="eastAsia"/>
+              </w:rPr>
+              <w:t>0.822</w:t>
+            </w:r>
+          </w:p>
+        </w:tc>
+        <w:tc>
+          <w:tcPr>
+            <w:tcW w:w="1659" w:type="dxa"/>
+            <w:vAlign w:val="center"/>
+          </w:tcPr>
+          <w:p>
+            <w:pPr>
+              <w:pStyle w:val="a7"/>
+              <w:spacing w:beforeLines="0" w:before="0" w:afterLines="0" w:after="0"/>
+              <w:cnfStyle w:val="000000000000" w:firstRow="0" w:lastRow="0" w:firstColumn="0" w:lastColumn="0" w:oddVBand="0" w:evenVBand="0" w:oddHBand="0" w:evenHBand="0" w:firstRowFirstColumn="0" w:firstRowLastColumn="0" w:lastRowFirstColumn="0" w:lastRowLastColumn="0"/>
+            </w:pPr>
+            <w:r>
+              <w:rPr>
+                <w:rFonts w:hint="eastAsia"/>
+              </w:rPr>
+              <w:t>0.836</w:t>
+            </w:r>
+          </w:p>
+        </w:tc>
+        <w:tc>
+          <w:tcPr>
+            <w:tcW w:w="1659" w:type="dxa"/>
+            <w:vAlign w:val="center"/>
+          </w:tcPr>
+          <w:p>
+            <w:pPr>
+              <w:pStyle w:val="a7"/>
+              <w:spacing w:beforeLines="0" w:before="0" w:afterLines="0" w:after="0"/>
+              <w:cnfStyle w:val="000000000000" w:firstRow="0" w:lastRow="0" w:firstColumn="0" w:lastColumn="0" w:oddVBand="0" w:evenVBand="0" w:oddHBand="0" w:evenHBand="0" w:firstRowFirstColumn="0" w:firstRowLastColumn="0" w:lastRowFirstColumn="0" w:lastRowLastColumn="0"/>
+            </w:pPr>
+            <w:r>
+              <w:rPr>
+                <w:rFonts w:hint="eastAsia"/>
+              </w:rPr>
+              <w:t>0.834</w:t>
+            </w:r>
+          </w:p>
+        </w:tc>
+        <w:tc>
+          <w:tcPr>
+            <w:tcW w:w="1660" w:type="dxa"/>
+            <w:tcBorders>
+              <w:right w:val="single" w:sz="4" w:space="0" w:color="auto"/>
+            </w:tcBorders>
+            <w:vAlign w:val="center"/>
+          </w:tcPr>
+          <w:p>
+            <w:pPr>
+              <w:pStyle w:val="a7"/>
+              <w:spacing w:beforeLines="0" w:before="0" w:afterLines="0" w:after="0"/>
+              <w:cnfStyle w:val="000000000000" w:firstRow="0" w:lastRow="0" w:firstColumn="0" w:lastColumn="0" w:oddVBand="0" w:evenVBand="0" w:oddHBand="0" w:evenHBand="0" w:firstRowFirstColumn="0" w:firstRowLastColumn="0" w:lastRowFirstColumn="0" w:lastRowLastColumn="0"/>
+            </w:pPr>
+            <w:r>
+              <w:rPr>
+                <w:rFonts w:hint="eastAsia"/>
+              </w:rPr>
+              <w:t>0.836</w:t>
+            </w:r>
+          </w:p>
+        </w:tc>
+      </w:tr>
+      <w:tr>
+        <w:trPr>
+          <w:trHeight w:val="471"/>
+        </w:trPr>
+        <w:tc>
+          <w:tcPr>
+            <w:cnfStyle w:val="001000000000" w:firstRow="0" w:lastRow="0" w:firstColumn="1" w:lastColumn="0" w:oddVBand="0" w:evenVBand="0" w:oddHBand="0" w:evenHBand="0" w:firstRowFirstColumn="0" w:firstRowLastColumn="0" w:lastRowFirstColumn="0" w:lastRowLastColumn="0"/>
+            <w:tcW w:w="1659" w:type="dxa"/>
+            <w:tcBorders>
+              <w:left w:val="single" w:sz="4" w:space="0" w:color="auto"/>
+              <w:right w:val="single" w:sz="4" w:space="0" w:color="auto"/>
+            </w:tcBorders>
+            <w:vAlign w:val="center"/>
+          </w:tcPr>
+          <w:p>
+            <w:pPr>
+              <w:pStyle w:val="a7"/>
+              <w:spacing w:beforeLines="0" w:before="0" w:afterLines="0" w:after="0"/>
+            </w:pPr>
+            <w:r>
+              <w:rPr>
+                <w:rFonts w:hint="eastAsia"/>
+              </w:rPr>
+              <w:t>pass@10</w:t>
+            </w:r>
+          </w:p>
+        </w:tc>
+        <w:tc>
+          <w:tcPr>
+            <w:tcW w:w="1659" w:type="dxa"/>
+            <w:tcBorders>
+              <w:left w:val="single" w:sz="4" w:space="0" w:color="auto"/>
+            </w:tcBorders>
+            <w:shd w:val="clear" w:color="auto" w:fill="D1D1D1" w:themeFill="background2" w:themeFillShade="E6"/>
+            <w:vAlign w:val="center"/>
+          </w:tcPr>
+          <w:p>
+            <w:pPr>
+              <w:pStyle w:val="a7"/>
+              <w:spacing w:beforeLines="0" w:before="0" w:afterLines="0" w:after="0"/>
+              <w:cnfStyle w:val="000000000000" w:firstRow="0" w:lastRow="0" w:firstColumn="0" w:lastColumn="0" w:oddVBand="0" w:evenVBand="0" w:oddHBand="0" w:evenHBand="0" w:firstRowFirstColumn="0" w:firstRowLastColumn="0" w:lastRowFirstColumn="0" w:lastRowLastColumn="0"/>
+            </w:pPr>
+            <w:r>
+              <w:rPr>
+                <w:rFonts w:hint="eastAsia"/>
+              </w:rPr>
+              <w:t>0.888</w:t>
+            </w:r>
+          </w:p>
+        </w:tc>
+        <w:tc>
+          <w:tcPr>
+            <w:tcW w:w="1659" w:type="dxa"/>
+            <w:vAlign w:val="center"/>
+          </w:tcPr>
+          <w:p>
+            <w:pPr>
+              <w:pStyle w:val="a7"/>
+              <w:spacing w:beforeLines="0" w:before="0" w:afterLines="0" w:after="0"/>
+              <w:cnfStyle w:val="000000000000" w:firstRow="0" w:lastRow="0" w:firstColumn="0" w:lastColumn="0" w:oddVBand="0" w:evenVBand="0" w:oddHBand="0" w:evenHBand="0" w:firstRowFirstColumn="0" w:firstRowLastColumn="0" w:lastRowFirstColumn="0" w:lastRowLastColumn="0"/>
+            </w:pPr>
+            <w:r>
+              <w:rPr>
+                <w:rFonts w:hint="eastAsia"/>
+              </w:rPr>
+              <w:t>0.925</w:t>
+            </w:r>
+          </w:p>
+        </w:tc>
+        <w:tc>
+          <w:tcPr>
+            <w:tcW w:w="1659" w:type="dxa"/>
+            <w:vAlign w:val="center"/>
+          </w:tcPr>
+          <w:p>
+            <w:pPr>
+              <w:pStyle w:val="a7"/>
+              <w:spacing w:beforeLines="0" w:before="0" w:afterLines="0" w:after="0"/>
+              <w:cnfStyle w:val="000000000000" w:firstRow="0" w:lastRow="0" w:firstColumn="0" w:lastColumn="0" w:oddVBand="0" w:evenVBand="0" w:oddHBand="0" w:evenHBand="0" w:firstRowFirstColumn="0" w:firstRowLastColumn="0" w:lastRowFirstColumn="0" w:lastRowLastColumn="0"/>
+            </w:pPr>
+            <w:r>
+              <w:rPr>
+                <w:rFonts w:hint="eastAsia"/>
+              </w:rPr>
+              <w:t>0.900</w:t>
+            </w:r>
+          </w:p>
+        </w:tc>
+        <w:tc>
+          <w:tcPr>
+            <w:tcW w:w="1660" w:type="dxa"/>
+            <w:tcBorders>
+              <w:right w:val="single" w:sz="4" w:space="0" w:color="auto"/>
+            </w:tcBorders>
+            <w:vAlign w:val="center"/>
+          </w:tcPr>
+          <w:p>
+            <w:pPr>
+              <w:pStyle w:val="a7"/>
+              <w:spacing w:beforeLines="0" w:before="0" w:afterLines="0" w:after="0"/>
+              <w:cnfStyle w:val="000000000000" w:firstRow="0" w:lastRow="0" w:firstColumn="0" w:lastColumn="0" w:oddVBand="0" w:evenVBand="0" w:oddHBand="0" w:evenHBand="0" w:firstRowFirstColumn="0" w:firstRowLastColumn="0" w:lastRowFirstColumn="0" w:lastRowLastColumn="0"/>
+            </w:pPr>
+            <w:r>
+              <w:rPr>
+                <w:rFonts w:hint="eastAsia"/>
+              </w:rPr>
+              <w:t>0.888</w:t>
+            </w:r>
+          </w:p>
+        </w:tc>
+      </w:tr>
+    </w:tbl>
+    <w:p>
+      <w:pPr>
+        <w:spacing w:after="156"/>
+      </w:pPr>
+      <w:r>
+        <w:rPr>
+          <w:rFonts w:hint="eastAsia"/>
+        </w:rPr>
+        <w:t xml:space="preserve">Table 3 shows that adding demonstrations to LLM can increase the evaluation accuracy. Given that they locate in the solution query, which is the latest query from the user in the chat history, the model pays much attention to avoid producing code that fails the demonstrations. </w:t>
+      </w:r>
+      <w:r>
+        <w:rPr>
+          <w:rFonts w:hint="eastAsia"/>
+        </w:rPr>
+        <w:t xml:space="preserve">Moreover, increasing the number of demonstrations from 0 to 1 has the greatest increase, suggesting that adding demonstrations bring </w:t>
+      </w:r>
+      <w:r>
+        <w:t>positive</w:t>
+      </w:r>
+      <w:r>
+        <w:rPr>
+          <w:rFonts w:hint="eastAsia"/>
+        </w:rPr>
+        <w:t xml:space="preserve"> but diminishing effect to the model performance.</w:t>
+      </w:r>
+    </w:p>
+    <w:p>
+      <w:pPr>
+        <w:spacing w:after="156"/>
+      </w:pPr>
+      <w:r>
+        <w:rPr>
+          <w:rFonts w:hint="eastAsia"/>
+        </w:rPr>
+        <w:t xml:space="preserve">The evaluation is conducted using the original testcases from </w:t>
+      </w:r>
+      <w:proofErr w:type="spellStart"/>
+      <w:r>
+        <w:rPr>
+          <w:rFonts w:hint="eastAsia"/>
+        </w:rPr>
+        <w:t>HumanEval</w:t>
+      </w:r>
+      <w:proofErr w:type="spellEnd"/>
+      <w:r>
+        <w:rPr>
+          <w:rFonts w:hint="eastAsia"/>
+        </w:rPr>
+        <w:t xml:space="preserve"> and the demonstrations come from pre-generated testcases by LLM itself, so</w:t>
+      </w:r>
+      <w:r>
+        <w:rPr>
+          <w:rFonts w:hint="eastAsia"/>
+        </w:rPr>
+        <w:t xml:space="preserve"> at least the model would not receive the direct </w:t>
+      </w:r>
+      <w:r>
+        <w:t>“</w:t>
+      </w:r>
+      <w:r>
+        <w:rPr>
+          <w:rFonts w:hint="eastAsia"/>
+        </w:rPr>
+        <w:t>test paper</w:t>
+      </w:r>
+      <w:r>
+        <w:t>”</w:t>
+      </w:r>
+      <w:r>
+        <w:rPr>
+          <w:rFonts w:hint="eastAsia"/>
+        </w:rPr>
+        <w:t>, which proves the reliability of the result.</w:t>
+      </w:r>
+    </w:p>
+    <w:p>
+      <w:pPr>
+        <w:pStyle w:val="2"/>
+      </w:pPr>
+      <w:r>
+        <w:rPr>
+          <w:rFonts w:hint="eastAsia"/>
+        </w:rPr>
+        <w:t>5.4 Prompt Diversity</w:t>
+      </w:r>
+    </w:p>
+    <w:p>
+      <w:pPr>
+        <w:pStyle w:val="a7"/>
+        <w:spacing w:before="156" w:after="156"/>
+      </w:pPr>
+      <w:r>
+        <w:rPr>
+          <w:rFonts w:hint="eastAsia"/>
+        </w:rPr>
+        <w:t>Table 4 Evaluation accuracy for prompts having diversity in different parts</w:t>
+      </w:r>
+    </w:p>
+    <w:tbl>
+      <w:tblPr>
+        <w:tblStyle w:val="21"/>
+        <w:tblW w:w="0" w:type="auto"/>
+        <w:tblLook w:val="06A0" w:firstRow="1" w:lastRow="0" w:firstColumn="1" w:lastColumn="0" w:noHBand="1" w:noVBand="1"/>
+      </w:tblPr>
+      <w:tblGrid>
+        <w:gridCol w:w="1150"/>
+        <w:gridCol w:w="1130"/>
+        <w:gridCol w:w="1127"/>
+        <w:gridCol w:w="1183"/>
+        <w:gridCol w:w="1143"/>
+        <w:gridCol w:w="1494"/>
+        <w:gridCol w:w="1069"/>
+      </w:tblGrid>
+      <w:tr>
+        <w:trPr>
+          <w:cnfStyle w:val="100000000000" w:firstRow="1" w:lastRow="0" w:firstColumn="0" w:lastColumn="0" w:oddVBand="0" w:evenVBand="0" w:oddHBand="0" w:evenHBand="0" w:firstRowFirstColumn="0" w:firstRowLastColumn="0" w:lastRowFirstColumn="0" w:lastRowLastColumn="0"/>
+          <w:trHeight w:val="471"/>
+        </w:trPr>
+        <w:tc>
+          <w:tcPr>
+            <w:cnfStyle w:val="001000000000" w:firstRow="0" w:lastRow="0" w:firstColumn="1" w:lastColumn="0" w:oddVBand="0" w:evenVBand="0" w:oddHBand="0" w:evenHBand="0" w:firstRowFirstColumn="0" w:firstRowLastColumn="0" w:lastRowFirstColumn="0" w:lastRowLastColumn="0"/>
+            <w:tcW w:w="1150" w:type="dxa"/>
+            <w:tcBorders>
+              <w:left w:val="single" w:sz="4" w:space="0" w:color="auto"/>
+              <w:right w:val="single" w:sz="4" w:space="0" w:color="auto"/>
+            </w:tcBorders>
+            <w:vAlign w:val="center"/>
+          </w:tcPr>
+          <w:p>
+            <w:pPr>
+              <w:pStyle w:val="a7"/>
+              <w:spacing w:beforeLines="0" w:before="0" w:afterLines="0" w:after="0"/>
+              <w:rPr>
+                <w:rFonts w:hint="eastAsia"/>
+              </w:rPr>
+            </w:pPr>
+            <w:r>
+              <w:rPr>
+                <w:rFonts w:hint="eastAsia"/>
+              </w:rPr>
+              <w:t>Type</w:t>
+            </w:r>
+          </w:p>
+        </w:tc>
+        <w:tc>
+          <w:tcPr>
+            <w:tcW w:w="1130" w:type="dxa"/>
+            <w:tcBorders>
+              <w:left w:val="single" w:sz="4" w:space="0" w:color="auto"/>
+            </w:tcBorders>
+            <w:shd w:val="clear" w:color="auto" w:fill="D1D1D1" w:themeFill="background2" w:themeFillShade="E6"/>
+            <w:vAlign w:val="center"/>
+          </w:tcPr>
+          <w:p>
+            <w:pPr>
+              <w:pStyle w:val="a7"/>
+              <w:spacing w:beforeLines="0" w:before="0" w:afterLines="0" w:after="0"/>
+              <w:cnfStyle w:val="100000000000" w:firstRow="1" w:lastRow="0" w:firstColumn="0" w:lastColumn="0" w:oddVBand="0" w:evenVBand="0" w:oddHBand="0" w:evenHBand="0" w:firstRowFirstColumn="0" w:firstRowLastColumn="0" w:lastRowFirstColumn="0" w:lastRowLastColumn="0"/>
+              <w:rPr>
+                <w:rFonts w:hint="eastAsia"/>
+              </w:rPr>
+            </w:pPr>
+            <w:r>
+              <w:t>D</w:t>
+            </w:r>
+            <w:r>
+              <w:rPr>
+                <w:rFonts w:hint="eastAsia"/>
+              </w:rPr>
+              <w:t>efault</w:t>
+            </w:r>
+          </w:p>
+        </w:tc>
+        <w:tc>
+          <w:tcPr>
+            <w:tcW w:w="1127" w:type="dxa"/>
+            <w:vAlign w:val="center"/>
+          </w:tcPr>
+          <w:p>
+            <w:pPr>
+              <w:pStyle w:val="a7"/>
+              <w:spacing w:beforeLines="0" w:before="0" w:afterLines="0" w:after="0"/>
+              <w:cnfStyle w:val="100000000000" w:firstRow="1" w:lastRow="0" w:firstColumn="0" w:lastColumn="0" w:oddVBand="0" w:evenVBand="0" w:oddHBand="0" w:evenHBand="0" w:firstRowFirstColumn="0" w:firstRowLastColumn="0" w:lastRowFirstColumn="0" w:lastRowLastColumn="0"/>
+              <w:rPr>
+                <w:rFonts w:hint="eastAsia"/>
+              </w:rPr>
+            </w:pPr>
+            <w:r>
+              <w:t>S</w:t>
+            </w:r>
+            <w:r>
+              <w:rPr>
+                <w:rFonts w:hint="eastAsia"/>
+              </w:rPr>
+              <w:t>ystem</w:t>
+            </w:r>
+          </w:p>
+        </w:tc>
+        <w:tc>
+          <w:tcPr>
+            <w:tcW w:w="1183" w:type="dxa"/>
+            <w:vAlign w:val="center"/>
+          </w:tcPr>
+          <w:p>
+            <w:pPr>
+              <w:pStyle w:val="a7"/>
+              <w:spacing w:beforeLines="0" w:before="0" w:afterLines="0" w:after="0"/>
+              <w:cnfStyle w:val="100000000000" w:firstRow="1" w:lastRow="0" w:firstColumn="0" w:lastColumn="0" w:oddVBand="0" w:evenVBand="0" w:oddHBand="0" w:evenHBand="0" w:firstRowFirstColumn="0" w:firstRowLastColumn="0" w:lastRowFirstColumn="0" w:lastRowLastColumn="0"/>
+              <w:rPr>
+                <w:rFonts w:hint="eastAsia"/>
+              </w:rPr>
+            </w:pPr>
+            <w:r>
+              <w:t>K</w:t>
+            </w:r>
+            <w:r>
+              <w:rPr>
+                <w:rFonts w:hint="eastAsia"/>
+              </w:rPr>
+              <w:t>nowledge</w:t>
+            </w:r>
+          </w:p>
+        </w:tc>
+        <w:tc>
+          <w:tcPr>
+            <w:tcW w:w="1143" w:type="dxa"/>
+            <w:vAlign w:val="center"/>
+          </w:tcPr>
+          <w:p>
+            <w:pPr>
+              <w:pStyle w:val="a7"/>
+              <w:spacing w:beforeLines="0" w:before="0" w:afterLines="0" w:after="0"/>
+              <w:cnfStyle w:val="100000000000" w:firstRow="1" w:lastRow="0" w:firstColumn="0" w:lastColumn="0" w:oddVBand="0" w:evenVBand="0" w:oddHBand="0" w:evenHBand="0" w:firstRowFirstColumn="0" w:firstRowLastColumn="0" w:lastRowFirstColumn="0" w:lastRowLastColumn="0"/>
+              <w:rPr>
+                <w:rFonts w:hint="eastAsia"/>
+              </w:rPr>
+            </w:pPr>
+            <w:r>
+              <w:t>S</w:t>
+            </w:r>
+            <w:r>
+              <w:rPr>
+                <w:rFonts w:hint="eastAsia"/>
+              </w:rPr>
+              <w:t>olution</w:t>
+            </w:r>
+          </w:p>
+        </w:tc>
+        <w:tc>
+          <w:tcPr>
+            <w:tcW w:w="1494" w:type="dxa"/>
+            <w:vAlign w:val="center"/>
+          </w:tcPr>
+          <w:p>
+            <w:pPr>
+              <w:pStyle w:val="a7"/>
+              <w:spacing w:beforeLines="0" w:before="0" w:afterLines="0" w:after="0"/>
+              <w:cnfStyle w:val="100000000000" w:firstRow="1" w:lastRow="0" w:firstColumn="0" w:lastColumn="0" w:oddVBand="0" w:evenVBand="0" w:oddHBand="0" w:evenHBand="0" w:firstRowFirstColumn="0" w:firstRowLastColumn="0" w:lastRowFirstColumn="0" w:lastRowLastColumn="0"/>
+              <w:rPr>
+                <w:rFonts w:hint="eastAsia"/>
+              </w:rPr>
+            </w:pPr>
+            <w:r>
+              <w:t>D</w:t>
+            </w:r>
+            <w:r>
+              <w:rPr>
+                <w:rFonts w:hint="eastAsia"/>
+              </w:rPr>
+              <w:t>emonstration</w:t>
+            </w:r>
+          </w:p>
+        </w:tc>
+        <w:tc>
+          <w:tcPr>
+            <w:tcW w:w="1069" w:type="dxa"/>
+            <w:tcBorders>
+              <w:right w:val="single" w:sz="4" w:space="0" w:color="auto"/>
+            </w:tcBorders>
+            <w:vAlign w:val="center"/>
+          </w:tcPr>
+          <w:p>
+            <w:pPr>
+              <w:pStyle w:val="a7"/>
+              <w:spacing w:beforeLines="0" w:before="0" w:afterLines="0" w:after="0"/>
+              <w:cnfStyle w:val="100000000000" w:firstRow="1" w:lastRow="0" w:firstColumn="0" w:lastColumn="0" w:oddVBand="0" w:evenVBand="0" w:oddHBand="0" w:evenHBand="0" w:firstRowFirstColumn="0" w:firstRowLastColumn="0" w:lastRowFirstColumn="0" w:lastRowLastColumn="0"/>
+              <w:rPr>
+                <w:rFonts w:hint="eastAsia"/>
+              </w:rPr>
+            </w:pPr>
+            <w:r>
+              <w:t>A</w:t>
+            </w:r>
+            <w:r>
+              <w:rPr>
+                <w:rFonts w:hint="eastAsia"/>
+              </w:rPr>
+              <w:t>ll</w:t>
+            </w:r>
+          </w:p>
+        </w:tc>
+      </w:tr>
+      <w:tr>
+        <w:trPr>
+          <w:trHeight w:val="471"/>
+        </w:trPr>
+        <w:tc>
+          <w:tcPr>
+            <w:cnfStyle w:val="001000000000" w:firstRow="0" w:lastRow="0" w:firstColumn="1" w:lastColumn="0" w:oddVBand="0" w:evenVBand="0" w:oddHBand="0" w:evenHBand="0" w:firstRowFirstColumn="0" w:firstRowLastColumn="0" w:lastRowFirstColumn="0" w:lastRowLastColumn="0"/>
+            <w:tcW w:w="1150" w:type="dxa"/>
+            <w:tcBorders>
+              <w:left w:val="single" w:sz="4" w:space="0" w:color="auto"/>
+              <w:right w:val="single" w:sz="4" w:space="0" w:color="auto"/>
+            </w:tcBorders>
+            <w:vAlign w:val="center"/>
+          </w:tcPr>
+          <w:p>
+            <w:pPr>
+              <w:pStyle w:val="a7"/>
+              <w:spacing w:beforeLines="0" w:before="0" w:afterLines="0" w:after="0"/>
+              <w:rPr>
+                <w:rFonts w:hint="eastAsia"/>
+              </w:rPr>
+            </w:pPr>
+            <w:r>
+              <w:rPr>
+                <w:rFonts w:hint="eastAsia"/>
+              </w:rPr>
+              <w:t>pass@1</w:t>
+            </w:r>
+          </w:p>
+        </w:tc>
+        <w:tc>
+          <w:tcPr>
+            <w:tcW w:w="1130" w:type="dxa"/>
+            <w:tcBorders>
+              <w:left w:val="single" w:sz="4" w:space="0" w:color="auto"/>
+            </w:tcBorders>
+            <w:shd w:val="clear" w:color="auto" w:fill="D1D1D1" w:themeFill="background2" w:themeFillShade="E6"/>
+            <w:vAlign w:val="center"/>
+          </w:tcPr>
+          <w:p>
+            <w:pPr>
+              <w:pStyle w:val="a7"/>
+              <w:spacing w:beforeLines="0" w:before="0" w:afterLines="0" w:after="0"/>
+              <w:cnfStyle w:val="000000000000" w:firstRow="0" w:lastRow="0" w:firstColumn="0" w:lastColumn="0" w:oddVBand="0" w:evenVBand="0" w:oddHBand="0" w:evenHBand="0" w:firstRowFirstColumn="0" w:firstRowLastColumn="0" w:lastRowFirstColumn="0" w:lastRowLastColumn="0"/>
+              <w:rPr>
+                <w:rFonts w:hint="eastAsia"/>
+              </w:rPr>
+            </w:pPr>
+            <w:r>
+              <w:rPr>
+                <w:rFonts w:hint="eastAsia"/>
+              </w:rPr>
+              <w:t>0.658</w:t>
+            </w:r>
+          </w:p>
+        </w:tc>
+        <w:tc>
+          <w:tcPr>
+            <w:tcW w:w="1127" w:type="dxa"/>
+            <w:vAlign w:val="center"/>
+          </w:tcPr>
+          <w:p>
+            <w:pPr>
+              <w:pStyle w:val="a7"/>
+              <w:spacing w:beforeLines="0" w:before="0" w:afterLines="0" w:after="0"/>
+              <w:cnfStyle w:val="000000000000" w:firstRow="0" w:lastRow="0" w:firstColumn="0" w:lastColumn="0" w:oddVBand="0" w:evenVBand="0" w:oddHBand="0" w:evenHBand="0" w:firstRowFirstColumn="0" w:firstRowLastColumn="0" w:lastRowFirstColumn="0" w:lastRowLastColumn="0"/>
+              <w:rPr>
+                <w:rFonts w:hint="eastAsia"/>
+              </w:rPr>
+            </w:pPr>
+            <w:r>
+              <w:rPr>
+                <w:rFonts w:hint="eastAsia"/>
+              </w:rPr>
+              <w:t>0.640</w:t>
+            </w:r>
+          </w:p>
+        </w:tc>
+        <w:tc>
+          <w:tcPr>
+            <w:tcW w:w="1183" w:type="dxa"/>
+            <w:vAlign w:val="center"/>
+          </w:tcPr>
+          <w:p>
+            <w:pPr>
+              <w:pStyle w:val="a7"/>
+              <w:spacing w:beforeLines="0" w:before="0" w:afterLines="0" w:after="0"/>
+              <w:cnfStyle w:val="000000000000" w:firstRow="0" w:lastRow="0" w:firstColumn="0" w:lastColumn="0" w:oddVBand="0" w:evenVBand="0" w:oddHBand="0" w:evenHBand="0" w:firstRowFirstColumn="0" w:firstRowLastColumn="0" w:lastRowFirstColumn="0" w:lastRowLastColumn="0"/>
+              <w:rPr>
+                <w:rFonts w:hint="eastAsia"/>
+              </w:rPr>
+            </w:pPr>
+            <w:r>
+              <w:rPr>
+                <w:rFonts w:hint="eastAsia"/>
+              </w:rPr>
+              <w:t>0.664</w:t>
+            </w:r>
+          </w:p>
+        </w:tc>
+        <w:tc>
+          <w:tcPr>
+            <w:tcW w:w="1143" w:type="dxa"/>
+            <w:vAlign w:val="center"/>
+          </w:tcPr>
+          <w:p>
+            <w:pPr>
+              <w:pStyle w:val="a7"/>
+              <w:spacing w:beforeLines="0" w:before="0" w:afterLines="0" w:after="0"/>
+              <w:cnfStyle w:val="000000000000" w:firstRow="0" w:lastRow="0" w:firstColumn="0" w:lastColumn="0" w:oddVBand="0" w:evenVBand="0" w:oddHBand="0" w:evenHBand="0" w:firstRowFirstColumn="0" w:firstRowLastColumn="0" w:lastRowFirstColumn="0" w:lastRowLastColumn="0"/>
+              <w:rPr>
+                <w:rFonts w:hint="eastAsia"/>
+              </w:rPr>
+            </w:pPr>
+            <w:r>
+              <w:rPr>
+                <w:rFonts w:hint="eastAsia"/>
+              </w:rPr>
+              <w:t>0.638</w:t>
+            </w:r>
+          </w:p>
+        </w:tc>
+        <w:tc>
+          <w:tcPr>
+            <w:tcW w:w="1494" w:type="dxa"/>
+            <w:vAlign w:val="center"/>
+          </w:tcPr>
+          <w:p>
+            <w:pPr>
+              <w:pStyle w:val="a7"/>
+              <w:spacing w:beforeLines="0" w:before="0" w:afterLines="0" w:after="0"/>
+              <w:cnfStyle w:val="000000000000" w:firstRow="0" w:lastRow="0" w:firstColumn="0" w:lastColumn="0" w:oddVBand="0" w:evenVBand="0" w:oddHBand="0" w:evenHBand="0" w:firstRowFirstColumn="0" w:firstRowLastColumn="0" w:lastRowFirstColumn="0" w:lastRowLastColumn="0"/>
+              <w:rPr>
+                <w:rFonts w:hint="eastAsia"/>
+              </w:rPr>
+            </w:pPr>
+            <w:r>
+              <w:rPr>
+                <w:rFonts w:hint="eastAsia"/>
+              </w:rPr>
+              <w:t>0.6</w:t>
+            </w:r>
+            <w:r>
+              <w:rPr>
+                <w:rFonts w:hint="eastAsia"/>
+              </w:rPr>
+              <w:t>89</w:t>
+            </w:r>
+          </w:p>
+        </w:tc>
+        <w:tc>
+          <w:tcPr>
+            <w:tcW w:w="1069" w:type="dxa"/>
+            <w:tcBorders>
+              <w:right w:val="single" w:sz="4" w:space="0" w:color="auto"/>
+            </w:tcBorders>
+            <w:vAlign w:val="center"/>
+          </w:tcPr>
+          <w:p>
+            <w:pPr>
+              <w:pStyle w:val="a7"/>
+              <w:spacing w:beforeLines="0" w:before="0" w:afterLines="0" w:after="0"/>
+              <w:cnfStyle w:val="000000000000" w:firstRow="0" w:lastRow="0" w:firstColumn="0" w:lastColumn="0" w:oddVBand="0" w:evenVBand="0" w:oddHBand="0" w:evenHBand="0" w:firstRowFirstColumn="0" w:firstRowLastColumn="0" w:lastRowFirstColumn="0" w:lastRowLastColumn="0"/>
+              <w:rPr>
+                <w:rFonts w:hint="eastAsia"/>
+              </w:rPr>
+            </w:pPr>
+            <w:r>
+              <w:rPr>
+                <w:rFonts w:hint="eastAsia"/>
+              </w:rPr>
+              <w:t>0.625</w:t>
+            </w:r>
+          </w:p>
+        </w:tc>
+      </w:tr>
+      <w:tr>
+        <w:trPr>
+          <w:trHeight w:val="471"/>
+        </w:trPr>
+        <w:tc>
+          <w:tcPr>
+            <w:cnfStyle w:val="001000000000" w:firstRow="0" w:lastRow="0" w:firstColumn="1" w:lastColumn="0" w:oddVBand="0" w:evenVBand="0" w:oddHBand="0" w:evenHBand="0" w:firstRowFirstColumn="0" w:firstRowLastColumn="0" w:lastRowFirstColumn="0" w:lastRowLastColumn="0"/>
+            <w:tcW w:w="1150" w:type="dxa"/>
+            <w:tcBorders>
+              <w:left w:val="single" w:sz="4" w:space="0" w:color="auto"/>
+              <w:right w:val="single" w:sz="4" w:space="0" w:color="auto"/>
+            </w:tcBorders>
+            <w:vAlign w:val="center"/>
+          </w:tcPr>
+          <w:p>
+            <w:pPr>
+              <w:pStyle w:val="a7"/>
+              <w:spacing w:beforeLines="0" w:before="0" w:afterLines="0" w:after="0"/>
+              <w:rPr>
+                <w:rFonts w:hint="eastAsia"/>
+              </w:rPr>
+            </w:pPr>
+            <w:r>
+              <w:rPr>
+                <w:rFonts w:hint="eastAsia"/>
+              </w:rPr>
+              <w:t>pass@3</w:t>
+            </w:r>
+          </w:p>
+        </w:tc>
+        <w:tc>
+          <w:tcPr>
+            <w:tcW w:w="1130" w:type="dxa"/>
+            <w:tcBorders>
+              <w:left w:val="single" w:sz="4" w:space="0" w:color="auto"/>
+            </w:tcBorders>
+            <w:shd w:val="clear" w:color="auto" w:fill="D1D1D1" w:themeFill="background2" w:themeFillShade="E6"/>
+            <w:vAlign w:val="center"/>
+          </w:tcPr>
+          <w:p>
+            <w:pPr>
+              <w:pStyle w:val="a7"/>
+              <w:spacing w:beforeLines="0" w:before="0" w:afterLines="0" w:after="0"/>
+              <w:cnfStyle w:val="000000000000" w:firstRow="0" w:lastRow="0" w:firstColumn="0" w:lastColumn="0" w:oddVBand="0" w:evenVBand="0" w:oddHBand="0" w:evenHBand="0" w:firstRowFirstColumn="0" w:firstRowLastColumn="0" w:lastRowFirstColumn="0" w:lastRowLastColumn="0"/>
+              <w:rPr>
+                <w:rFonts w:hint="eastAsia"/>
+              </w:rPr>
+            </w:pPr>
+            <w:r>
+              <w:rPr>
+                <w:rFonts w:hint="eastAsia"/>
+              </w:rPr>
+              <w:t>0.822</w:t>
+            </w:r>
+          </w:p>
+        </w:tc>
+        <w:tc>
+          <w:tcPr>
+            <w:tcW w:w="1127" w:type="dxa"/>
+            <w:vAlign w:val="center"/>
+          </w:tcPr>
+          <w:p>
+            <w:pPr>
+              <w:pStyle w:val="a7"/>
+              <w:spacing w:beforeLines="0" w:before="0" w:afterLines="0" w:after="0"/>
+              <w:cnfStyle w:val="000000000000" w:firstRow="0" w:lastRow="0" w:firstColumn="0" w:lastColumn="0" w:oddVBand="0" w:evenVBand="0" w:oddHBand="0" w:evenHBand="0" w:firstRowFirstColumn="0" w:firstRowLastColumn="0" w:lastRowFirstColumn="0" w:lastRowLastColumn="0"/>
+              <w:rPr>
+                <w:rFonts w:hint="eastAsia"/>
+              </w:rPr>
+            </w:pPr>
+            <w:r>
+              <w:rPr>
+                <w:rFonts w:hint="eastAsia"/>
+              </w:rPr>
+              <w:t>0.821</w:t>
+            </w:r>
+          </w:p>
+        </w:tc>
+        <w:tc>
+          <w:tcPr>
+            <w:tcW w:w="1183" w:type="dxa"/>
+            <w:vAlign w:val="center"/>
+          </w:tcPr>
+          <w:p>
+            <w:pPr>
+              <w:pStyle w:val="a7"/>
+              <w:spacing w:beforeLines="0" w:before="0" w:afterLines="0" w:after="0"/>
+              <w:cnfStyle w:val="000000000000" w:firstRow="0" w:lastRow="0" w:firstColumn="0" w:lastColumn="0" w:oddVBand="0" w:evenVBand="0" w:oddHBand="0" w:evenHBand="0" w:firstRowFirstColumn="0" w:firstRowLastColumn="0" w:lastRowFirstColumn="0" w:lastRowLastColumn="0"/>
+              <w:rPr>
+                <w:rFonts w:hint="eastAsia"/>
+              </w:rPr>
+            </w:pPr>
+            <w:r>
+              <w:rPr>
+                <w:rFonts w:hint="eastAsia"/>
+              </w:rPr>
+              <w:t>0.825</w:t>
+            </w:r>
+          </w:p>
+        </w:tc>
+        <w:tc>
+          <w:tcPr>
+            <w:tcW w:w="1143" w:type="dxa"/>
+            <w:vAlign w:val="center"/>
+          </w:tcPr>
+          <w:p>
+            <w:pPr>
+              <w:pStyle w:val="a7"/>
+              <w:spacing w:beforeLines="0" w:before="0" w:afterLines="0" w:after="0"/>
+              <w:cnfStyle w:val="000000000000" w:firstRow="0" w:lastRow="0" w:firstColumn="0" w:lastColumn="0" w:oddVBand="0" w:evenVBand="0" w:oddHBand="0" w:evenHBand="0" w:firstRowFirstColumn="0" w:firstRowLastColumn="0" w:lastRowFirstColumn="0" w:lastRowLastColumn="0"/>
+              <w:rPr>
+                <w:rFonts w:hint="eastAsia"/>
+              </w:rPr>
+            </w:pPr>
+            <w:r>
+              <w:rPr>
+                <w:rFonts w:hint="eastAsia"/>
+              </w:rPr>
+              <w:t>0.817</w:t>
+            </w:r>
+          </w:p>
+        </w:tc>
+        <w:tc>
+          <w:tcPr>
+            <w:tcW w:w="1494" w:type="dxa"/>
+            <w:vAlign w:val="center"/>
+          </w:tcPr>
+          <w:p>
+            <w:pPr>
+              <w:pStyle w:val="a7"/>
+              <w:spacing w:beforeLines="0" w:before="0" w:afterLines="0" w:after="0"/>
+              <w:cnfStyle w:val="000000000000" w:firstRow="0" w:lastRow="0" w:firstColumn="0" w:lastColumn="0" w:oddVBand="0" w:evenVBand="0" w:oddHBand="0" w:evenHBand="0" w:firstRowFirstColumn="0" w:firstRowLastColumn="0" w:lastRowFirstColumn="0" w:lastRowLastColumn="0"/>
+              <w:rPr>
+                <w:rFonts w:hint="eastAsia"/>
+              </w:rPr>
+            </w:pPr>
+            <w:r>
+              <w:rPr>
+                <w:rFonts w:hint="eastAsia"/>
+              </w:rPr>
+              <w:t>0.8</w:t>
+            </w:r>
+            <w:r>
+              <w:rPr>
+                <w:rFonts w:hint="eastAsia"/>
+              </w:rPr>
+              <w:t>58</w:t>
+            </w:r>
+          </w:p>
+        </w:tc>
+        <w:tc>
+          <w:tcPr>
+            <w:tcW w:w="1069" w:type="dxa"/>
+            <w:tcBorders>
+              <w:right w:val="single" w:sz="4" w:space="0" w:color="auto"/>
+            </w:tcBorders>
+            <w:vAlign w:val="center"/>
+          </w:tcPr>
+          <w:p>
+            <w:pPr>
+              <w:pStyle w:val="a7"/>
+              <w:spacing w:beforeLines="0" w:before="0" w:afterLines="0" w:after="0"/>
+              <w:cnfStyle w:val="000000000000" w:firstRow="0" w:lastRow="0" w:firstColumn="0" w:lastColumn="0" w:oddVBand="0" w:evenVBand="0" w:oddHBand="0" w:evenHBand="0" w:firstRowFirstColumn="0" w:firstRowLastColumn="0" w:lastRowFirstColumn="0" w:lastRowLastColumn="0"/>
+              <w:rPr>
+                <w:rFonts w:hint="eastAsia"/>
+              </w:rPr>
+            </w:pPr>
+            <w:r>
+              <w:rPr>
+                <w:rFonts w:hint="eastAsia"/>
+              </w:rPr>
+              <w:t>0.823</w:t>
+            </w:r>
+          </w:p>
+        </w:tc>
+      </w:tr>
+      <w:tr>
+        <w:trPr>
+          <w:trHeight w:val="471"/>
+        </w:trPr>
+        <w:tc>
+          <w:tcPr>
+            <w:cnfStyle w:val="001000000000" w:firstRow="0" w:lastRow="0" w:firstColumn="1" w:lastColumn="0" w:oddVBand="0" w:evenVBand="0" w:oddHBand="0" w:evenHBand="0" w:firstRowFirstColumn="0" w:firstRowLastColumn="0" w:lastRowFirstColumn="0" w:lastRowLastColumn="0"/>
+            <w:tcW w:w="1150" w:type="dxa"/>
+            <w:tcBorders>
+              <w:left w:val="single" w:sz="4" w:space="0" w:color="auto"/>
+              <w:right w:val="single" w:sz="4" w:space="0" w:color="auto"/>
+            </w:tcBorders>
+            <w:vAlign w:val="center"/>
+          </w:tcPr>
+          <w:p>
+            <w:pPr>
+              <w:pStyle w:val="a7"/>
+              <w:spacing w:beforeLines="0" w:before="0" w:afterLines="0" w:after="0"/>
+              <w:rPr>
+                <w:rFonts w:hint="eastAsia"/>
+              </w:rPr>
+            </w:pPr>
+            <w:r>
+              <w:rPr>
+                <w:rFonts w:hint="eastAsia"/>
+              </w:rPr>
+              <w:t>pass@10</w:t>
+            </w:r>
+          </w:p>
+        </w:tc>
+        <w:tc>
+          <w:tcPr>
+            <w:tcW w:w="1130" w:type="dxa"/>
+            <w:tcBorders>
+              <w:left w:val="single" w:sz="4" w:space="0" w:color="auto"/>
+            </w:tcBorders>
+            <w:shd w:val="clear" w:color="auto" w:fill="D1D1D1" w:themeFill="background2" w:themeFillShade="E6"/>
+            <w:vAlign w:val="center"/>
+          </w:tcPr>
+          <w:p>
+            <w:pPr>
+              <w:pStyle w:val="a7"/>
+              <w:spacing w:beforeLines="0" w:before="0" w:afterLines="0" w:after="0"/>
+              <w:cnfStyle w:val="000000000000" w:firstRow="0" w:lastRow="0" w:firstColumn="0" w:lastColumn="0" w:oddVBand="0" w:evenVBand="0" w:oddHBand="0" w:evenHBand="0" w:firstRowFirstColumn="0" w:firstRowLastColumn="0" w:lastRowFirstColumn="0" w:lastRowLastColumn="0"/>
+              <w:rPr>
+                <w:rFonts w:hint="eastAsia"/>
+              </w:rPr>
+            </w:pPr>
+            <w:r>
+              <w:rPr>
+                <w:rFonts w:hint="eastAsia"/>
+              </w:rPr>
+              <w:t>0.888</w:t>
+            </w:r>
+          </w:p>
+        </w:tc>
+        <w:tc>
+          <w:tcPr>
+            <w:tcW w:w="1127" w:type="dxa"/>
+            <w:vAlign w:val="center"/>
+          </w:tcPr>
+          <w:p>
+            <w:pPr>
+              <w:pStyle w:val="a7"/>
+              <w:spacing w:beforeLines="0" w:before="0" w:afterLines="0" w:after="0"/>
+              <w:cnfStyle w:val="000000000000" w:firstRow="0" w:lastRow="0" w:firstColumn="0" w:lastColumn="0" w:oddVBand="0" w:evenVBand="0" w:oddHBand="0" w:evenHBand="0" w:firstRowFirstColumn="0" w:firstRowLastColumn="0" w:lastRowFirstColumn="0" w:lastRowLastColumn="0"/>
+              <w:rPr>
+                <w:rFonts w:hint="eastAsia"/>
+              </w:rPr>
+            </w:pPr>
+            <w:r>
+              <w:rPr>
+                <w:rFonts w:hint="eastAsia"/>
+              </w:rPr>
+              <w:t>0.925</w:t>
+            </w:r>
+          </w:p>
+        </w:tc>
+        <w:tc>
+          <w:tcPr>
+            <w:tcW w:w="1183" w:type="dxa"/>
+            <w:vAlign w:val="center"/>
+          </w:tcPr>
+          <w:p>
+            <w:pPr>
+              <w:pStyle w:val="a7"/>
+              <w:spacing w:beforeLines="0" w:before="0" w:afterLines="0" w:after="0"/>
+              <w:cnfStyle w:val="000000000000" w:firstRow="0" w:lastRow="0" w:firstColumn="0" w:lastColumn="0" w:oddVBand="0" w:evenVBand="0" w:oddHBand="0" w:evenHBand="0" w:firstRowFirstColumn="0" w:firstRowLastColumn="0" w:lastRowFirstColumn="0" w:lastRowLastColumn="0"/>
+              <w:rPr>
+                <w:rFonts w:hint="eastAsia"/>
+              </w:rPr>
+            </w:pPr>
+            <w:r>
+              <w:rPr>
+                <w:rFonts w:hint="eastAsia"/>
+              </w:rPr>
+              <w:t>0.925</w:t>
+            </w:r>
+          </w:p>
+        </w:tc>
+        <w:tc>
+          <w:tcPr>
+            <w:tcW w:w="1143" w:type="dxa"/>
+            <w:vAlign w:val="center"/>
+          </w:tcPr>
+          <w:p>
+            <w:pPr>
+              <w:pStyle w:val="a7"/>
+              <w:spacing w:beforeLines="0" w:before="0" w:afterLines="0" w:after="0"/>
+              <w:cnfStyle w:val="000000000000" w:firstRow="0" w:lastRow="0" w:firstColumn="0" w:lastColumn="0" w:oddVBand="0" w:evenVBand="0" w:oddHBand="0" w:evenHBand="0" w:firstRowFirstColumn="0" w:firstRowLastColumn="0" w:lastRowFirstColumn="0" w:lastRowLastColumn="0"/>
+              <w:rPr>
+                <w:rFonts w:hint="eastAsia"/>
+              </w:rPr>
+            </w:pPr>
+            <w:r>
+              <w:rPr>
+                <w:rFonts w:hint="eastAsia"/>
+              </w:rPr>
+              <w:t>0.900</w:t>
+            </w:r>
+          </w:p>
+        </w:tc>
+        <w:tc>
+          <w:tcPr>
+            <w:tcW w:w="1494" w:type="dxa"/>
+            <w:vAlign w:val="center"/>
+          </w:tcPr>
+          <w:p>
+            <w:pPr>
+              <w:pStyle w:val="a7"/>
+              <w:spacing w:beforeLines="0" w:before="0" w:afterLines="0" w:after="0"/>
+              <w:cnfStyle w:val="000000000000" w:firstRow="0" w:lastRow="0" w:firstColumn="0" w:lastColumn="0" w:oddVBand="0" w:evenVBand="0" w:oddHBand="0" w:evenHBand="0" w:firstRowFirstColumn="0" w:firstRowLastColumn="0" w:lastRowFirstColumn="0" w:lastRowLastColumn="0"/>
+              <w:rPr>
+                <w:rFonts w:hint="eastAsia"/>
+              </w:rPr>
+            </w:pPr>
+            <w:r>
+              <w:rPr>
+                <w:rFonts w:hint="eastAsia"/>
+              </w:rPr>
+              <w:t>0.</w:t>
+            </w:r>
+            <w:r>
+              <w:rPr>
+                <w:rFonts w:hint="eastAsia"/>
+              </w:rPr>
+              <w:t>913</w:t>
+            </w:r>
+          </w:p>
+        </w:tc>
+        <w:tc>
+          <w:tcPr>
+            <w:tcW w:w="1069" w:type="dxa"/>
+            <w:tcBorders>
+              <w:right w:val="single" w:sz="4" w:space="0" w:color="auto"/>
+            </w:tcBorders>
+            <w:vAlign w:val="center"/>
+          </w:tcPr>
+          <w:p>
+            <w:pPr>
+              <w:pStyle w:val="a7"/>
+              <w:spacing w:beforeLines="0" w:before="0" w:afterLines="0" w:after="0"/>
+              <w:cnfStyle w:val="000000000000" w:firstRow="0" w:lastRow="0" w:firstColumn="0" w:lastColumn="0" w:oddVBand="0" w:evenVBand="0" w:oddHBand="0" w:evenHBand="0" w:firstRowFirstColumn="0" w:firstRowLastColumn="0" w:lastRowFirstColumn="0" w:lastRowLastColumn="0"/>
+              <w:rPr>
+                <w:rFonts w:hint="eastAsia"/>
+              </w:rPr>
+            </w:pPr>
+            <w:r>
+              <w:rPr>
+                <w:rFonts w:hint="eastAsia"/>
+              </w:rPr>
+              <w:t>0.913</w:t>
+            </w:r>
+          </w:p>
+        </w:tc>
+      </w:tr>
+    </w:tbl>
+    <w:p>
+      <w:pPr>
+        <w:spacing w:after="156"/>
+        <w:rPr>
+          <w:rFonts w:hint="eastAsia"/>
+        </w:rPr>
+      </w:pPr>
+      <w:r>
+        <w:rPr>
+          <w:rFonts w:hint="eastAsia"/>
+        </w:rPr>
+        <w:t xml:space="preserve">Table 4 lists the accuracy of different prompts. Each type put </w:t>
+      </w:r>
+      <w:r>
+        <w:t>‘</w:t>
+      </w:r>
+      <w:r>
+        <w:rPr>
+          <w:rFonts w:hint="eastAsia"/>
+        </w:rPr>
+        <w:t>D</w:t>
+      </w:r>
+      <w:r>
+        <w:t>’</w:t>
+      </w:r>
+      <w:r>
+        <w:rPr>
+          <w:rFonts w:hint="eastAsia"/>
+        </w:rPr>
+        <w:t xml:space="preserve"> to relevant sections (e.g., system prompt for System, knowledge header + ending for Knowledge), and </w:t>
+      </w:r>
+      <w:r>
+        <w:t>“</w:t>
+      </w:r>
+      <w:r>
+        <w:rPr>
+          <w:rFonts w:hint="eastAsia"/>
+        </w:rPr>
+        <w:t>All</w:t>
+      </w:r>
+      <w:r>
+        <w:t>”</w:t>
+      </w:r>
+      <w:r>
+        <w:rPr>
+          <w:rFonts w:hint="eastAsia"/>
+        </w:rPr>
+        <w:t xml:space="preserve"> makes all the 6 sections of the prompts diverse.</w:t>
+      </w:r>
+      <w:r>
+        <w:rPr>
+          <w:rFonts w:hint="eastAsia"/>
+        </w:rPr>
+        <w:t xml:space="preserve"> Given that the default method has no demonstration, randomized numbers of demonstrations still enhance the accuracy of the model.</w:t>
+      </w:r>
+    </w:p>
+    <w:p>
+      <w:pPr>
+        <w:spacing w:after="156"/>
+      </w:pPr>
+      <w:r>
+        <w:rPr>
+          <w:rFonts w:hint="eastAsia"/>
+        </w:rPr>
+        <w:t>Moreover, the randomized knowledge part</w:t>
+      </w:r>
+      <w:r>
+        <w:rPr>
+          <w:rFonts w:hint="eastAsia"/>
+        </w:rPr>
+        <w:t xml:space="preserve"> also</w:t>
+      </w:r>
+      <w:r>
+        <w:rPr>
+          <w:rFonts w:hint="eastAsia"/>
+        </w:rPr>
+        <w:t xml:space="preserve"> yields </w:t>
+      </w:r>
+      <w:r>
+        <w:rPr>
+          <w:rFonts w:hint="eastAsia"/>
+        </w:rPr>
+        <w:t xml:space="preserve">slightly </w:t>
+      </w:r>
+      <w:r>
+        <w:rPr>
+          <w:rFonts w:hint="eastAsia"/>
+        </w:rPr>
+        <w:t>higher accuracy, suggesting that adding more reminders (packages and boundary issues) can allow LLM to pay attention to the relevant pitfalls and try to avoid it. T</w:t>
+      </w:r>
+      <w:r>
+        <w:t>h</w:t>
+      </w:r>
+      <w:r>
+        <w:rPr>
+          <w:rFonts w:hint="eastAsia"/>
+        </w:rPr>
+        <w:t xml:space="preserve">e decreasing performance </w:t>
+      </w:r>
+      <w:r>
+        <w:rPr>
+          <w:rFonts w:hint="eastAsia"/>
+        </w:rPr>
+        <w:lastRenderedPageBreak/>
+        <w:t>in experiment 5.2 (prompt complexity, Table 2) is mainly because of the over-complex system prompt.</w:t>
+      </w:r>
+    </w:p>
+    <w:p>
+      <w:pPr>
+        <w:spacing w:after="156"/>
+        <w:rPr>
+          <w:rFonts w:hint="eastAsia"/>
+        </w:rPr>
+      </w:pPr>
+      <w:r>
+        <w:rPr>
+          <w:rFonts w:hint="eastAsia"/>
+        </w:rPr>
+        <w:t xml:space="preserve">Finally, given the </w:t>
+      </w:r>
+      <w:r>
+        <w:t>“</w:t>
+      </w:r>
+      <w:r>
+        <w:rPr>
+          <w:rFonts w:hint="eastAsia"/>
+        </w:rPr>
+        <w:t>All</w:t>
+      </w:r>
+      <w:r>
+        <w:t>”</w:t>
+      </w:r>
+      <w:r>
+        <w:rPr>
+          <w:rFonts w:hint="eastAsia"/>
+        </w:rPr>
+        <w:t xml:space="preserve"> type has the worst performance, bring diversity to the text styles for prompting would have negative influence on the performance of LLM, and the capability of retaining good performance in various text styles can reflect the robustness of the LLM and the pipeline.</w:t>
+      </w:r>
+    </w:p>
+    <w:p>
+      <w:pPr>
+        <w:pStyle w:val="2"/>
+      </w:pPr>
+      <w:r>
+        <w:rPr>
+          <w:rFonts w:hint="eastAsia"/>
+        </w:rPr>
+        <w:t xml:space="preserve">5.5 Influence of </w:t>
+      </w:r>
+      <w:r>
+        <w:rPr>
+          <w:rFonts w:hint="eastAsia"/>
+        </w:rPr>
+        <w:t xml:space="preserve">Ranking and </w:t>
+      </w:r>
+      <w:r>
+        <w:rPr>
+          <w:rFonts w:hint="eastAsia"/>
+        </w:rPr>
+        <w:t>Self-Refining</w:t>
+      </w:r>
+    </w:p>
+    <w:p>
+      <w:pPr>
+        <w:pStyle w:val="a7"/>
+        <w:spacing w:before="156" w:after="156"/>
+        <w:rPr>
+          <w:rFonts w:hint="eastAsia"/>
+        </w:rPr>
+      </w:pPr>
+      <w:r>
+        <w:rPr>
+          <w:rFonts w:hint="eastAsia"/>
+        </w:rPr>
+        <w:t>Table 5 Evaluation accuracy for different prompt settings after self-refinement</w:t>
+      </w:r>
+      <w:r>
+        <w:rPr>
+          <w:rFonts w:hint="eastAsia"/>
+        </w:rPr>
+        <w:t>. Ranking: 10 to 5</w:t>
+      </w:r>
+    </w:p>
+    <w:tbl>
+      <w:tblPr>
+        <w:tblStyle w:val="21"/>
+        <w:tblW w:w="5000" w:type="pct"/>
+        <w:tblLook w:val="06A0" w:firstRow="1" w:lastRow="0" w:firstColumn="1" w:lastColumn="0" w:noHBand="1" w:noVBand="1"/>
+      </w:tblPr>
+      <w:tblGrid>
+        <w:gridCol w:w="1685"/>
+        <w:gridCol w:w="1339"/>
+        <w:gridCol w:w="1887"/>
+        <w:gridCol w:w="1799"/>
+        <w:gridCol w:w="1586"/>
+      </w:tblGrid>
+      <w:tr>
+        <w:trPr>
+          <w:cnfStyle w:val="100000000000" w:firstRow="1" w:lastRow="0" w:firstColumn="0" w:lastColumn="0" w:oddVBand="0" w:evenVBand="0" w:oddHBand="0" w:evenHBand="0" w:firstRowFirstColumn="0" w:firstRowLastColumn="0" w:lastRowFirstColumn="0" w:lastRowLastColumn="0"/>
+          <w:trHeight w:val="471"/>
+        </w:trPr>
+        <w:tc>
+          <w:tcPr>
+            <w:cnfStyle w:val="001000000000" w:firstRow="0" w:lastRow="0" w:firstColumn="1" w:lastColumn="0" w:oddVBand="0" w:evenVBand="0" w:oddHBand="0" w:evenHBand="0" w:firstRowFirstColumn="0" w:firstRowLastColumn="0" w:lastRowFirstColumn="0" w:lastRowLastColumn="0"/>
+            <w:tcW w:w="1016" w:type="pct"/>
+            <w:tcBorders>
+              <w:left w:val="single" w:sz="4" w:space="0" w:color="auto"/>
+              <w:right w:val="single" w:sz="4" w:space="0" w:color="auto"/>
+            </w:tcBorders>
+            <w:vAlign w:val="center"/>
+          </w:tcPr>
+          <w:p>
+            <w:pPr>
+              <w:pStyle w:val="a7"/>
+              <w:spacing w:beforeLines="0" w:before="0" w:afterLines="0" w:after="0"/>
+              <w:rPr>
+                <w:rFonts w:hint="eastAsia"/>
+              </w:rPr>
+            </w:pPr>
+            <w:r>
+              <w:rPr>
+                <w:rFonts w:hint="eastAsia"/>
+              </w:rPr>
+              <w:t>Type</w:t>
+            </w:r>
+          </w:p>
+        </w:tc>
+        <w:tc>
+          <w:tcPr>
+            <w:tcW w:w="807" w:type="pct"/>
+            <w:tcBorders>
+              <w:left w:val="single" w:sz="4" w:space="0" w:color="auto"/>
+            </w:tcBorders>
+            <w:shd w:val="clear" w:color="auto" w:fill="D1D1D1" w:themeFill="background2" w:themeFillShade="E6"/>
+            <w:vAlign w:val="center"/>
+          </w:tcPr>
+          <w:p>
+            <w:pPr>
+              <w:pStyle w:val="a7"/>
+              <w:spacing w:beforeLines="0" w:before="0" w:afterLines="0" w:after="0"/>
+              <w:cnfStyle w:val="100000000000" w:firstRow="1" w:lastRow="0" w:firstColumn="0" w:lastColumn="0" w:oddVBand="0" w:evenVBand="0" w:oddHBand="0" w:evenHBand="0" w:firstRowFirstColumn="0" w:firstRowLastColumn="0" w:lastRowFirstColumn="0" w:lastRowLastColumn="0"/>
+              <w:rPr>
+                <w:rFonts w:hint="eastAsia"/>
+              </w:rPr>
+            </w:pPr>
+            <w:r>
+              <w:t>D</w:t>
+            </w:r>
+            <w:r>
+              <w:rPr>
+                <w:rFonts w:hint="eastAsia"/>
+              </w:rPr>
+              <w:t>efault</w:t>
+            </w:r>
+          </w:p>
+        </w:tc>
+        <w:tc>
+          <w:tcPr>
+            <w:tcW w:w="1137" w:type="pct"/>
+            <w:vAlign w:val="center"/>
+          </w:tcPr>
+          <w:p>
+            <w:pPr>
+              <w:pStyle w:val="a7"/>
+              <w:spacing w:beforeLines="0" w:before="0" w:afterLines="0" w:after="0"/>
+              <w:cnfStyle w:val="100000000000" w:firstRow="1" w:lastRow="0" w:firstColumn="0" w:lastColumn="0" w:oddVBand="0" w:evenVBand="0" w:oddHBand="0" w:evenHBand="0" w:firstRowFirstColumn="0" w:firstRowLastColumn="0" w:lastRowFirstColumn="0" w:lastRowLastColumn="0"/>
+              <w:rPr>
+                <w:rFonts w:hint="eastAsia"/>
+              </w:rPr>
+            </w:pPr>
+            <w:r>
+              <w:t>M</w:t>
+            </w:r>
+            <w:r>
+              <w:rPr>
+                <w:rFonts w:hint="eastAsia"/>
+              </w:rPr>
+              <w:t>ax disturbance</w:t>
+            </w:r>
+          </w:p>
+        </w:tc>
+        <w:tc>
+          <w:tcPr>
+            <w:tcW w:w="1084" w:type="pct"/>
+            <w:vAlign w:val="center"/>
+          </w:tcPr>
+          <w:p>
+            <w:pPr>
+              <w:pStyle w:val="a7"/>
+              <w:spacing w:beforeLines="0" w:before="0" w:afterLines="0" w:after="0"/>
+              <w:cnfStyle w:val="100000000000" w:firstRow="1" w:lastRow="0" w:firstColumn="0" w:lastColumn="0" w:oddVBand="0" w:evenVBand="0" w:oddHBand="0" w:evenHBand="0" w:firstRowFirstColumn="0" w:firstRowLastColumn="0" w:lastRowFirstColumn="0" w:lastRowLastColumn="0"/>
+              <w:rPr>
+                <w:rFonts w:hint="eastAsia"/>
+              </w:rPr>
+            </w:pPr>
+            <w:r>
+              <w:t>M</w:t>
+            </w:r>
+            <w:r>
+              <w:rPr>
+                <w:rFonts w:hint="eastAsia"/>
+              </w:rPr>
+              <w:t>ax complexity</w:t>
+            </w:r>
+          </w:p>
+        </w:tc>
+        <w:tc>
+          <w:tcPr>
+            <w:tcW w:w="956" w:type="pct"/>
+            <w:tcBorders>
+              <w:right w:val="single" w:sz="4" w:space="0" w:color="auto"/>
+            </w:tcBorders>
+            <w:vAlign w:val="center"/>
+          </w:tcPr>
+          <w:p>
+            <w:pPr>
+              <w:pStyle w:val="a7"/>
+              <w:spacing w:beforeLines="0" w:before="0" w:afterLines="0" w:after="0"/>
+              <w:cnfStyle w:val="100000000000" w:firstRow="1" w:lastRow="0" w:firstColumn="0" w:lastColumn="0" w:oddVBand="0" w:evenVBand="0" w:oddHBand="0" w:evenHBand="0" w:firstRowFirstColumn="0" w:firstRowLastColumn="0" w:lastRowFirstColumn="0" w:lastRowLastColumn="0"/>
+              <w:rPr>
+                <w:rFonts w:hint="eastAsia"/>
+              </w:rPr>
+            </w:pPr>
+            <w:r>
+              <w:t>M</w:t>
+            </w:r>
+            <w:r>
+              <w:rPr>
+                <w:rFonts w:hint="eastAsia"/>
+              </w:rPr>
+              <w:t>ax diversity</w:t>
+            </w:r>
+          </w:p>
+        </w:tc>
+      </w:tr>
+      <w:tr>
+        <w:trPr>
+          <w:trHeight w:val="471"/>
+        </w:trPr>
+        <w:tc>
+          <w:tcPr>
+            <w:cnfStyle w:val="001000000000" w:firstRow="0" w:lastRow="0" w:firstColumn="1" w:lastColumn="0" w:oddVBand="0" w:evenVBand="0" w:oddHBand="0" w:evenHBand="0" w:firstRowFirstColumn="0" w:firstRowLastColumn="0" w:lastRowFirstColumn="0" w:lastRowLastColumn="0"/>
+            <w:tcW w:w="1016" w:type="pct"/>
+            <w:tcBorders>
+              <w:left w:val="single" w:sz="4" w:space="0" w:color="auto"/>
+              <w:right w:val="single" w:sz="4" w:space="0" w:color="auto"/>
+            </w:tcBorders>
+            <w:vAlign w:val="center"/>
+          </w:tcPr>
+          <w:p>
+            <w:pPr>
+              <w:pStyle w:val="a7"/>
+              <w:spacing w:beforeLines="0" w:before="0" w:afterLines="0" w:after="0"/>
+              <w:rPr>
+                <w:rFonts w:hint="eastAsia"/>
+              </w:rPr>
+            </w:pPr>
+            <w:r>
+              <w:rPr>
+                <w:rFonts w:hint="eastAsia"/>
+              </w:rPr>
+              <w:t>pass@1</w:t>
+            </w:r>
+          </w:p>
+        </w:tc>
+        <w:tc>
+          <w:tcPr>
+            <w:tcW w:w="807" w:type="pct"/>
+            <w:tcBorders>
+              <w:left w:val="single" w:sz="4" w:space="0" w:color="auto"/>
+            </w:tcBorders>
+            <w:shd w:val="clear" w:color="auto" w:fill="D1D1D1" w:themeFill="background2" w:themeFillShade="E6"/>
+            <w:vAlign w:val="center"/>
+          </w:tcPr>
+          <w:p>
+            <w:pPr>
+              <w:pStyle w:val="a7"/>
+              <w:spacing w:beforeLines="0" w:before="0" w:afterLines="0" w:after="0"/>
+              <w:cnfStyle w:val="000000000000" w:firstRow="0" w:lastRow="0" w:firstColumn="0" w:lastColumn="0" w:oddVBand="0" w:evenVBand="0" w:oddHBand="0" w:evenHBand="0" w:firstRowFirstColumn="0" w:firstRowLastColumn="0" w:lastRowFirstColumn="0" w:lastRowLastColumn="0"/>
+              <w:rPr>
+                <w:rFonts w:hint="eastAsia"/>
+              </w:rPr>
+            </w:pPr>
+            <w:r>
+              <w:rPr>
+                <w:rFonts w:hint="eastAsia"/>
+              </w:rPr>
+              <w:t>0.658&gt;0.805</w:t>
+            </w:r>
+          </w:p>
+        </w:tc>
+        <w:tc>
+          <w:tcPr>
+            <w:tcW w:w="1137" w:type="pct"/>
+            <w:vAlign w:val="center"/>
+          </w:tcPr>
+          <w:p>
+            <w:pPr>
+              <w:pStyle w:val="a7"/>
+              <w:spacing w:beforeLines="0" w:before="0" w:afterLines="0" w:after="0"/>
+              <w:cnfStyle w:val="000000000000" w:firstRow="0" w:lastRow="0" w:firstColumn="0" w:lastColumn="0" w:oddVBand="0" w:evenVBand="0" w:oddHBand="0" w:evenHBand="0" w:firstRowFirstColumn="0" w:firstRowLastColumn="0" w:lastRowFirstColumn="0" w:lastRowLastColumn="0"/>
+              <w:rPr>
+                <w:rFonts w:hint="eastAsia"/>
+              </w:rPr>
+            </w:pPr>
+            <w:r>
+              <w:rPr>
+                <w:rFonts w:hint="eastAsia"/>
+              </w:rPr>
+              <w:t>0.583&gt;0.713</w:t>
+            </w:r>
+          </w:p>
+        </w:tc>
+        <w:tc>
+          <w:tcPr>
+            <w:tcW w:w="1084" w:type="pct"/>
+            <w:vAlign w:val="center"/>
+          </w:tcPr>
+          <w:p>
+            <w:pPr>
+              <w:pStyle w:val="a7"/>
+              <w:spacing w:beforeLines="0" w:before="0" w:afterLines="0" w:after="0"/>
+              <w:cnfStyle w:val="000000000000" w:firstRow="0" w:lastRow="0" w:firstColumn="0" w:lastColumn="0" w:oddVBand="0" w:evenVBand="0" w:oddHBand="0" w:evenHBand="0" w:firstRowFirstColumn="0" w:firstRowLastColumn="0" w:lastRowFirstColumn="0" w:lastRowLastColumn="0"/>
+              <w:rPr>
+                <w:rFonts w:hint="eastAsia"/>
+              </w:rPr>
+            </w:pPr>
+            <w:r>
+              <w:rPr>
+                <w:rFonts w:hint="eastAsia"/>
+              </w:rPr>
+              <w:t>0.590&gt;0.717</w:t>
+            </w:r>
+          </w:p>
+        </w:tc>
+        <w:tc>
+          <w:tcPr>
+            <w:tcW w:w="956" w:type="pct"/>
+            <w:tcBorders>
+              <w:right w:val="single" w:sz="4" w:space="0" w:color="auto"/>
+            </w:tcBorders>
+            <w:vAlign w:val="center"/>
+          </w:tcPr>
+          <w:p>
+            <w:pPr>
+              <w:pStyle w:val="a7"/>
+              <w:spacing w:beforeLines="0" w:before="0" w:afterLines="0" w:after="0"/>
+              <w:cnfStyle w:val="000000000000" w:firstRow="0" w:lastRow="0" w:firstColumn="0" w:lastColumn="0" w:oddVBand="0" w:evenVBand="0" w:oddHBand="0" w:evenHBand="0" w:firstRowFirstColumn="0" w:firstRowLastColumn="0" w:lastRowFirstColumn="0" w:lastRowLastColumn="0"/>
+              <w:rPr>
+                <w:rFonts w:hint="eastAsia"/>
+              </w:rPr>
+            </w:pPr>
+            <w:r>
+              <w:rPr>
+                <w:rFonts w:hint="eastAsia"/>
+              </w:rPr>
+              <w:t>0.625&gt;0.785</w:t>
+            </w:r>
+          </w:p>
+        </w:tc>
+      </w:tr>
+      <w:tr>
+        <w:trPr>
+          <w:trHeight w:val="471"/>
+        </w:trPr>
+        <w:tc>
+          <w:tcPr>
+            <w:cnfStyle w:val="001000000000" w:firstRow="0" w:lastRow="0" w:firstColumn="1" w:lastColumn="0" w:oddVBand="0" w:evenVBand="0" w:oddHBand="0" w:evenHBand="0" w:firstRowFirstColumn="0" w:firstRowLastColumn="0" w:lastRowFirstColumn="0" w:lastRowLastColumn="0"/>
+            <w:tcW w:w="1016" w:type="pct"/>
+            <w:tcBorders>
+              <w:left w:val="single" w:sz="4" w:space="0" w:color="auto"/>
+              <w:right w:val="single" w:sz="4" w:space="0" w:color="auto"/>
+            </w:tcBorders>
+            <w:vAlign w:val="center"/>
+          </w:tcPr>
+          <w:p>
+            <w:pPr>
+              <w:pStyle w:val="a7"/>
+              <w:spacing w:beforeLines="0" w:before="0" w:afterLines="0" w:after="0"/>
+              <w:rPr>
+                <w:rFonts w:hint="eastAsia"/>
+              </w:rPr>
+            </w:pPr>
+            <w:r>
+              <w:rPr>
+                <w:rFonts w:hint="eastAsia"/>
+              </w:rPr>
+              <w:t>pass@3</w:t>
+            </w:r>
+          </w:p>
+        </w:tc>
+        <w:tc>
+          <w:tcPr>
+            <w:tcW w:w="807" w:type="pct"/>
+            <w:tcBorders>
+              <w:left w:val="single" w:sz="4" w:space="0" w:color="auto"/>
+            </w:tcBorders>
+            <w:shd w:val="clear" w:color="auto" w:fill="D1D1D1" w:themeFill="background2" w:themeFillShade="E6"/>
+            <w:vAlign w:val="center"/>
+          </w:tcPr>
+          <w:p>
+            <w:pPr>
+              <w:pStyle w:val="a7"/>
+              <w:spacing w:beforeLines="0" w:before="0" w:afterLines="0" w:after="0"/>
+              <w:cnfStyle w:val="000000000000" w:firstRow="0" w:lastRow="0" w:firstColumn="0" w:lastColumn="0" w:oddVBand="0" w:evenVBand="0" w:oddHBand="0" w:evenHBand="0" w:firstRowFirstColumn="0" w:firstRowLastColumn="0" w:lastRowFirstColumn="0" w:lastRowLastColumn="0"/>
+              <w:rPr>
+                <w:rFonts w:hint="eastAsia"/>
+              </w:rPr>
+            </w:pPr>
+            <w:r>
+              <w:rPr>
+                <w:rFonts w:hint="eastAsia"/>
+              </w:rPr>
+              <w:t>0.873</w:t>
+            </w:r>
+          </w:p>
+        </w:tc>
+        <w:tc>
+          <w:tcPr>
+            <w:tcW w:w="1137" w:type="pct"/>
+            <w:vAlign w:val="center"/>
+          </w:tcPr>
+          <w:p>
+            <w:pPr>
+              <w:pStyle w:val="a7"/>
+              <w:spacing w:beforeLines="0" w:before="0" w:afterLines="0" w:after="0"/>
+              <w:cnfStyle w:val="000000000000" w:firstRow="0" w:lastRow="0" w:firstColumn="0" w:lastColumn="0" w:oddVBand="0" w:evenVBand="0" w:oddHBand="0" w:evenHBand="0" w:firstRowFirstColumn="0" w:firstRowLastColumn="0" w:lastRowFirstColumn="0" w:lastRowLastColumn="0"/>
+              <w:rPr>
+                <w:rFonts w:hint="eastAsia"/>
+              </w:rPr>
+            </w:pPr>
+            <w:r>
+              <w:rPr>
+                <w:rFonts w:hint="eastAsia"/>
+              </w:rPr>
+              <w:t>0.799</w:t>
+            </w:r>
+          </w:p>
+        </w:tc>
+        <w:tc>
+          <w:tcPr>
+            <w:tcW w:w="1084" w:type="pct"/>
+            <w:vAlign w:val="center"/>
+          </w:tcPr>
+          <w:p>
+            <w:pPr>
+              <w:pStyle w:val="a7"/>
+              <w:spacing w:beforeLines="0" w:before="0" w:afterLines="0" w:after="0"/>
+              <w:cnfStyle w:val="000000000000" w:firstRow="0" w:lastRow="0" w:firstColumn="0" w:lastColumn="0" w:oddVBand="0" w:evenVBand="0" w:oddHBand="0" w:evenHBand="0" w:firstRowFirstColumn="0" w:firstRowLastColumn="0" w:lastRowFirstColumn="0" w:lastRowLastColumn="0"/>
+              <w:rPr>
+                <w:rFonts w:hint="eastAsia"/>
+              </w:rPr>
+            </w:pPr>
+            <w:r>
+              <w:rPr>
+                <w:rFonts w:hint="eastAsia"/>
+              </w:rPr>
+              <w:t>0.851</w:t>
+            </w:r>
+          </w:p>
+        </w:tc>
+        <w:tc>
+          <w:tcPr>
+            <w:tcW w:w="956" w:type="pct"/>
+            <w:tcBorders>
+              <w:right w:val="single" w:sz="4" w:space="0" w:color="auto"/>
+            </w:tcBorders>
+            <w:vAlign w:val="center"/>
+          </w:tcPr>
+          <w:p>
+            <w:pPr>
+              <w:pStyle w:val="a7"/>
+              <w:spacing w:beforeLines="0" w:before="0" w:afterLines="0" w:after="0"/>
+              <w:cnfStyle w:val="000000000000" w:firstRow="0" w:lastRow="0" w:firstColumn="0" w:lastColumn="0" w:oddVBand="0" w:evenVBand="0" w:oddHBand="0" w:evenHBand="0" w:firstRowFirstColumn="0" w:firstRowLastColumn="0" w:lastRowFirstColumn="0" w:lastRowLastColumn="0"/>
+              <w:rPr>
+                <w:rFonts w:hint="eastAsia"/>
+              </w:rPr>
+            </w:pPr>
+            <w:r>
+              <w:rPr>
+                <w:rFonts w:hint="eastAsia"/>
+              </w:rPr>
+              <w:t>0.896</w:t>
+            </w:r>
+          </w:p>
+        </w:tc>
+      </w:tr>
+      <w:tr>
+        <w:trPr>
+          <w:trHeight w:val="471"/>
+        </w:trPr>
+        <w:tc>
+          <w:tcPr>
+            <w:cnfStyle w:val="001000000000" w:firstRow="0" w:lastRow="0" w:firstColumn="1" w:lastColumn="0" w:oddVBand="0" w:evenVBand="0" w:oddHBand="0" w:evenHBand="0" w:firstRowFirstColumn="0" w:firstRowLastColumn="0" w:lastRowFirstColumn="0" w:lastRowLastColumn="0"/>
+            <w:tcW w:w="1016" w:type="pct"/>
+            <w:tcBorders>
+              <w:left w:val="single" w:sz="4" w:space="0" w:color="auto"/>
+              <w:right w:val="single" w:sz="4" w:space="0" w:color="auto"/>
+            </w:tcBorders>
+            <w:vAlign w:val="center"/>
+          </w:tcPr>
+          <w:p>
+            <w:pPr>
+              <w:pStyle w:val="a7"/>
+              <w:spacing w:beforeLines="0" w:before="0" w:afterLines="0" w:after="0"/>
+              <w:rPr>
+                <w:rFonts w:hint="eastAsia"/>
+              </w:rPr>
+            </w:pPr>
+            <w:r>
+              <w:rPr>
+                <w:rFonts w:hint="eastAsia"/>
+              </w:rPr>
+              <w:t>Difference*</w:t>
+            </w:r>
+          </w:p>
+        </w:tc>
+        <w:tc>
+          <w:tcPr>
+            <w:tcW w:w="807" w:type="pct"/>
+            <w:tcBorders>
+              <w:left w:val="single" w:sz="4" w:space="0" w:color="auto"/>
+            </w:tcBorders>
+            <w:shd w:val="clear" w:color="auto" w:fill="D1D1D1" w:themeFill="background2" w:themeFillShade="E6"/>
+            <w:vAlign w:val="center"/>
+          </w:tcPr>
+          <w:p>
+            <w:pPr>
+              <w:pStyle w:val="a7"/>
+              <w:spacing w:beforeLines="0" w:before="0" w:afterLines="0" w:after="0"/>
+              <w:cnfStyle w:val="000000000000" w:firstRow="0" w:lastRow="0" w:firstColumn="0" w:lastColumn="0" w:oddVBand="0" w:evenVBand="0" w:oddHBand="0" w:evenHBand="0" w:firstRowFirstColumn="0" w:firstRowLastColumn="0" w:lastRowFirstColumn="0" w:lastRowLastColumn="0"/>
+              <w:rPr>
+                <w:rFonts w:hint="eastAsia"/>
+              </w:rPr>
+            </w:pPr>
+            <w:r>
+              <w:rPr>
+                <w:rFonts w:hint="eastAsia"/>
+              </w:rPr>
+              <w:t>0&gt;0</w:t>
+            </w:r>
+          </w:p>
+        </w:tc>
+        <w:tc>
+          <w:tcPr>
+            <w:tcW w:w="1137" w:type="pct"/>
+            <w:vAlign w:val="center"/>
+          </w:tcPr>
+          <w:p>
+            <w:pPr>
+              <w:pStyle w:val="a7"/>
+              <w:spacing w:beforeLines="0" w:before="0" w:afterLines="0" w:after="0"/>
+              <w:cnfStyle w:val="000000000000" w:firstRow="0" w:lastRow="0" w:firstColumn="0" w:lastColumn="0" w:oddVBand="0" w:evenVBand="0" w:oddHBand="0" w:evenHBand="0" w:firstRowFirstColumn="0" w:firstRowLastColumn="0" w:lastRowFirstColumn="0" w:lastRowLastColumn="0"/>
+              <w:rPr>
+                <w:rFonts w:hint="eastAsia"/>
+              </w:rPr>
+            </w:pPr>
+            <w:r>
+              <w:rPr>
+                <w:rFonts w:hint="eastAsia"/>
+              </w:rPr>
+              <w:t>0.075&gt;0.092</w:t>
+            </w:r>
+            <w:r>
+              <w:rPr>
+                <w:rFonts w:hint="eastAsia"/>
+                <w:color w:val="FF0000"/>
+              </w:rPr>
+              <w:t>↓</w:t>
+            </w:r>
+          </w:p>
+        </w:tc>
+        <w:tc>
+          <w:tcPr>
+            <w:tcW w:w="1084" w:type="pct"/>
+            <w:vAlign w:val="center"/>
+          </w:tcPr>
+          <w:p>
+            <w:pPr>
+              <w:pStyle w:val="a7"/>
+              <w:spacing w:beforeLines="0" w:before="0" w:afterLines="0" w:after="0"/>
+              <w:cnfStyle w:val="000000000000" w:firstRow="0" w:lastRow="0" w:firstColumn="0" w:lastColumn="0" w:oddVBand="0" w:evenVBand="0" w:oddHBand="0" w:evenHBand="0" w:firstRowFirstColumn="0" w:firstRowLastColumn="0" w:lastRowFirstColumn="0" w:lastRowLastColumn="0"/>
+              <w:rPr>
+                <w:rFonts w:hint="eastAsia"/>
+              </w:rPr>
+            </w:pPr>
+            <w:r>
+              <w:rPr>
+                <w:rFonts w:hint="eastAsia"/>
+              </w:rPr>
+              <w:t>0.068&gt;0.092</w:t>
+            </w:r>
+            <w:r>
+              <w:rPr>
+                <w:rFonts w:hint="eastAsia"/>
+                <w:color w:val="FF0000"/>
+              </w:rPr>
+              <w:t>↓</w:t>
+            </w:r>
+          </w:p>
+        </w:tc>
+        <w:tc>
+          <w:tcPr>
+            <w:tcW w:w="956" w:type="pct"/>
+            <w:tcBorders>
+              <w:right w:val="single" w:sz="4" w:space="0" w:color="auto"/>
+            </w:tcBorders>
+            <w:vAlign w:val="center"/>
+          </w:tcPr>
+          <w:p>
+            <w:pPr>
+              <w:pStyle w:val="a7"/>
+              <w:spacing w:beforeLines="0" w:before="0" w:afterLines="0" w:after="0"/>
+              <w:cnfStyle w:val="000000000000" w:firstRow="0" w:lastRow="0" w:firstColumn="0" w:lastColumn="0" w:oddVBand="0" w:evenVBand="0" w:oddHBand="0" w:evenHBand="0" w:firstRowFirstColumn="0" w:firstRowLastColumn="0" w:lastRowFirstColumn="0" w:lastRowLastColumn="0"/>
+              <w:rPr>
+                <w:rFonts w:hint="eastAsia"/>
+              </w:rPr>
+            </w:pPr>
+            <w:r>
+              <w:rPr>
+                <w:rFonts w:hint="eastAsia"/>
+              </w:rPr>
+              <w:t>0.033&gt;0.020</w:t>
+            </w:r>
+            <w:r>
+              <w:rPr>
+                <w:rFonts w:hint="eastAsia"/>
+                <w:color w:val="4EA72E" w:themeColor="accent6"/>
+              </w:rPr>
+              <w:t>↑</w:t>
+            </w:r>
+          </w:p>
+        </w:tc>
+      </w:tr>
+      <w:tr>
+        <w:trPr>
+          <w:trHeight w:val="471"/>
+        </w:trPr>
+        <w:tc>
+          <w:tcPr>
+            <w:cnfStyle w:val="001000000000" w:firstRow="0" w:lastRow="0" w:firstColumn="1" w:lastColumn="0" w:oddVBand="0" w:evenVBand="0" w:oddHBand="0" w:evenHBand="0" w:firstRowFirstColumn="0" w:firstRowLastColumn="0" w:lastRowFirstColumn="0" w:lastRowLastColumn="0"/>
+            <w:tcW w:w="1016" w:type="pct"/>
+            <w:tcBorders>
+              <w:left w:val="single" w:sz="4" w:space="0" w:color="auto"/>
+              <w:right w:val="single" w:sz="4" w:space="0" w:color="auto"/>
+            </w:tcBorders>
+            <w:vAlign w:val="center"/>
+          </w:tcPr>
+          <w:p>
+            <w:pPr>
+              <w:pStyle w:val="a7"/>
+              <w:spacing w:beforeLines="0" w:before="0" w:afterLines="0" w:after="0"/>
+              <w:rPr>
+                <w:rFonts w:hint="eastAsia"/>
+              </w:rPr>
+            </w:pPr>
+            <w:r>
+              <w:t>R</w:t>
+            </w:r>
+            <w:r>
+              <w:rPr>
+                <w:rFonts w:hint="eastAsia"/>
+              </w:rPr>
+              <w:t>efined counts</w:t>
+            </w:r>
+          </w:p>
+        </w:tc>
+        <w:tc>
+          <w:tcPr>
+            <w:tcW w:w="807" w:type="pct"/>
+            <w:tcBorders>
+              <w:left w:val="single" w:sz="4" w:space="0" w:color="auto"/>
+            </w:tcBorders>
+            <w:shd w:val="clear" w:color="auto" w:fill="D1D1D1" w:themeFill="background2" w:themeFillShade="E6"/>
+            <w:vAlign w:val="center"/>
+          </w:tcPr>
+          <w:p>
+            <w:pPr>
+              <w:pStyle w:val="a7"/>
+              <w:spacing w:beforeLines="0" w:before="0" w:afterLines="0" w:after="0"/>
+              <w:cnfStyle w:val="000000000000" w:firstRow="0" w:lastRow="0" w:firstColumn="0" w:lastColumn="0" w:oddVBand="0" w:evenVBand="0" w:oddHBand="0" w:evenHBand="0" w:firstRowFirstColumn="0" w:firstRowLastColumn="0" w:lastRowFirstColumn="0" w:lastRowLastColumn="0"/>
+              <w:rPr>
+                <w:rFonts w:hint="eastAsia"/>
+              </w:rPr>
+            </w:pPr>
+            <w:r>
+              <w:rPr>
+                <w:rFonts w:hint="eastAsia"/>
+              </w:rPr>
+              <w:t>89</w:t>
+            </w:r>
+          </w:p>
+        </w:tc>
+        <w:tc>
+          <w:tcPr>
+            <w:tcW w:w="1137" w:type="pct"/>
+            <w:vAlign w:val="center"/>
+          </w:tcPr>
+          <w:p>
+            <w:pPr>
+              <w:pStyle w:val="a7"/>
+              <w:spacing w:beforeLines="0" w:before="0" w:afterLines="0" w:after="0"/>
+              <w:cnfStyle w:val="000000000000" w:firstRow="0" w:lastRow="0" w:firstColumn="0" w:lastColumn="0" w:oddVBand="0" w:evenVBand="0" w:oddHBand="0" w:evenHBand="0" w:firstRowFirstColumn="0" w:firstRowLastColumn="0" w:lastRowFirstColumn="0" w:lastRowLastColumn="0"/>
+              <w:rPr>
+                <w:rFonts w:hint="eastAsia"/>
+              </w:rPr>
+            </w:pPr>
+            <w:r>
+              <w:rPr>
+                <w:rFonts w:hint="eastAsia"/>
+              </w:rPr>
+              <w:t>123</w:t>
+            </w:r>
+          </w:p>
+        </w:tc>
+        <w:tc>
+          <w:tcPr>
+            <w:tcW w:w="1084" w:type="pct"/>
+            <w:vAlign w:val="center"/>
+          </w:tcPr>
+          <w:p>
+            <w:pPr>
+              <w:pStyle w:val="a7"/>
+              <w:spacing w:beforeLines="0" w:before="0" w:afterLines="0" w:after="0"/>
+              <w:cnfStyle w:val="000000000000" w:firstRow="0" w:lastRow="0" w:firstColumn="0" w:lastColumn="0" w:oddVBand="0" w:evenVBand="0" w:oddHBand="0" w:evenHBand="0" w:firstRowFirstColumn="0" w:firstRowLastColumn="0" w:lastRowFirstColumn="0" w:lastRowLastColumn="0"/>
+              <w:rPr>
+                <w:rFonts w:hint="eastAsia"/>
+              </w:rPr>
+            </w:pPr>
+            <w:r>
+              <w:rPr>
+                <w:rFonts w:hint="eastAsia"/>
+              </w:rPr>
+              <w:t>117</w:t>
+            </w:r>
+          </w:p>
+        </w:tc>
+        <w:tc>
+          <w:tcPr>
+            <w:tcW w:w="956" w:type="pct"/>
+            <w:tcBorders>
+              <w:right w:val="single" w:sz="4" w:space="0" w:color="auto"/>
+            </w:tcBorders>
+            <w:vAlign w:val="center"/>
+          </w:tcPr>
+          <w:p>
+            <w:pPr>
+              <w:pStyle w:val="a7"/>
+              <w:spacing w:beforeLines="0" w:before="0" w:afterLines="0" w:after="0"/>
+              <w:cnfStyle w:val="000000000000" w:firstRow="0" w:lastRow="0" w:firstColumn="0" w:lastColumn="0" w:oddVBand="0" w:evenVBand="0" w:oddHBand="0" w:evenHBand="0" w:firstRowFirstColumn="0" w:firstRowLastColumn="0" w:lastRowFirstColumn="0" w:lastRowLastColumn="0"/>
+              <w:rPr>
+                <w:rFonts w:hint="eastAsia"/>
+              </w:rPr>
+            </w:pPr>
+            <w:r>
+              <w:rPr>
+                <w:rFonts w:hint="eastAsia"/>
+              </w:rPr>
+              <w:t>87</w:t>
+            </w:r>
+          </w:p>
+        </w:tc>
+      </w:tr>
+    </w:tbl>
+    <w:p>
+      <w:pPr>
+        <w:spacing w:after="156"/>
+        <w:rPr>
+          <w:sz w:val="20"/>
+          <w:szCs w:val="20"/>
+        </w:rPr>
+      </w:pPr>
+      <w:r>
+        <w:rPr>
+          <w:rFonts w:hint="eastAsia"/>
+          <w:sz w:val="20"/>
+          <w:szCs w:val="20"/>
+        </w:rPr>
+        <w:t>*: the difference is the accuracy error between current type and default type. Accuracy before and after self-refinement are compared respectively.</w:t>
+      </w:r>
+    </w:p>
+    <w:p>
+      <w:pPr>
+        <w:spacing w:after="156"/>
+        <w:rPr>
+          <w:rFonts w:hint="eastAsia"/>
+        </w:rPr>
+      </w:pPr>
+      <w:r>
+        <w:rPr>
+          <w:rFonts w:hint="eastAsia"/>
+        </w:rPr>
+        <w:t xml:space="preserve">Table 5 presents the difference between the default benchmark and some </w:t>
+      </w:r>
+      <w:r>
+        <w:t>previous</w:t>
+      </w:r>
+      <w:r>
+        <w:rPr>
+          <w:rFonts w:hint="eastAsia"/>
+        </w:rPr>
+        <w:t xml:space="preserve"> experiments having maximum properties. Given the differences between </w:t>
+      </w:r>
+      <w:r>
+        <w:t>default</w:t>
+      </w:r>
+      <w:r>
+        <w:rPr>
+          <w:rFonts w:hint="eastAsia"/>
+        </w:rPr>
+        <w:t xml:space="preserve"> and max disturbance (ratio = 1.0, Table 1) and max complexity (long-both, Table 2), it suggests can self-refining cannot narrow the gap or </w:t>
+      </w:r>
+      <w:r>
+        <w:t>compensate</w:t>
+      </w:r>
+      <w:r>
+        <w:rPr>
+          <w:rFonts w:hint="eastAsia"/>
+        </w:rPr>
+        <w:t xml:space="preserve"> for the loss caused by wrong rationale and over-complex texts. For diversity, ranking can select better samples having demonstrations or good text styles and thus</w:t>
+      </w:r>
+      <w:r>
+        <w:rPr>
+          <w:rFonts w:hint="eastAsia"/>
+        </w:rPr>
+        <w:t xml:space="preserve"> bring the overall accuracy to a level close to the benchmark.</w:t>
       </w:r>
     </w:p>
     <w:p>
       <w:pPr>
         <w:pStyle w:val="1"/>
         <w:spacing w:after="156"/>
-        <w:rPr>
-          <w:rFonts w:hint="eastAsia"/>
-        </w:rPr>
       </w:pPr>
       <w:r>
         <w:rPr>
           <w:rFonts w:hint="eastAsia"/>
         </w:rPr>
         <w:t>6 Conclusion</w:t>
+      </w:r>
+    </w:p>
+    <w:p>
+      <w:pPr>
+        <w:spacing w:after="156"/>
+        <w:rPr>
+          <w:rFonts w:hint="eastAsia"/>
+        </w:rPr>
+      </w:pPr>
+      <w:r>
+        <w:rPr>
+          <w:rFonts w:hint="eastAsia"/>
+        </w:rPr>
+        <w:t xml:space="preserve">In assignment 2, comprehensive </w:t>
+      </w:r>
+      <w:r>
+        <w:rPr>
+          <w:rFonts w:hint="eastAsia"/>
+        </w:rPr>
+        <w:t>experiments</w:t>
+      </w:r>
+      <w:r>
+        <w:rPr>
+          <w:rFonts w:hint="eastAsia"/>
+        </w:rPr>
+        <w:t xml:space="preserve"> on prompting strategies for coding </w:t>
+      </w:r>
+      <w:r>
+        <w:rPr>
+          <w:rFonts w:hint="eastAsia"/>
+        </w:rPr>
+        <w:t>problems are</w:t>
+      </w:r>
+      <w:r>
+        <w:rPr>
+          <w:rFonts w:hint="eastAsia"/>
+        </w:rPr>
+        <w:t xml:space="preserve"> conducted. With the results, it can be inferred that prompt quality (correctness), complexity (length and reminders), demonstrations and text styles all have influence on the final performance. Some failure in early prompts cannot be compensated with following </w:t>
+      </w:r>
+      <w:r>
+        <w:rPr>
+          <w:rFonts w:hint="eastAsia"/>
+        </w:rPr>
+        <w:t>strategies</w:t>
+      </w:r>
+      <w:r>
+        <w:rPr>
+          <w:rFonts w:hint="eastAsia"/>
+        </w:rPr>
+        <w:t xml:space="preserve"> like self-refining</w:t>
+      </w:r>
+      <w:r>
+        <w:rPr>
+          <w:rFonts w:hint="eastAsia"/>
+        </w:rPr>
+        <w:t>, which should be avoided through careful prompting.</w:t>
       </w:r>
     </w:p>
     <w:p>
@@ -660,19 +6001,663 @@
     <w:p>
       <w:pPr>
         <w:spacing w:after="156"/>
-        <w:rPr>
-          <w:rFonts w:hint="eastAsia"/>
-        </w:rPr>
-      </w:pPr>
+      </w:pPr>
+      <w:r>
+        <w:rPr>
+          <w:rFonts w:hint="eastAsia"/>
+        </w:rPr>
+        <w:t xml:space="preserve">Note: </w:t>
+      </w:r>
+      <w:r>
+        <w:rPr>
+          <w:rFonts w:hint="eastAsia"/>
+        </w:rPr>
+        <w:t>T</w:t>
+      </w:r>
+      <w:r>
+        <w:t>h</w:t>
+      </w:r>
+      <w:r>
+        <w:rPr>
+          <w:rFonts w:hint="eastAsia"/>
+        </w:rPr>
+        <w:t xml:space="preserve">e corpus is listed here as required. Original text is colored red. </w:t>
+      </w:r>
+      <w:r>
+        <w:rPr>
+          <w:rFonts w:hint="eastAsia"/>
+        </w:rPr>
+        <w:t>All new corpus is included in the modifier script (</w:t>
+      </w:r>
+      <w:r>
+        <w:t>A2_prompt_modifier.py</w:t>
+      </w:r>
+      <w:r>
+        <w:rPr>
+          <w:rFonts w:hint="eastAsia"/>
+        </w:rPr>
+        <w:t>). You can view the content in a Python IDE if you prefer.</w:t>
+      </w:r>
+    </w:p>
+    <w:p>
+      <w:pPr>
+        <w:spacing w:after="156"/>
+      </w:pPr>
+      <w:r>
+        <w:rPr>
+          <w:rFonts w:hint="eastAsia"/>
+        </w:rPr>
+        <w:t>System prompts:</w:t>
+      </w:r>
+    </w:p>
+    <w:p>
+      <w:pPr>
+        <w:pStyle w:val="a8"/>
+        <w:numPr>
+          <w:ilvl w:val="0"/>
+          <w:numId w:val="5"/>
+        </w:numPr>
+        <w:spacing w:after="156"/>
+        <w:ind w:firstLineChars="0"/>
+      </w:pPr>
+      <w:r>
+        <w:t xml:space="preserve">"short": "Environment: </w:t>
+      </w:r>
+      <w:proofErr w:type="spellStart"/>
+      <w:r>
+        <w:t>ipython</w:t>
+      </w:r>
+      <w:proofErr w:type="spellEnd"/>
+      <w:r>
+        <w:t>"</w:t>
+      </w:r>
+    </w:p>
+    <w:p>
+      <w:pPr>
+        <w:pStyle w:val="a8"/>
+        <w:numPr>
+          <w:ilvl w:val="0"/>
+          <w:numId w:val="5"/>
+        </w:numPr>
+        <w:spacing w:after="156"/>
+        <w:ind w:firstLineChars="0"/>
+      </w:pPr>
+      <w:r>
+        <w:t>"base": "</w:t>
+      </w:r>
+      <w:r>
+        <w:rPr>
+          <w:color w:val="C00000"/>
+        </w:rPr>
+        <w:t xml:space="preserve">The user will ask you about Python code problem, follow their instructions. Pay attention to their required output format. Environment: </w:t>
+      </w:r>
+      <w:proofErr w:type="spellStart"/>
+      <w:r>
+        <w:rPr>
+          <w:color w:val="C00000"/>
+        </w:rPr>
+        <w:t>ipython</w:t>
+      </w:r>
+      <w:proofErr w:type="spellEnd"/>
+      <w:r>
+        <w:rPr>
+          <w:color w:val="C00000"/>
+        </w:rPr>
+        <w:t>.</w:t>
+      </w:r>
+      <w:r>
+        <w:t>"</w:t>
+      </w:r>
+    </w:p>
+    <w:p>
+      <w:pPr>
+        <w:pStyle w:val="a8"/>
+        <w:numPr>
+          <w:ilvl w:val="0"/>
+          <w:numId w:val="5"/>
+        </w:numPr>
+        <w:spacing w:after="156"/>
+        <w:ind w:firstLineChars="0"/>
+        <w:rPr>
+          <w:rFonts w:hint="eastAsia"/>
+        </w:rPr>
+      </w:pPr>
+      <w:r>
+        <w:t>"long": "You are an expert in coding. The user is having difficulties with Python coding questions. Each of the questions is an unimplemented Python function.</w:t>
+      </w:r>
+      <w:r>
+        <w:t xml:space="preserve"> </w:t>
+      </w:r>
+      <w:r>
+        <w:t>The name of the function is given, and there are some requirements or hints given in the comments. Help them complete the functions. Be attention, the user will ask you to teach them how to complete the function. Do not give the code in this step.</w:t>
+      </w:r>
+      <w:r>
+        <w:t xml:space="preserve"> </w:t>
+      </w:r>
+      <w:r>
+        <w:t>tell them how to solve the problem step by step instead. After the reasoning, the user will ask you for the code solution.</w:t>
+      </w:r>
+      <w:r>
+        <w:rPr>
+          <w:rFonts w:hint="eastAsia"/>
+        </w:rPr>
+        <w:t xml:space="preserve"> </w:t>
+      </w:r>
+      <w:r>
+        <w:t>This time you should answer with complete code implementation based on the previous reasoning. Do not include any natural language, comment, test case in your code.</w:t>
+      </w:r>
+      <w:r>
+        <w:t xml:space="preserve"> </w:t>
+      </w:r>
+      <w:r>
+        <w:t xml:space="preserve">Environment: </w:t>
+      </w:r>
+      <w:proofErr w:type="spellStart"/>
+      <w:r>
+        <w:t>ipython</w:t>
+      </w:r>
+      <w:proofErr w:type="spellEnd"/>
+      <w:r>
+        <w:t>."</w:t>
+      </w:r>
+    </w:p>
+    <w:p>
+      <w:pPr>
+        <w:spacing w:after="156"/>
+      </w:pPr>
+      <w:r>
+        <w:t>K</w:t>
+      </w:r>
+      <w:r>
+        <w:rPr>
+          <w:rFonts w:hint="eastAsia"/>
+        </w:rPr>
+        <w:t>nowledge header:</w:t>
+      </w:r>
+    </w:p>
+    <w:p>
+      <w:pPr>
+        <w:pStyle w:val="a8"/>
+        <w:numPr>
+          <w:ilvl w:val="0"/>
+          <w:numId w:val="7"/>
+        </w:numPr>
+        <w:spacing w:after="156"/>
+        <w:ind w:firstLineChars="0"/>
+        <w:rPr>
+          <w:color w:val="C00000"/>
+        </w:rPr>
+      </w:pPr>
+      <w:r>
+        <w:rPr>
+          <w:color w:val="C00000"/>
+        </w:rPr>
+        <w:t>For the above question, could you briefly teach me how to solve it step by step in natural language?</w:t>
+      </w:r>
+    </w:p>
+    <w:p>
+      <w:pPr>
+        <w:pStyle w:val="a8"/>
+        <w:numPr>
+          <w:ilvl w:val="0"/>
+          <w:numId w:val="7"/>
+        </w:numPr>
+        <w:spacing w:after="156"/>
+        <w:ind w:firstLineChars="0"/>
+      </w:pPr>
+      <w:r>
+        <w:t>Could you tell me how to complete the previous function step by step in natural language?</w:t>
+      </w:r>
+    </w:p>
+    <w:p>
+      <w:pPr>
+        <w:pStyle w:val="a8"/>
+        <w:numPr>
+          <w:ilvl w:val="0"/>
+          <w:numId w:val="7"/>
+        </w:numPr>
+        <w:spacing w:after="156"/>
+        <w:ind w:firstLineChars="0"/>
+      </w:pPr>
+      <w:r>
+        <w:t>Could you explain how to complete the function in detail, using simple language and a step-by-step approach?</w:t>
+      </w:r>
+    </w:p>
+    <w:p>
+      <w:pPr>
+        <w:pStyle w:val="a8"/>
+        <w:numPr>
+          <w:ilvl w:val="0"/>
+          <w:numId w:val="7"/>
+        </w:numPr>
+        <w:spacing w:after="156"/>
+        <w:ind w:firstLineChars="0"/>
+      </w:pPr>
+      <w:r>
+        <w:t>Could you use natural language to explain the solution to the previous problem in simple, clear steps?</w:t>
+      </w:r>
+    </w:p>
+    <w:p>
+      <w:pPr>
+        <w:pStyle w:val="a8"/>
+        <w:numPr>
+          <w:ilvl w:val="0"/>
+          <w:numId w:val="7"/>
+        </w:numPr>
+        <w:spacing w:after="156"/>
+        <w:ind w:firstLineChars="0"/>
+      </w:pPr>
+      <w:r>
+        <w:t>Would you walk me through how to solve the question above, using natural language?</w:t>
+      </w:r>
+    </w:p>
+    <w:p>
+      <w:pPr>
+        <w:pStyle w:val="a8"/>
+        <w:numPr>
+          <w:ilvl w:val="0"/>
+          <w:numId w:val="7"/>
+        </w:numPr>
+        <w:spacing w:after="156"/>
+        <w:ind w:firstLineChars="0"/>
+      </w:pPr>
+      <w:r>
+        <w:t>Please break down the solution to the question above in an easy-to-follow manner and tell me in natural language.</w:t>
+      </w:r>
+    </w:p>
+    <w:p>
+      <w:pPr>
+        <w:spacing w:after="156"/>
+      </w:pPr>
+      <w:r>
+        <w:rPr>
+          <w:rFonts w:hint="eastAsia"/>
+        </w:rPr>
+        <w:t>Knowledge ending:</w:t>
+      </w:r>
+    </w:p>
+    <w:p>
+      <w:pPr>
+        <w:pStyle w:val="a8"/>
+        <w:numPr>
+          <w:ilvl w:val="0"/>
+          <w:numId w:val="8"/>
+        </w:numPr>
+        <w:spacing w:after="156"/>
+        <w:ind w:firstLineChars="0"/>
+      </w:pPr>
+      <w:r>
+        <w:t>'end': "</w:t>
+      </w:r>
+      <w:r>
+        <w:rPr>
+          <w:color w:val="C00000"/>
+        </w:rPr>
+        <w:t>Don't write the code in this step.</w:t>
+      </w:r>
+      <w:r>
+        <w:t>"</w:t>
+      </w:r>
+    </w:p>
+    <w:p>
+      <w:pPr>
+        <w:pStyle w:val="a8"/>
+        <w:numPr>
+          <w:ilvl w:val="0"/>
+          <w:numId w:val="8"/>
+        </w:numPr>
+        <w:spacing w:after="156"/>
+        <w:ind w:firstLineChars="0"/>
+      </w:pPr>
+      <w:r>
+        <w:t>'package': "Pay attention to whatever package the problem include."</w:t>
+      </w:r>
+    </w:p>
+    <w:p>
+      <w:pPr>
+        <w:pStyle w:val="a8"/>
+        <w:numPr>
+          <w:ilvl w:val="0"/>
+          <w:numId w:val="8"/>
+        </w:numPr>
+        <w:spacing w:after="156"/>
+        <w:ind w:firstLineChars="0"/>
+      </w:pPr>
+      <w:r>
+        <w:lastRenderedPageBreak/>
+        <w:t>'border': "Is there any common pitfall like boundary issue that I have to pay attention to? If such pitfall exists, how to fix it?"</w:t>
+      </w:r>
+    </w:p>
+    <w:p>
+      <w:pPr>
+        <w:spacing w:after="156"/>
+      </w:pPr>
+      <w:r>
+        <w:rPr>
+          <w:rFonts w:hint="eastAsia"/>
+        </w:rPr>
+        <w:t>Solution header:</w:t>
+      </w:r>
+    </w:p>
+    <w:p>
+      <w:pPr>
+        <w:pStyle w:val="a8"/>
+        <w:numPr>
+          <w:ilvl w:val="0"/>
+          <w:numId w:val="9"/>
+        </w:numPr>
+        <w:spacing w:after="156"/>
+        <w:ind w:firstLineChars="0"/>
+        <w:rPr>
+          <w:color w:val="C00000"/>
+        </w:rPr>
+      </w:pPr>
+      <w:r>
+        <w:rPr>
+          <w:color w:val="C00000"/>
+        </w:rPr>
+        <w:t>Based on the above idea, help me complete the function.</w:t>
+      </w:r>
+    </w:p>
+    <w:p>
+      <w:pPr>
+        <w:pStyle w:val="a8"/>
+        <w:numPr>
+          <w:ilvl w:val="0"/>
+          <w:numId w:val="9"/>
+        </w:numPr>
+        <w:spacing w:after="156"/>
+        <w:ind w:firstLineChars="0"/>
+      </w:pPr>
+      <w:r>
+        <w:t>Now implement the function code mentioned in the coding problem according to the concept described above.</w:t>
+      </w:r>
+    </w:p>
+    <w:p>
+      <w:pPr>
+        <w:pStyle w:val="a8"/>
+        <w:numPr>
+          <w:ilvl w:val="0"/>
+          <w:numId w:val="9"/>
+        </w:numPr>
+        <w:spacing w:after="156"/>
+        <w:ind w:firstLineChars="0"/>
+      </w:pPr>
+      <w:r>
+        <w:t>Using the approach mentioned above, provide only the pure function code.</w:t>
+      </w:r>
+    </w:p>
+    <w:p>
+      <w:pPr>
+        <w:pStyle w:val="a8"/>
+        <w:numPr>
+          <w:ilvl w:val="0"/>
+          <w:numId w:val="9"/>
+        </w:numPr>
+        <w:spacing w:after="156"/>
+        <w:ind w:firstLineChars="0"/>
+      </w:pPr>
+      <w:r>
+        <w:t>Write the bare code for this function following the previous logic.</w:t>
+      </w:r>
+    </w:p>
+    <w:p>
+      <w:pPr>
+        <w:pStyle w:val="a8"/>
+        <w:numPr>
+          <w:ilvl w:val="0"/>
+          <w:numId w:val="9"/>
+        </w:numPr>
+        <w:spacing w:after="156"/>
+        <w:ind w:firstLineChars="0"/>
+      </w:pPr>
+      <w:r>
+        <w:t>Show me just the function implementation based on the concept discussed.</w:t>
+      </w:r>
+    </w:p>
+    <w:p>
+      <w:pPr>
+        <w:pStyle w:val="a8"/>
+        <w:numPr>
+          <w:ilvl w:val="0"/>
+          <w:numId w:val="9"/>
+        </w:numPr>
+        <w:spacing w:after="156"/>
+        <w:ind w:firstLineChars="0"/>
+        <w:rPr>
+          <w:rFonts w:hint="eastAsia"/>
+        </w:rPr>
+      </w:pPr>
+      <w:r>
+        <w:t>Provide the raw code that fulfills the previous coding problem.</w:t>
+      </w:r>
+    </w:p>
+    <w:p>
+      <w:pPr>
+        <w:spacing w:after="156"/>
+      </w:pPr>
+      <w:r>
+        <w:rPr>
+          <w:rFonts w:hint="eastAsia"/>
+        </w:rPr>
+        <w:t>Demonstrations</w:t>
+      </w:r>
+      <w:r>
+        <w:rPr>
+          <w:rFonts w:hint="eastAsia"/>
+        </w:rPr>
+        <w:t xml:space="preserve"> (</w:t>
+      </w:r>
+      <w:r>
+        <w:rPr>
+          <w:rFonts w:hint="eastAsia"/>
+          <w:color w:val="C00000"/>
+        </w:rPr>
+        <w:t>no demonstration in original pipeline</w:t>
+      </w:r>
+      <w:r>
+        <w:rPr>
+          <w:rFonts w:hint="eastAsia"/>
+        </w:rPr>
+        <w:t>)</w:t>
+      </w:r>
+      <w:r>
+        <w:rPr>
+          <w:rFonts w:hint="eastAsia"/>
+        </w:rPr>
+        <w:t>:</w:t>
+      </w:r>
+    </w:p>
+    <w:p>
+      <w:pPr>
+        <w:spacing w:after="156"/>
+        <w:ind w:firstLine="420"/>
+      </w:pPr>
+      <w:r>
+        <w:t>H</w:t>
+      </w:r>
+      <w:r>
+        <w:rPr>
+          <w:rFonts w:hint="eastAsia"/>
+        </w:rPr>
+        <w:t xml:space="preserve">eader: </w:t>
+      </w:r>
+      <w:r>
+        <w:t>Here are some example test cases:</w:t>
+      </w:r>
+    </w:p>
+    <w:p>
+      <w:pPr>
+        <w:spacing w:after="156"/>
+        <w:ind w:firstLine="420"/>
+        <w:rPr>
+          <w:rFonts w:hint="eastAsia"/>
+        </w:rPr>
+      </w:pPr>
+      <w:r>
+        <w:t>T</w:t>
+      </w:r>
+      <w:r>
+        <w:rPr>
+          <w:rFonts w:hint="eastAsia"/>
+        </w:rPr>
+        <w:t xml:space="preserve">emplate: </w:t>
+      </w:r>
+      <w:r>
+        <w:t>“</w:t>
+      </w:r>
+      <w:r>
+        <w:t>Input {%}: {</w:t>
+      </w:r>
+      <w:proofErr w:type="gramStart"/>
+      <w:r>
+        <w:t>%}\</w:t>
+      </w:r>
+      <w:proofErr w:type="spellStart"/>
+      <w:proofErr w:type="gramEnd"/>
+      <w:r>
+        <w:t>nExpected</w:t>
+      </w:r>
+      <w:proofErr w:type="spellEnd"/>
+      <w:r>
+        <w:t xml:space="preserve"> Output: {%}\n</w:t>
+      </w:r>
+      <w:r>
+        <w:t>”</w:t>
+      </w:r>
+    </w:p>
+    <w:p>
+      <w:pPr>
+        <w:spacing w:after="156"/>
+      </w:pPr>
+      <w:r>
+        <w:rPr>
+          <w:rFonts w:hint="eastAsia"/>
+        </w:rPr>
+        <w:t>Solution ending:</w:t>
+      </w:r>
+    </w:p>
+    <w:p>
+      <w:pPr>
+        <w:pStyle w:val="a8"/>
+        <w:numPr>
+          <w:ilvl w:val="0"/>
+          <w:numId w:val="12"/>
+        </w:numPr>
+        <w:spacing w:after="156"/>
+        <w:ind w:firstLineChars="0"/>
+        <w:rPr>
+          <w:color w:val="C00000"/>
+        </w:rPr>
+      </w:pPr>
+      <w:r>
+        <w:rPr>
+          <w:color w:val="C00000"/>
+        </w:rPr>
+        <w:t xml:space="preserve">Be attention, you should only output the codes without any explanation, comment, natural language and </w:t>
+      </w:r>
+      <w:proofErr w:type="spellStart"/>
+      <w:r>
+        <w:rPr>
+          <w:color w:val="C00000"/>
+        </w:rPr>
+        <w:t>testcode</w:t>
+      </w:r>
+      <w:proofErr w:type="spellEnd"/>
+      <w:r>
+        <w:rPr>
+          <w:color w:val="C00000"/>
+        </w:rPr>
+        <w:t>.</w:t>
+      </w:r>
+      <w:r>
+        <w:rPr>
+          <w:rFonts w:hint="eastAsia"/>
+          <w:color w:val="C00000"/>
+        </w:rPr>
+        <w:t xml:space="preserve"> </w:t>
+      </w:r>
+      <w:r>
+        <w:rPr>
+          <w:color w:val="C00000"/>
+        </w:rPr>
+        <w:t>Warp your code with '''</w:t>
+      </w:r>
+    </w:p>
+    <w:p>
+      <w:pPr>
+        <w:pStyle w:val="a8"/>
+        <w:numPr>
+          <w:ilvl w:val="0"/>
+          <w:numId w:val="12"/>
+        </w:numPr>
+        <w:spacing w:after="156"/>
+        <w:ind w:firstLineChars="0"/>
+      </w:pPr>
+      <w:r>
+        <w:t>Please write with no comments or explanations and warp your code with '''</w:t>
+      </w:r>
+    </w:p>
+    <w:p>
+      <w:pPr>
+        <w:pStyle w:val="a8"/>
+        <w:numPr>
+          <w:ilvl w:val="0"/>
+          <w:numId w:val="12"/>
+        </w:numPr>
+        <w:spacing w:after="156"/>
+        <w:ind w:firstLineChars="0"/>
+      </w:pPr>
+      <w:r>
+        <w:t xml:space="preserve">Please exclude comments and test </w:t>
+      </w:r>
+      <w:proofErr w:type="spellStart"/>
+      <w:proofErr w:type="gramStart"/>
+      <w:r>
+        <w:t>cases.Warp</w:t>
+      </w:r>
+      <w:proofErr w:type="spellEnd"/>
+      <w:proofErr w:type="gramEnd"/>
+      <w:r>
+        <w:t xml:space="preserve"> your code with '''</w:t>
+      </w:r>
+    </w:p>
+    <w:p>
+      <w:pPr>
+        <w:pStyle w:val="a8"/>
+        <w:numPr>
+          <w:ilvl w:val="0"/>
+          <w:numId w:val="12"/>
+        </w:numPr>
+        <w:spacing w:after="156"/>
+        <w:ind w:firstLineChars="0"/>
+      </w:pPr>
+      <w:r>
+        <w:t>You should give the code without any supplementary text and warp your code with '''</w:t>
+      </w:r>
+    </w:p>
+    <w:p>
+      <w:pPr>
+        <w:pStyle w:val="a8"/>
+        <w:numPr>
+          <w:ilvl w:val="0"/>
+          <w:numId w:val="12"/>
+        </w:numPr>
+        <w:spacing w:after="156"/>
+        <w:ind w:firstLineChars="0"/>
+        <w:rPr>
+          <w:rFonts w:hint="eastAsia"/>
+        </w:rPr>
+      </w:pPr>
+      <w:r>
+        <w:t>Omit any explanations or testing code. Keep the pure function only and warp it with '''</w:t>
+      </w:r>
     </w:p>
     <w:p>
       <w:pPr>
         <w:pStyle w:val="1"/>
         <w:spacing w:after="156"/>
         <w:jc w:val="left"/>
-        <w:rPr>
-          <w:rFonts w:hint="eastAsia"/>
-        </w:rPr>
       </w:pPr>
       <w:r>
         <w:rPr>
@@ -730,9 +6715,6 @@
     <w:p>
       <w:pPr>
         <w:spacing w:after="156"/>
-        <w:rPr>
-          <w:rFonts w:hint="eastAsia"/>
-        </w:rPr>
       </w:pPr>
       <w:r>
         <w:fldChar w:fldCharType="end"/>
@@ -751,6 +6733,897 @@
 <file path=word/numbering.xml><?xml version="1.0" encoding="utf-8"?>
 <w:numbering xmlns:wpc="http://schemas.microsoft.com/office/word/2010/wordprocessingCanvas" xmlns:cx="http://schemas.microsoft.com/office/drawing/2014/chartex" xmlns:cx1="http://schemas.microsoft.com/office/drawing/2015/9/8/chartex" xmlns:cx2="http://schemas.microsoft.com/office/drawing/2015/10/21/chartex" xmlns:cx3="http://schemas.microsoft.com/office/drawing/2016/5/9/chartex" xmlns:cx4="http://schemas.microsoft.com/office/drawing/2016/5/10/chartex" xmlns:cx5="http://schemas.microsoft.com/office/drawing/2016/5/11/chartex" xmlns:cx6="http://schemas.microsoft.com/office/drawing/2016/5/12/chartex" xmlns:cx7="http://schemas.microsoft.com/office/drawing/2016/5/13/chartex" xmlns:cx8="http://schemas.microsoft.com/office/drawing/2016/5/14/chartex" xmlns:mc="http://schemas.openxmlformats.org/markup-compatibility/2006" xmlns:aink="http://schemas.microsoft.com/office/drawing/2016/ink" xmlns:am3d="http://schemas.microsoft.com/office/drawing/2017/model3d" xmlns:o="urn:schemas-microsoft-com:office:office" xmlns:oel="http://schemas.microsoft.com/office/2019/extlst" xmlns:r="http://schemas.openxmlformats.org/officeDocument/2006/relationships" xmlns:m="http://schemas.openxmlformats.org/officeDocument/2006/math" xmlns:v="urn:schemas-microsoft-com:vml" xmlns:wp14="http://schemas.microsoft.com/office/word/2010/wordprocessingDrawing" xmlns:wp="http://schemas.openxmlformats.org/drawingml/2006/wordprocessingDrawing" xmlns:w10="urn:schemas-microsoft-com:office:word" xmlns:w="http://schemas.openxmlformats.org/wordprocessingml/2006/main" xmlns:w14="http://schemas.microsoft.com/office/word/2010/wordml" xmlns:w15="http://schemas.microsoft.com/office/word/2012/wordml" xmlns:w16cex="http://schemas.microsoft.com/office/word/2018/wordml/cex" xmlns:w16cid="http://schemas.microsoft.com/office/word/2016/wordml/cid" xmlns:w16="http://schemas.microsoft.com/office/word/2018/wordml" xmlns:w16du="http://schemas.microsoft.com/office/word/2023/wordml/word16du" xmlns:w16sdtdh="http://schemas.microsoft.com/office/word/2020/wordml/sdtdatahash" xmlns:w16se="http://schemas.microsoft.com/office/word/2015/wordml/symex" xmlns:wpg="http://schemas.microsoft.com/office/word/2010/wordprocessingGroup" xmlns:wpi="http://schemas.microsoft.com/office/word/2010/wordprocessingInk" xmlns:wne="http://schemas.microsoft.com/office/word/2006/wordml" xmlns:wps="http://schemas.microsoft.com/office/word/2010/wordprocessingShape" mc:Ignorable="w14 w15 w16se w16cid w16 w16cex w16sdtdh w16du wp14">
   <w:abstractNum w:abstractNumId="0" w15:restartNumberingAfterBreak="0">
+    <w:nsid w:val="0F5B5276"/>
+    <w:multiLevelType w:val="hybridMultilevel"/>
+    <w:tmpl w:val="AED83434"/>
+    <w:lvl w:ilvl="0" w:tplc="FFFFFFFF">
+      <w:start w:val="1"/>
+      <w:numFmt w:val="decimal"/>
+      <w:lvlText w:val="%1."/>
+      <w:lvlJc w:val="left"/>
+      <w:pPr>
+        <w:ind w:left="860" w:hanging="440"/>
+      </w:pPr>
+    </w:lvl>
+    <w:lvl w:ilvl="1" w:tplc="FFFFFFFF" w:tentative="1">
+      <w:start w:val="1"/>
+      <w:numFmt w:val="lowerLetter"/>
+      <w:lvlText w:val="%2)"/>
+      <w:lvlJc w:val="left"/>
+      <w:pPr>
+        <w:ind w:left="1300" w:hanging="440"/>
+      </w:pPr>
+    </w:lvl>
+    <w:lvl w:ilvl="2" w:tplc="FFFFFFFF" w:tentative="1">
+      <w:start w:val="1"/>
+      <w:numFmt w:val="lowerRoman"/>
+      <w:lvlText w:val="%3."/>
+      <w:lvlJc w:val="right"/>
+      <w:pPr>
+        <w:ind w:left="1740" w:hanging="440"/>
+      </w:pPr>
+    </w:lvl>
+    <w:lvl w:ilvl="3" w:tplc="FFFFFFFF" w:tentative="1">
+      <w:start w:val="1"/>
+      <w:numFmt w:val="decimal"/>
+      <w:lvlText w:val="%4."/>
+      <w:lvlJc w:val="left"/>
+      <w:pPr>
+        <w:ind w:left="2180" w:hanging="440"/>
+      </w:pPr>
+    </w:lvl>
+    <w:lvl w:ilvl="4" w:tplc="FFFFFFFF" w:tentative="1">
+      <w:start w:val="1"/>
+      <w:numFmt w:val="lowerLetter"/>
+      <w:lvlText w:val="%5)"/>
+      <w:lvlJc w:val="left"/>
+      <w:pPr>
+        <w:ind w:left="2620" w:hanging="440"/>
+      </w:pPr>
+    </w:lvl>
+    <w:lvl w:ilvl="5" w:tplc="FFFFFFFF" w:tentative="1">
+      <w:start w:val="1"/>
+      <w:numFmt w:val="lowerRoman"/>
+      <w:lvlText w:val="%6."/>
+      <w:lvlJc w:val="right"/>
+      <w:pPr>
+        <w:ind w:left="3060" w:hanging="440"/>
+      </w:pPr>
+    </w:lvl>
+    <w:lvl w:ilvl="6" w:tplc="FFFFFFFF" w:tentative="1">
+      <w:start w:val="1"/>
+      <w:numFmt w:val="decimal"/>
+      <w:lvlText w:val="%7."/>
+      <w:lvlJc w:val="left"/>
+      <w:pPr>
+        <w:ind w:left="3500" w:hanging="440"/>
+      </w:pPr>
+    </w:lvl>
+    <w:lvl w:ilvl="7" w:tplc="FFFFFFFF" w:tentative="1">
+      <w:start w:val="1"/>
+      <w:numFmt w:val="lowerLetter"/>
+      <w:lvlText w:val="%8)"/>
+      <w:lvlJc w:val="left"/>
+      <w:pPr>
+        <w:ind w:left="3940" w:hanging="440"/>
+      </w:pPr>
+    </w:lvl>
+    <w:lvl w:ilvl="8" w:tplc="FFFFFFFF" w:tentative="1">
+      <w:start w:val="1"/>
+      <w:numFmt w:val="lowerRoman"/>
+      <w:lvlText w:val="%9."/>
+      <w:lvlJc w:val="right"/>
+      <w:pPr>
+        <w:ind w:left="4380" w:hanging="440"/>
+      </w:pPr>
+    </w:lvl>
+  </w:abstractNum>
+  <w:abstractNum w:abstractNumId="1" w15:restartNumberingAfterBreak="0">
+    <w:nsid w:val="20EA6803"/>
+    <w:multiLevelType w:val="hybridMultilevel"/>
+    <w:tmpl w:val="1CC65994"/>
+    <w:lvl w:ilvl="0" w:tplc="E744A6F4">
+      <w:start w:val="5"/>
+      <w:numFmt w:val="bullet"/>
+      <w:lvlText w:val=""/>
+      <w:lvlJc w:val="left"/>
+      <w:pPr>
+        <w:ind w:left="720" w:hanging="360"/>
+      </w:pPr>
+      <w:rPr>
+        <w:rFonts w:ascii="Wingdings" w:eastAsia="黑体" w:hAnsi="Wingdings" w:cstheme="minorBidi" w:hint="default"/>
+      </w:rPr>
+    </w:lvl>
+    <w:lvl w:ilvl="1" w:tplc="04090003" w:tentative="1">
+      <w:start w:val="1"/>
+      <w:numFmt w:val="bullet"/>
+      <w:lvlText w:val=""/>
+      <w:lvlJc w:val="left"/>
+      <w:pPr>
+        <w:ind w:left="1240" w:hanging="440"/>
+      </w:pPr>
+      <w:rPr>
+        <w:rFonts w:ascii="Wingdings" w:hAnsi="Wingdings" w:hint="default"/>
+      </w:rPr>
+    </w:lvl>
+    <w:lvl w:ilvl="2" w:tplc="04090005" w:tentative="1">
+      <w:start w:val="1"/>
+      <w:numFmt w:val="bullet"/>
+      <w:lvlText w:val=""/>
+      <w:lvlJc w:val="left"/>
+      <w:pPr>
+        <w:ind w:left="1680" w:hanging="440"/>
+      </w:pPr>
+      <w:rPr>
+        <w:rFonts w:ascii="Wingdings" w:hAnsi="Wingdings" w:hint="default"/>
+      </w:rPr>
+    </w:lvl>
+    <w:lvl w:ilvl="3" w:tplc="04090001" w:tentative="1">
+      <w:start w:val="1"/>
+      <w:numFmt w:val="bullet"/>
+      <w:lvlText w:val=""/>
+      <w:lvlJc w:val="left"/>
+      <w:pPr>
+        <w:ind w:left="2120" w:hanging="440"/>
+      </w:pPr>
+      <w:rPr>
+        <w:rFonts w:ascii="Wingdings" w:hAnsi="Wingdings" w:hint="default"/>
+      </w:rPr>
+    </w:lvl>
+    <w:lvl w:ilvl="4" w:tplc="04090003" w:tentative="1">
+      <w:start w:val="1"/>
+      <w:numFmt w:val="bullet"/>
+      <w:lvlText w:val=""/>
+      <w:lvlJc w:val="left"/>
+      <w:pPr>
+        <w:ind w:left="2560" w:hanging="440"/>
+      </w:pPr>
+      <w:rPr>
+        <w:rFonts w:ascii="Wingdings" w:hAnsi="Wingdings" w:hint="default"/>
+      </w:rPr>
+    </w:lvl>
+    <w:lvl w:ilvl="5" w:tplc="04090005" w:tentative="1">
+      <w:start w:val="1"/>
+      <w:numFmt w:val="bullet"/>
+      <w:lvlText w:val=""/>
+      <w:lvlJc w:val="left"/>
+      <w:pPr>
+        <w:ind w:left="3000" w:hanging="440"/>
+      </w:pPr>
+      <w:rPr>
+        <w:rFonts w:ascii="Wingdings" w:hAnsi="Wingdings" w:hint="default"/>
+      </w:rPr>
+    </w:lvl>
+    <w:lvl w:ilvl="6" w:tplc="04090001" w:tentative="1">
+      <w:start w:val="1"/>
+      <w:numFmt w:val="bullet"/>
+      <w:lvlText w:val=""/>
+      <w:lvlJc w:val="left"/>
+      <w:pPr>
+        <w:ind w:left="3440" w:hanging="440"/>
+      </w:pPr>
+      <w:rPr>
+        <w:rFonts w:ascii="Wingdings" w:hAnsi="Wingdings" w:hint="default"/>
+      </w:rPr>
+    </w:lvl>
+    <w:lvl w:ilvl="7" w:tplc="04090003" w:tentative="1">
+      <w:start w:val="1"/>
+      <w:numFmt w:val="bullet"/>
+      <w:lvlText w:val=""/>
+      <w:lvlJc w:val="left"/>
+      <w:pPr>
+        <w:ind w:left="3880" w:hanging="440"/>
+      </w:pPr>
+      <w:rPr>
+        <w:rFonts w:ascii="Wingdings" w:hAnsi="Wingdings" w:hint="default"/>
+      </w:rPr>
+    </w:lvl>
+    <w:lvl w:ilvl="8" w:tplc="04090005" w:tentative="1">
+      <w:start w:val="1"/>
+      <w:numFmt w:val="bullet"/>
+      <w:lvlText w:val=""/>
+      <w:lvlJc w:val="left"/>
+      <w:pPr>
+        <w:ind w:left="4320" w:hanging="440"/>
+      </w:pPr>
+      <w:rPr>
+        <w:rFonts w:ascii="Wingdings" w:hAnsi="Wingdings" w:hint="default"/>
+      </w:rPr>
+    </w:lvl>
+  </w:abstractNum>
+  <w:abstractNum w:abstractNumId="2" w15:restartNumberingAfterBreak="0">
+    <w:nsid w:val="2C306610"/>
+    <w:multiLevelType w:val="hybridMultilevel"/>
+    <w:tmpl w:val="7DCC9144"/>
+    <w:lvl w:ilvl="0" w:tplc="E744A6F4">
+      <w:start w:val="5"/>
+      <w:numFmt w:val="bullet"/>
+      <w:lvlText w:val=""/>
+      <w:lvlJc w:val="left"/>
+      <w:pPr>
+        <w:ind w:left="360" w:hanging="360"/>
+      </w:pPr>
+      <w:rPr>
+        <w:rFonts w:ascii="Wingdings" w:eastAsia="黑体" w:hAnsi="Wingdings" w:cstheme="minorBidi" w:hint="default"/>
+      </w:rPr>
+    </w:lvl>
+    <w:lvl w:ilvl="1" w:tplc="04090003" w:tentative="1">
+      <w:start w:val="1"/>
+      <w:numFmt w:val="bullet"/>
+      <w:lvlText w:val=""/>
+      <w:lvlJc w:val="left"/>
+      <w:pPr>
+        <w:ind w:left="880" w:hanging="440"/>
+      </w:pPr>
+      <w:rPr>
+        <w:rFonts w:ascii="Wingdings" w:hAnsi="Wingdings" w:hint="default"/>
+      </w:rPr>
+    </w:lvl>
+    <w:lvl w:ilvl="2" w:tplc="04090005" w:tentative="1">
+      <w:start w:val="1"/>
+      <w:numFmt w:val="bullet"/>
+      <w:lvlText w:val=""/>
+      <w:lvlJc w:val="left"/>
+      <w:pPr>
+        <w:ind w:left="1320" w:hanging="440"/>
+      </w:pPr>
+      <w:rPr>
+        <w:rFonts w:ascii="Wingdings" w:hAnsi="Wingdings" w:hint="default"/>
+      </w:rPr>
+    </w:lvl>
+    <w:lvl w:ilvl="3" w:tplc="04090001" w:tentative="1">
+      <w:start w:val="1"/>
+      <w:numFmt w:val="bullet"/>
+      <w:lvlText w:val=""/>
+      <w:lvlJc w:val="left"/>
+      <w:pPr>
+        <w:ind w:left="1760" w:hanging="440"/>
+      </w:pPr>
+      <w:rPr>
+        <w:rFonts w:ascii="Wingdings" w:hAnsi="Wingdings" w:hint="default"/>
+      </w:rPr>
+    </w:lvl>
+    <w:lvl w:ilvl="4" w:tplc="04090003" w:tentative="1">
+      <w:start w:val="1"/>
+      <w:numFmt w:val="bullet"/>
+      <w:lvlText w:val=""/>
+      <w:lvlJc w:val="left"/>
+      <w:pPr>
+        <w:ind w:left="2200" w:hanging="440"/>
+      </w:pPr>
+      <w:rPr>
+        <w:rFonts w:ascii="Wingdings" w:hAnsi="Wingdings" w:hint="default"/>
+      </w:rPr>
+    </w:lvl>
+    <w:lvl w:ilvl="5" w:tplc="04090005" w:tentative="1">
+      <w:start w:val="1"/>
+      <w:numFmt w:val="bullet"/>
+      <w:lvlText w:val=""/>
+      <w:lvlJc w:val="left"/>
+      <w:pPr>
+        <w:ind w:left="2640" w:hanging="440"/>
+      </w:pPr>
+      <w:rPr>
+        <w:rFonts w:ascii="Wingdings" w:hAnsi="Wingdings" w:hint="default"/>
+      </w:rPr>
+    </w:lvl>
+    <w:lvl w:ilvl="6" w:tplc="04090001" w:tentative="1">
+      <w:start w:val="1"/>
+      <w:numFmt w:val="bullet"/>
+      <w:lvlText w:val=""/>
+      <w:lvlJc w:val="left"/>
+      <w:pPr>
+        <w:ind w:left="3080" w:hanging="440"/>
+      </w:pPr>
+      <w:rPr>
+        <w:rFonts w:ascii="Wingdings" w:hAnsi="Wingdings" w:hint="default"/>
+      </w:rPr>
+    </w:lvl>
+    <w:lvl w:ilvl="7" w:tplc="04090003" w:tentative="1">
+      <w:start w:val="1"/>
+      <w:numFmt w:val="bullet"/>
+      <w:lvlText w:val=""/>
+      <w:lvlJc w:val="left"/>
+      <w:pPr>
+        <w:ind w:left="3520" w:hanging="440"/>
+      </w:pPr>
+      <w:rPr>
+        <w:rFonts w:ascii="Wingdings" w:hAnsi="Wingdings" w:hint="default"/>
+      </w:rPr>
+    </w:lvl>
+    <w:lvl w:ilvl="8" w:tplc="04090005" w:tentative="1">
+      <w:start w:val="1"/>
+      <w:numFmt w:val="bullet"/>
+      <w:lvlText w:val=""/>
+      <w:lvlJc w:val="left"/>
+      <w:pPr>
+        <w:ind w:left="3960" w:hanging="440"/>
+      </w:pPr>
+      <w:rPr>
+        <w:rFonts w:ascii="Wingdings" w:hAnsi="Wingdings" w:hint="default"/>
+      </w:rPr>
+    </w:lvl>
+  </w:abstractNum>
+  <w:abstractNum w:abstractNumId="3" w15:restartNumberingAfterBreak="0">
+    <w:nsid w:val="3B014230"/>
+    <w:multiLevelType w:val="multilevel"/>
+    <w:tmpl w:val="607CF630"/>
+    <w:lvl w:ilvl="0">
+      <w:start w:val="1"/>
+      <w:numFmt w:val="decimal"/>
+      <w:lvlText w:val="%1."/>
+      <w:lvlJc w:val="left"/>
+      <w:pPr>
+        <w:ind w:left="860" w:hanging="440"/>
+      </w:pPr>
+    </w:lvl>
+    <w:lvl w:ilvl="1">
+      <w:start w:val="1"/>
+      <w:numFmt w:val="decimal"/>
+      <w:isLgl/>
+      <w:lvlText w:val="%1.%2"/>
+      <w:lvlJc w:val="left"/>
+      <w:pPr>
+        <w:ind w:left="840" w:hanging="420"/>
+      </w:pPr>
+      <w:rPr>
+        <w:rFonts w:hint="default"/>
+      </w:rPr>
+    </w:lvl>
+    <w:lvl w:ilvl="2">
+      <w:start w:val="1"/>
+      <w:numFmt w:val="decimal"/>
+      <w:isLgl/>
+      <w:lvlText w:val="%1.%2.%3"/>
+      <w:lvlJc w:val="left"/>
+      <w:pPr>
+        <w:ind w:left="1140" w:hanging="720"/>
+      </w:pPr>
+      <w:rPr>
+        <w:rFonts w:hint="default"/>
+      </w:rPr>
+    </w:lvl>
+    <w:lvl w:ilvl="3">
+      <w:start w:val="1"/>
+      <w:numFmt w:val="decimal"/>
+      <w:isLgl/>
+      <w:lvlText w:val="%1.%2.%3.%4"/>
+      <w:lvlJc w:val="left"/>
+      <w:pPr>
+        <w:ind w:left="1140" w:hanging="720"/>
+      </w:pPr>
+      <w:rPr>
+        <w:rFonts w:hint="default"/>
+      </w:rPr>
+    </w:lvl>
+    <w:lvl w:ilvl="4">
+      <w:start w:val="1"/>
+      <w:numFmt w:val="decimal"/>
+      <w:isLgl/>
+      <w:lvlText w:val="%1.%2.%3.%4.%5"/>
+      <w:lvlJc w:val="left"/>
+      <w:pPr>
+        <w:ind w:left="1500" w:hanging="1080"/>
+      </w:pPr>
+      <w:rPr>
+        <w:rFonts w:hint="default"/>
+      </w:rPr>
+    </w:lvl>
+    <w:lvl w:ilvl="5">
+      <w:start w:val="1"/>
+      <w:numFmt w:val="decimal"/>
+      <w:isLgl/>
+      <w:lvlText w:val="%1.%2.%3.%4.%5.%6"/>
+      <w:lvlJc w:val="left"/>
+      <w:pPr>
+        <w:ind w:left="1500" w:hanging="1080"/>
+      </w:pPr>
+      <w:rPr>
+        <w:rFonts w:hint="default"/>
+      </w:rPr>
+    </w:lvl>
+    <w:lvl w:ilvl="6">
+      <w:start w:val="1"/>
+      <w:numFmt w:val="decimal"/>
+      <w:isLgl/>
+      <w:lvlText w:val="%1.%2.%3.%4.%5.%6.%7"/>
+      <w:lvlJc w:val="left"/>
+      <w:pPr>
+        <w:ind w:left="1860" w:hanging="1440"/>
+      </w:pPr>
+      <w:rPr>
+        <w:rFonts w:hint="default"/>
+      </w:rPr>
+    </w:lvl>
+    <w:lvl w:ilvl="7">
+      <w:start w:val="1"/>
+      <w:numFmt w:val="decimal"/>
+      <w:isLgl/>
+      <w:lvlText w:val="%1.%2.%3.%4.%5.%6.%7.%8"/>
+      <w:lvlJc w:val="left"/>
+      <w:pPr>
+        <w:ind w:left="1860" w:hanging="1440"/>
+      </w:pPr>
+      <w:rPr>
+        <w:rFonts w:hint="default"/>
+      </w:rPr>
+    </w:lvl>
+    <w:lvl w:ilvl="8">
+      <w:start w:val="1"/>
+      <w:numFmt w:val="decimal"/>
+      <w:isLgl/>
+      <w:lvlText w:val="%1.%2.%3.%4.%5.%6.%7.%8.%9"/>
+      <w:lvlJc w:val="left"/>
+      <w:pPr>
+        <w:ind w:left="2220" w:hanging="1800"/>
+      </w:pPr>
+      <w:rPr>
+        <w:rFonts w:hint="default"/>
+      </w:rPr>
+    </w:lvl>
+  </w:abstractNum>
+  <w:abstractNum w:abstractNumId="4" w15:restartNumberingAfterBreak="0">
+    <w:nsid w:val="46EF0867"/>
+    <w:multiLevelType w:val="hybridMultilevel"/>
+    <w:tmpl w:val="16228E34"/>
+    <w:lvl w:ilvl="0" w:tplc="E744A6F4">
+      <w:start w:val="5"/>
+      <w:numFmt w:val="bullet"/>
+      <w:lvlText w:val=""/>
+      <w:lvlJc w:val="left"/>
+      <w:pPr>
+        <w:ind w:left="720" w:hanging="360"/>
+      </w:pPr>
+      <w:rPr>
+        <w:rFonts w:ascii="Wingdings" w:eastAsia="黑体" w:hAnsi="Wingdings" w:cstheme="minorBidi" w:hint="default"/>
+      </w:rPr>
+    </w:lvl>
+    <w:lvl w:ilvl="1" w:tplc="04090003" w:tentative="1">
+      <w:start w:val="1"/>
+      <w:numFmt w:val="bullet"/>
+      <w:lvlText w:val=""/>
+      <w:lvlJc w:val="left"/>
+      <w:pPr>
+        <w:ind w:left="1240" w:hanging="440"/>
+      </w:pPr>
+      <w:rPr>
+        <w:rFonts w:ascii="Wingdings" w:hAnsi="Wingdings" w:hint="default"/>
+      </w:rPr>
+    </w:lvl>
+    <w:lvl w:ilvl="2" w:tplc="04090005" w:tentative="1">
+      <w:start w:val="1"/>
+      <w:numFmt w:val="bullet"/>
+      <w:lvlText w:val=""/>
+      <w:lvlJc w:val="left"/>
+      <w:pPr>
+        <w:ind w:left="1680" w:hanging="440"/>
+      </w:pPr>
+      <w:rPr>
+        <w:rFonts w:ascii="Wingdings" w:hAnsi="Wingdings" w:hint="default"/>
+      </w:rPr>
+    </w:lvl>
+    <w:lvl w:ilvl="3" w:tplc="04090001" w:tentative="1">
+      <w:start w:val="1"/>
+      <w:numFmt w:val="bullet"/>
+      <w:lvlText w:val=""/>
+      <w:lvlJc w:val="left"/>
+      <w:pPr>
+        <w:ind w:left="2120" w:hanging="440"/>
+      </w:pPr>
+      <w:rPr>
+        <w:rFonts w:ascii="Wingdings" w:hAnsi="Wingdings" w:hint="default"/>
+      </w:rPr>
+    </w:lvl>
+    <w:lvl w:ilvl="4" w:tplc="04090003" w:tentative="1">
+      <w:start w:val="1"/>
+      <w:numFmt w:val="bullet"/>
+      <w:lvlText w:val=""/>
+      <w:lvlJc w:val="left"/>
+      <w:pPr>
+        <w:ind w:left="2560" w:hanging="440"/>
+      </w:pPr>
+      <w:rPr>
+        <w:rFonts w:ascii="Wingdings" w:hAnsi="Wingdings" w:hint="default"/>
+      </w:rPr>
+    </w:lvl>
+    <w:lvl w:ilvl="5" w:tplc="04090005" w:tentative="1">
+      <w:start w:val="1"/>
+      <w:numFmt w:val="bullet"/>
+      <w:lvlText w:val=""/>
+      <w:lvlJc w:val="left"/>
+      <w:pPr>
+        <w:ind w:left="3000" w:hanging="440"/>
+      </w:pPr>
+      <w:rPr>
+        <w:rFonts w:ascii="Wingdings" w:hAnsi="Wingdings" w:hint="default"/>
+      </w:rPr>
+    </w:lvl>
+    <w:lvl w:ilvl="6" w:tplc="04090001" w:tentative="1">
+      <w:start w:val="1"/>
+      <w:numFmt w:val="bullet"/>
+      <w:lvlText w:val=""/>
+      <w:lvlJc w:val="left"/>
+      <w:pPr>
+        <w:ind w:left="3440" w:hanging="440"/>
+      </w:pPr>
+      <w:rPr>
+        <w:rFonts w:ascii="Wingdings" w:hAnsi="Wingdings" w:hint="default"/>
+      </w:rPr>
+    </w:lvl>
+    <w:lvl w:ilvl="7" w:tplc="04090003" w:tentative="1">
+      <w:start w:val="1"/>
+      <w:numFmt w:val="bullet"/>
+      <w:lvlText w:val=""/>
+      <w:lvlJc w:val="left"/>
+      <w:pPr>
+        <w:ind w:left="3880" w:hanging="440"/>
+      </w:pPr>
+      <w:rPr>
+        <w:rFonts w:ascii="Wingdings" w:hAnsi="Wingdings" w:hint="default"/>
+      </w:rPr>
+    </w:lvl>
+    <w:lvl w:ilvl="8" w:tplc="04090005" w:tentative="1">
+      <w:start w:val="1"/>
+      <w:numFmt w:val="bullet"/>
+      <w:lvlText w:val=""/>
+      <w:lvlJc w:val="left"/>
+      <w:pPr>
+        <w:ind w:left="4320" w:hanging="440"/>
+      </w:pPr>
+      <w:rPr>
+        <w:rFonts w:ascii="Wingdings" w:hAnsi="Wingdings" w:hint="default"/>
+      </w:rPr>
+    </w:lvl>
+  </w:abstractNum>
+  <w:abstractNum w:abstractNumId="5" w15:restartNumberingAfterBreak="0">
+    <w:nsid w:val="5C5D16B1"/>
+    <w:multiLevelType w:val="hybridMultilevel"/>
+    <w:tmpl w:val="AED83434"/>
+    <w:lvl w:ilvl="0" w:tplc="0409000F">
+      <w:start w:val="1"/>
+      <w:numFmt w:val="decimal"/>
+      <w:lvlText w:val="%1."/>
+      <w:lvlJc w:val="left"/>
+      <w:pPr>
+        <w:ind w:left="860" w:hanging="440"/>
+      </w:pPr>
+    </w:lvl>
+    <w:lvl w:ilvl="1" w:tplc="04090019" w:tentative="1">
+      <w:start w:val="1"/>
+      <w:numFmt w:val="lowerLetter"/>
+      <w:lvlText w:val="%2)"/>
+      <w:lvlJc w:val="left"/>
+      <w:pPr>
+        <w:ind w:left="1300" w:hanging="440"/>
+      </w:pPr>
+    </w:lvl>
+    <w:lvl w:ilvl="2" w:tplc="0409001B" w:tentative="1">
+      <w:start w:val="1"/>
+      <w:numFmt w:val="lowerRoman"/>
+      <w:lvlText w:val="%3."/>
+      <w:lvlJc w:val="right"/>
+      <w:pPr>
+        <w:ind w:left="1740" w:hanging="440"/>
+      </w:pPr>
+    </w:lvl>
+    <w:lvl w:ilvl="3" w:tplc="0409000F" w:tentative="1">
+      <w:start w:val="1"/>
+      <w:numFmt w:val="decimal"/>
+      <w:lvlText w:val="%4."/>
+      <w:lvlJc w:val="left"/>
+      <w:pPr>
+        <w:ind w:left="2180" w:hanging="440"/>
+      </w:pPr>
+    </w:lvl>
+    <w:lvl w:ilvl="4" w:tplc="04090019" w:tentative="1">
+      <w:start w:val="1"/>
+      <w:numFmt w:val="lowerLetter"/>
+      <w:lvlText w:val="%5)"/>
+      <w:lvlJc w:val="left"/>
+      <w:pPr>
+        <w:ind w:left="2620" w:hanging="440"/>
+      </w:pPr>
+    </w:lvl>
+    <w:lvl w:ilvl="5" w:tplc="0409001B" w:tentative="1">
+      <w:start w:val="1"/>
+      <w:numFmt w:val="lowerRoman"/>
+      <w:lvlText w:val="%6."/>
+      <w:lvlJc w:val="right"/>
+      <w:pPr>
+        <w:ind w:left="3060" w:hanging="440"/>
+      </w:pPr>
+    </w:lvl>
+    <w:lvl w:ilvl="6" w:tplc="0409000F" w:tentative="1">
+      <w:start w:val="1"/>
+      <w:numFmt w:val="decimal"/>
+      <w:lvlText w:val="%7."/>
+      <w:lvlJc w:val="left"/>
+      <w:pPr>
+        <w:ind w:left="3500" w:hanging="440"/>
+      </w:pPr>
+    </w:lvl>
+    <w:lvl w:ilvl="7" w:tplc="04090019" w:tentative="1">
+      <w:start w:val="1"/>
+      <w:numFmt w:val="lowerLetter"/>
+      <w:lvlText w:val="%8)"/>
+      <w:lvlJc w:val="left"/>
+      <w:pPr>
+        <w:ind w:left="3940" w:hanging="440"/>
+      </w:pPr>
+    </w:lvl>
+    <w:lvl w:ilvl="8" w:tplc="0409001B" w:tentative="1">
+      <w:start w:val="1"/>
+      <w:numFmt w:val="lowerRoman"/>
+      <w:lvlText w:val="%9."/>
+      <w:lvlJc w:val="right"/>
+      <w:pPr>
+        <w:ind w:left="4380" w:hanging="440"/>
+      </w:pPr>
+    </w:lvl>
+  </w:abstractNum>
+  <w:abstractNum w:abstractNumId="6" w15:restartNumberingAfterBreak="0">
+    <w:nsid w:val="61891662"/>
+    <w:multiLevelType w:val="hybridMultilevel"/>
+    <w:tmpl w:val="B14088F0"/>
+    <w:lvl w:ilvl="0" w:tplc="68948F96">
+      <w:numFmt w:val="decimal"/>
+      <w:lvlText w:val="%1."/>
+      <w:lvlJc w:val="left"/>
+      <w:pPr>
+        <w:ind w:left="860" w:hanging="440"/>
+      </w:pPr>
+      <w:rPr>
+        <w:rFonts w:hint="eastAsia"/>
+      </w:rPr>
+    </w:lvl>
+    <w:lvl w:ilvl="1" w:tplc="04090019" w:tentative="1">
+      <w:start w:val="1"/>
+      <w:numFmt w:val="lowerLetter"/>
+      <w:lvlText w:val="%2)"/>
+      <w:lvlJc w:val="left"/>
+      <w:pPr>
+        <w:ind w:left="880" w:hanging="440"/>
+      </w:pPr>
+    </w:lvl>
+    <w:lvl w:ilvl="2" w:tplc="0409001B" w:tentative="1">
+      <w:start w:val="1"/>
+      <w:numFmt w:val="lowerRoman"/>
+      <w:lvlText w:val="%3."/>
+      <w:lvlJc w:val="right"/>
+      <w:pPr>
+        <w:ind w:left="1320" w:hanging="440"/>
+      </w:pPr>
+    </w:lvl>
+    <w:lvl w:ilvl="3" w:tplc="0409000F" w:tentative="1">
+      <w:start w:val="1"/>
+      <w:numFmt w:val="decimal"/>
+      <w:lvlText w:val="%4."/>
+      <w:lvlJc w:val="left"/>
+      <w:pPr>
+        <w:ind w:left="1760" w:hanging="440"/>
+      </w:pPr>
+    </w:lvl>
+    <w:lvl w:ilvl="4" w:tplc="04090019" w:tentative="1">
+      <w:start w:val="1"/>
+      <w:numFmt w:val="lowerLetter"/>
+      <w:lvlText w:val="%5)"/>
+      <w:lvlJc w:val="left"/>
+      <w:pPr>
+        <w:ind w:left="2200" w:hanging="440"/>
+      </w:pPr>
+    </w:lvl>
+    <w:lvl w:ilvl="5" w:tplc="0409001B" w:tentative="1">
+      <w:start w:val="1"/>
+      <w:numFmt w:val="lowerRoman"/>
+      <w:lvlText w:val="%6."/>
+      <w:lvlJc w:val="right"/>
+      <w:pPr>
+        <w:ind w:left="2640" w:hanging="440"/>
+      </w:pPr>
+    </w:lvl>
+    <w:lvl w:ilvl="6" w:tplc="0409000F" w:tentative="1">
+      <w:start w:val="1"/>
+      <w:numFmt w:val="decimal"/>
+      <w:lvlText w:val="%7."/>
+      <w:lvlJc w:val="left"/>
+      <w:pPr>
+        <w:ind w:left="3080" w:hanging="440"/>
+      </w:pPr>
+    </w:lvl>
+    <w:lvl w:ilvl="7" w:tplc="04090019" w:tentative="1">
+      <w:start w:val="1"/>
+      <w:numFmt w:val="lowerLetter"/>
+      <w:lvlText w:val="%8)"/>
+      <w:lvlJc w:val="left"/>
+      <w:pPr>
+        <w:ind w:left="3520" w:hanging="440"/>
+      </w:pPr>
+    </w:lvl>
+    <w:lvl w:ilvl="8" w:tplc="0409001B" w:tentative="1">
+      <w:start w:val="1"/>
+      <w:numFmt w:val="lowerRoman"/>
+      <w:lvlText w:val="%9."/>
+      <w:lvlJc w:val="right"/>
+      <w:pPr>
+        <w:ind w:left="3960" w:hanging="440"/>
+      </w:pPr>
+    </w:lvl>
+  </w:abstractNum>
+  <w:abstractNum w:abstractNumId="7" w15:restartNumberingAfterBreak="0">
+    <w:nsid w:val="68D75654"/>
+    <w:multiLevelType w:val="hybridMultilevel"/>
+    <w:tmpl w:val="4AFAE038"/>
+    <w:lvl w:ilvl="0" w:tplc="0409000F">
+      <w:start w:val="1"/>
+      <w:numFmt w:val="decimal"/>
+      <w:lvlText w:val="%1."/>
+      <w:lvlJc w:val="left"/>
+      <w:pPr>
+        <w:ind w:left="440" w:hanging="440"/>
+      </w:pPr>
+    </w:lvl>
+    <w:lvl w:ilvl="1" w:tplc="04090019" w:tentative="1">
+      <w:start w:val="1"/>
+      <w:numFmt w:val="lowerLetter"/>
+      <w:lvlText w:val="%2)"/>
+      <w:lvlJc w:val="left"/>
+      <w:pPr>
+        <w:ind w:left="880" w:hanging="440"/>
+      </w:pPr>
+    </w:lvl>
+    <w:lvl w:ilvl="2" w:tplc="0409001B" w:tentative="1">
+      <w:start w:val="1"/>
+      <w:numFmt w:val="lowerRoman"/>
+      <w:lvlText w:val="%3."/>
+      <w:lvlJc w:val="right"/>
+      <w:pPr>
+        <w:ind w:left="1320" w:hanging="440"/>
+      </w:pPr>
+    </w:lvl>
+    <w:lvl w:ilvl="3" w:tplc="0409000F" w:tentative="1">
+      <w:start w:val="1"/>
+      <w:numFmt w:val="decimal"/>
+      <w:lvlText w:val="%4."/>
+      <w:lvlJc w:val="left"/>
+      <w:pPr>
+        <w:ind w:left="1760" w:hanging="440"/>
+      </w:pPr>
+    </w:lvl>
+    <w:lvl w:ilvl="4" w:tplc="04090019" w:tentative="1">
+      <w:start w:val="1"/>
+      <w:numFmt w:val="lowerLetter"/>
+      <w:lvlText w:val="%5)"/>
+      <w:lvlJc w:val="left"/>
+      <w:pPr>
+        <w:ind w:left="2200" w:hanging="440"/>
+      </w:pPr>
+    </w:lvl>
+    <w:lvl w:ilvl="5" w:tplc="0409001B" w:tentative="1">
+      <w:start w:val="1"/>
+      <w:numFmt w:val="lowerRoman"/>
+      <w:lvlText w:val="%6."/>
+      <w:lvlJc w:val="right"/>
+      <w:pPr>
+        <w:ind w:left="2640" w:hanging="440"/>
+      </w:pPr>
+    </w:lvl>
+    <w:lvl w:ilvl="6" w:tplc="0409000F" w:tentative="1">
+      <w:start w:val="1"/>
+      <w:numFmt w:val="decimal"/>
+      <w:lvlText w:val="%7."/>
+      <w:lvlJc w:val="left"/>
+      <w:pPr>
+        <w:ind w:left="3080" w:hanging="440"/>
+      </w:pPr>
+    </w:lvl>
+    <w:lvl w:ilvl="7" w:tplc="04090019" w:tentative="1">
+      <w:start w:val="1"/>
+      <w:numFmt w:val="lowerLetter"/>
+      <w:lvlText w:val="%8)"/>
+      <w:lvlJc w:val="left"/>
+      <w:pPr>
+        <w:ind w:left="3520" w:hanging="440"/>
+      </w:pPr>
+    </w:lvl>
+    <w:lvl w:ilvl="8" w:tplc="0409001B" w:tentative="1">
+      <w:start w:val="1"/>
+      <w:numFmt w:val="lowerRoman"/>
+      <w:lvlText w:val="%9."/>
+      <w:lvlJc w:val="right"/>
+      <w:pPr>
+        <w:ind w:left="3960" w:hanging="440"/>
+      </w:pPr>
+    </w:lvl>
+  </w:abstractNum>
+  <w:abstractNum w:abstractNumId="8" w15:restartNumberingAfterBreak="0">
+    <w:nsid w:val="6984464D"/>
+    <w:multiLevelType w:val="hybridMultilevel"/>
+    <w:tmpl w:val="884C4340"/>
+    <w:lvl w:ilvl="0" w:tplc="68948F96">
+      <w:numFmt w:val="decimal"/>
+      <w:lvlText w:val="%1."/>
+      <w:lvlJc w:val="left"/>
+      <w:pPr>
+        <w:ind w:left="860" w:hanging="440"/>
+      </w:pPr>
+      <w:rPr>
+        <w:rFonts w:hint="eastAsia"/>
+      </w:rPr>
+    </w:lvl>
+    <w:lvl w:ilvl="1" w:tplc="04090019" w:tentative="1">
+      <w:start w:val="1"/>
+      <w:numFmt w:val="lowerLetter"/>
+      <w:lvlText w:val="%2)"/>
+      <w:lvlJc w:val="left"/>
+      <w:pPr>
+        <w:ind w:left="880" w:hanging="440"/>
+      </w:pPr>
+    </w:lvl>
+    <w:lvl w:ilvl="2" w:tplc="0409001B" w:tentative="1">
+      <w:start w:val="1"/>
+      <w:numFmt w:val="lowerRoman"/>
+      <w:lvlText w:val="%3."/>
+      <w:lvlJc w:val="right"/>
+      <w:pPr>
+        <w:ind w:left="1320" w:hanging="440"/>
+      </w:pPr>
+    </w:lvl>
+    <w:lvl w:ilvl="3" w:tplc="0409000F" w:tentative="1">
+      <w:start w:val="1"/>
+      <w:numFmt w:val="decimal"/>
+      <w:lvlText w:val="%4."/>
+      <w:lvlJc w:val="left"/>
+      <w:pPr>
+        <w:ind w:left="1760" w:hanging="440"/>
+      </w:pPr>
+    </w:lvl>
+    <w:lvl w:ilvl="4" w:tplc="04090019" w:tentative="1">
+      <w:start w:val="1"/>
+      <w:numFmt w:val="lowerLetter"/>
+      <w:lvlText w:val="%5)"/>
+      <w:lvlJc w:val="left"/>
+      <w:pPr>
+        <w:ind w:left="2200" w:hanging="440"/>
+      </w:pPr>
+    </w:lvl>
+    <w:lvl w:ilvl="5" w:tplc="0409001B" w:tentative="1">
+      <w:start w:val="1"/>
+      <w:numFmt w:val="lowerRoman"/>
+      <w:lvlText w:val="%6."/>
+      <w:lvlJc w:val="right"/>
+      <w:pPr>
+        <w:ind w:left="2640" w:hanging="440"/>
+      </w:pPr>
+    </w:lvl>
+    <w:lvl w:ilvl="6" w:tplc="0409000F" w:tentative="1">
+      <w:start w:val="1"/>
+      <w:numFmt w:val="decimal"/>
+      <w:lvlText w:val="%7."/>
+      <w:lvlJc w:val="left"/>
+      <w:pPr>
+        <w:ind w:left="3080" w:hanging="440"/>
+      </w:pPr>
+    </w:lvl>
+    <w:lvl w:ilvl="7" w:tplc="04090019" w:tentative="1">
+      <w:start w:val="1"/>
+      <w:numFmt w:val="lowerLetter"/>
+      <w:lvlText w:val="%8)"/>
+      <w:lvlJc w:val="left"/>
+      <w:pPr>
+        <w:ind w:left="3520" w:hanging="440"/>
+      </w:pPr>
+    </w:lvl>
+    <w:lvl w:ilvl="8" w:tplc="0409001B" w:tentative="1">
+      <w:start w:val="1"/>
+      <w:numFmt w:val="lowerRoman"/>
+      <w:lvlText w:val="%9."/>
+      <w:lvlJc w:val="right"/>
+      <w:pPr>
+        <w:ind w:left="3960" w:hanging="440"/>
+      </w:pPr>
+    </w:lvl>
+  </w:abstractNum>
+  <w:abstractNum w:abstractNumId="9" w15:restartNumberingAfterBreak="0">
     <w:nsid w:val="6A0C0DEB"/>
     <w:multiLevelType w:val="hybridMultilevel"/>
     <w:tmpl w:val="5846E432"/>
@@ -760,34 +7633,34 @@
       <w:lvlText w:val="%1."/>
       <w:lvlJc w:val="left"/>
       <w:pPr>
-        <w:ind w:left="440" w:hanging="440"/>
-      </w:pPr>
-    </w:lvl>
-    <w:lvl w:ilvl="1" w:tplc="04090019" w:tentative="1">
+        <w:ind w:left="860" w:hanging="440"/>
+      </w:pPr>
+    </w:lvl>
+    <w:lvl w:ilvl="1" w:tplc="04090019">
       <w:start w:val="1"/>
       <w:numFmt w:val="lowerLetter"/>
       <w:lvlText w:val="%2)"/>
       <w:lvlJc w:val="left"/>
       <w:pPr>
-        <w:ind w:left="880" w:hanging="440"/>
-      </w:pPr>
-    </w:lvl>
-    <w:lvl w:ilvl="2" w:tplc="0409001B" w:tentative="1">
+        <w:ind w:left="1300" w:hanging="440"/>
+      </w:pPr>
+    </w:lvl>
+    <w:lvl w:ilvl="2" w:tplc="0409001B">
       <w:start w:val="1"/>
       <w:numFmt w:val="lowerRoman"/>
       <w:lvlText w:val="%3."/>
       <w:lvlJc w:val="right"/>
       <w:pPr>
-        <w:ind w:left="1320" w:hanging="440"/>
-      </w:pPr>
-    </w:lvl>
-    <w:lvl w:ilvl="3" w:tplc="0409000F" w:tentative="1">
+        <w:ind w:left="1740" w:hanging="440"/>
+      </w:pPr>
+    </w:lvl>
+    <w:lvl w:ilvl="3" w:tplc="0409000F">
       <w:start w:val="1"/>
       <w:numFmt w:val="decimal"/>
       <w:lvlText w:val="%4."/>
       <w:lvlJc w:val="left"/>
       <w:pPr>
-        <w:ind w:left="1760" w:hanging="440"/>
+        <w:ind w:left="2180" w:hanging="440"/>
       </w:pPr>
     </w:lvl>
     <w:lvl w:ilvl="4" w:tplc="04090019" w:tentative="1">
@@ -796,7 +7669,7 @@
       <w:lvlText w:val="%5)"/>
       <w:lvlJc w:val="left"/>
       <w:pPr>
-        <w:ind w:left="2200" w:hanging="440"/>
+        <w:ind w:left="2620" w:hanging="440"/>
       </w:pPr>
     </w:lvl>
     <w:lvl w:ilvl="5" w:tplc="0409001B" w:tentative="1">
@@ -805,7 +7678,7 @@
       <w:lvlText w:val="%6."/>
       <w:lvlJc w:val="right"/>
       <w:pPr>
-        <w:ind w:left="2640" w:hanging="440"/>
+        <w:ind w:left="3060" w:hanging="440"/>
       </w:pPr>
     </w:lvl>
     <w:lvl w:ilvl="6" w:tplc="0409000F" w:tentative="1">
@@ -814,7 +7687,7 @@
       <w:lvlText w:val="%7."/>
       <w:lvlJc w:val="left"/>
       <w:pPr>
-        <w:ind w:left="3080" w:hanging="440"/>
+        <w:ind w:left="3500" w:hanging="440"/>
       </w:pPr>
     </w:lvl>
     <w:lvl w:ilvl="7" w:tplc="04090019" w:tentative="1">
@@ -823,7 +7696,7 @@
       <w:lvlText w:val="%8)"/>
       <w:lvlJc w:val="left"/>
       <w:pPr>
-        <w:ind w:left="3520" w:hanging="440"/>
+        <w:ind w:left="3940" w:hanging="440"/>
       </w:pPr>
     </w:lvl>
     <w:lvl w:ilvl="8" w:tplc="0409001B" w:tentative="1">
@@ -832,12 +7705,219 @@
       <w:lvlText w:val="%9."/>
       <w:lvlJc w:val="right"/>
       <w:pPr>
+        <w:ind w:left="4380" w:hanging="440"/>
+      </w:pPr>
+    </w:lvl>
+  </w:abstractNum>
+  <w:abstractNum w:abstractNumId="10" w15:restartNumberingAfterBreak="0">
+    <w:nsid w:val="6CE31485"/>
+    <w:multiLevelType w:val="hybridMultilevel"/>
+    <w:tmpl w:val="B4CA621A"/>
+    <w:lvl w:ilvl="0" w:tplc="5726D35A">
+      <w:numFmt w:val="decimal"/>
+      <w:lvlText w:val="%1."/>
+      <w:lvlJc w:val="left"/>
+      <w:pPr>
+        <w:ind w:left="860" w:hanging="440"/>
+      </w:pPr>
+      <w:rPr>
+        <w:rFonts w:hint="eastAsia"/>
+      </w:rPr>
+    </w:lvl>
+    <w:lvl w:ilvl="1" w:tplc="04090019" w:tentative="1">
+      <w:start w:val="1"/>
+      <w:numFmt w:val="lowerLetter"/>
+      <w:lvlText w:val="%2)"/>
+      <w:lvlJc w:val="left"/>
+      <w:pPr>
+        <w:ind w:left="880" w:hanging="440"/>
+      </w:pPr>
+    </w:lvl>
+    <w:lvl w:ilvl="2" w:tplc="0409001B" w:tentative="1">
+      <w:start w:val="1"/>
+      <w:numFmt w:val="lowerRoman"/>
+      <w:lvlText w:val="%3."/>
+      <w:lvlJc w:val="right"/>
+      <w:pPr>
+        <w:ind w:left="1320" w:hanging="440"/>
+      </w:pPr>
+    </w:lvl>
+    <w:lvl w:ilvl="3" w:tplc="0409000F" w:tentative="1">
+      <w:start w:val="1"/>
+      <w:numFmt w:val="decimal"/>
+      <w:lvlText w:val="%4."/>
+      <w:lvlJc w:val="left"/>
+      <w:pPr>
+        <w:ind w:left="1760" w:hanging="440"/>
+      </w:pPr>
+    </w:lvl>
+    <w:lvl w:ilvl="4" w:tplc="04090019" w:tentative="1">
+      <w:start w:val="1"/>
+      <w:numFmt w:val="lowerLetter"/>
+      <w:lvlText w:val="%5)"/>
+      <w:lvlJc w:val="left"/>
+      <w:pPr>
+        <w:ind w:left="2200" w:hanging="440"/>
+      </w:pPr>
+    </w:lvl>
+    <w:lvl w:ilvl="5" w:tplc="0409001B" w:tentative="1">
+      <w:start w:val="1"/>
+      <w:numFmt w:val="lowerRoman"/>
+      <w:lvlText w:val="%6."/>
+      <w:lvlJc w:val="right"/>
+      <w:pPr>
+        <w:ind w:left="2640" w:hanging="440"/>
+      </w:pPr>
+    </w:lvl>
+    <w:lvl w:ilvl="6" w:tplc="0409000F" w:tentative="1">
+      <w:start w:val="1"/>
+      <w:numFmt w:val="decimal"/>
+      <w:lvlText w:val="%7."/>
+      <w:lvlJc w:val="left"/>
+      <w:pPr>
+        <w:ind w:left="3080" w:hanging="440"/>
+      </w:pPr>
+    </w:lvl>
+    <w:lvl w:ilvl="7" w:tplc="04090019" w:tentative="1">
+      <w:start w:val="1"/>
+      <w:numFmt w:val="lowerLetter"/>
+      <w:lvlText w:val="%8)"/>
+      <w:lvlJc w:val="left"/>
+      <w:pPr>
+        <w:ind w:left="3520" w:hanging="440"/>
+      </w:pPr>
+    </w:lvl>
+    <w:lvl w:ilvl="8" w:tplc="0409001B" w:tentative="1">
+      <w:start w:val="1"/>
+      <w:numFmt w:val="lowerRoman"/>
+      <w:lvlText w:val="%9."/>
+      <w:lvlJc w:val="right"/>
+      <w:pPr>
+        <w:ind w:left="3960" w:hanging="440"/>
+      </w:pPr>
+    </w:lvl>
+  </w:abstractNum>
+  <w:abstractNum w:abstractNumId="11" w15:restartNumberingAfterBreak="0">
+    <w:nsid w:val="7A055188"/>
+    <w:multiLevelType w:val="hybridMultilevel"/>
+    <w:tmpl w:val="123CE3FE"/>
+    <w:lvl w:ilvl="0" w:tplc="0409000F">
+      <w:start w:val="1"/>
+      <w:numFmt w:val="decimal"/>
+      <w:lvlText w:val="%1."/>
+      <w:lvlJc w:val="left"/>
+      <w:pPr>
+        <w:ind w:left="440" w:hanging="440"/>
+      </w:pPr>
+    </w:lvl>
+    <w:lvl w:ilvl="1" w:tplc="04090019" w:tentative="1">
+      <w:start w:val="1"/>
+      <w:numFmt w:val="lowerLetter"/>
+      <w:lvlText w:val="%2)"/>
+      <w:lvlJc w:val="left"/>
+      <w:pPr>
+        <w:ind w:left="880" w:hanging="440"/>
+      </w:pPr>
+    </w:lvl>
+    <w:lvl w:ilvl="2" w:tplc="0409001B" w:tentative="1">
+      <w:start w:val="1"/>
+      <w:numFmt w:val="lowerRoman"/>
+      <w:lvlText w:val="%3."/>
+      <w:lvlJc w:val="right"/>
+      <w:pPr>
+        <w:ind w:left="1320" w:hanging="440"/>
+      </w:pPr>
+    </w:lvl>
+    <w:lvl w:ilvl="3" w:tplc="0409000F" w:tentative="1">
+      <w:start w:val="1"/>
+      <w:numFmt w:val="decimal"/>
+      <w:lvlText w:val="%4."/>
+      <w:lvlJc w:val="left"/>
+      <w:pPr>
+        <w:ind w:left="1760" w:hanging="440"/>
+      </w:pPr>
+    </w:lvl>
+    <w:lvl w:ilvl="4" w:tplc="04090019" w:tentative="1">
+      <w:start w:val="1"/>
+      <w:numFmt w:val="lowerLetter"/>
+      <w:lvlText w:val="%5)"/>
+      <w:lvlJc w:val="left"/>
+      <w:pPr>
+        <w:ind w:left="2200" w:hanging="440"/>
+      </w:pPr>
+    </w:lvl>
+    <w:lvl w:ilvl="5" w:tplc="0409001B" w:tentative="1">
+      <w:start w:val="1"/>
+      <w:numFmt w:val="lowerRoman"/>
+      <w:lvlText w:val="%6."/>
+      <w:lvlJc w:val="right"/>
+      <w:pPr>
+        <w:ind w:left="2640" w:hanging="440"/>
+      </w:pPr>
+    </w:lvl>
+    <w:lvl w:ilvl="6" w:tplc="0409000F" w:tentative="1">
+      <w:start w:val="1"/>
+      <w:numFmt w:val="decimal"/>
+      <w:lvlText w:val="%7."/>
+      <w:lvlJc w:val="left"/>
+      <w:pPr>
+        <w:ind w:left="3080" w:hanging="440"/>
+      </w:pPr>
+    </w:lvl>
+    <w:lvl w:ilvl="7" w:tplc="04090019" w:tentative="1">
+      <w:start w:val="1"/>
+      <w:numFmt w:val="lowerLetter"/>
+      <w:lvlText w:val="%8)"/>
+      <w:lvlJc w:val="left"/>
+      <w:pPr>
+        <w:ind w:left="3520" w:hanging="440"/>
+      </w:pPr>
+    </w:lvl>
+    <w:lvl w:ilvl="8" w:tplc="0409001B" w:tentative="1">
+      <w:start w:val="1"/>
+      <w:numFmt w:val="lowerRoman"/>
+      <w:lvlText w:val="%9."/>
+      <w:lvlJc w:val="right"/>
+      <w:pPr>
         <w:ind w:left="3960" w:hanging="440"/>
       </w:pPr>
     </w:lvl>
   </w:abstractNum>
   <w:num w:numId="1" w16cid:durableId="1381519180">
+    <w:abstractNumId w:val="9"/>
+  </w:num>
+  <w:num w:numId="2" w16cid:durableId="429547374">
+    <w:abstractNumId w:val="3"/>
+  </w:num>
+  <w:num w:numId="3" w16cid:durableId="1916892450">
+    <w:abstractNumId w:val="5"/>
+  </w:num>
+  <w:num w:numId="4" w16cid:durableId="2008484490">
+    <w:abstractNumId w:val="2"/>
+  </w:num>
+  <w:num w:numId="5" w16cid:durableId="980691060">
+    <w:abstractNumId w:val="1"/>
+  </w:num>
+  <w:num w:numId="6" w16cid:durableId="1342317112">
+    <w:abstractNumId w:val="11"/>
+  </w:num>
+  <w:num w:numId="7" w16cid:durableId="2054702">
+    <w:abstractNumId w:val="6"/>
+  </w:num>
+  <w:num w:numId="8" w16cid:durableId="296878137">
+    <w:abstractNumId w:val="4"/>
+  </w:num>
+  <w:num w:numId="9" w16cid:durableId="1481263254">
+    <w:abstractNumId w:val="8"/>
+  </w:num>
+  <w:num w:numId="10" w16cid:durableId="564950383">
+    <w:abstractNumId w:val="7"/>
+  </w:num>
+  <w:num w:numId="11" w16cid:durableId="1172602824">
     <w:abstractNumId w:val="0"/>
+  </w:num>
+  <w:num w:numId="12" w16cid:durableId="1363553508">
+    <w:abstractNumId w:val="10"/>
   </w:num>
 </w:numbering>
 </file>
@@ -1514,6 +8594,141 @@
       <w:ind w:firstLineChars="200" w:firstLine="420"/>
     </w:pPr>
   </w:style>
+  <w:style w:type="table" w:styleId="a9">
+    <w:name w:val="Table Grid"/>
+    <w:basedOn w:val="a1"/>
+    <w:uiPriority w:val="39"/>
+    <w:rsid w:val="00576AB3"/>
+    <w:tblPr>
+      <w:tblBorders>
+        <w:top w:val="single" w:sz="4" w:space="0" w:color="auto"/>
+        <w:left w:val="single" w:sz="4" w:space="0" w:color="auto"/>
+        <w:bottom w:val="single" w:sz="4" w:space="0" w:color="auto"/>
+        <w:right w:val="single" w:sz="4" w:space="0" w:color="auto"/>
+        <w:insideH w:val="single" w:sz="4" w:space="0" w:color="auto"/>
+        <w:insideV w:val="single" w:sz="4" w:space="0" w:color="auto"/>
+      </w:tblBorders>
+    </w:tblPr>
+  </w:style>
+  <w:style w:type="table" w:styleId="21">
+    <w:name w:val="Plain Table 2"/>
+    <w:basedOn w:val="a1"/>
+    <w:uiPriority w:val="42"/>
+    <w:rsid w:val="00576AB3"/>
+    <w:tblPr>
+      <w:tblStyleRowBandSize w:val="1"/>
+      <w:tblStyleColBandSize w:val="1"/>
+      <w:tblBorders>
+        <w:top w:val="single" w:sz="4" w:space="0" w:color="7F7F7F" w:themeColor="text1" w:themeTint="80"/>
+        <w:bottom w:val="single" w:sz="4" w:space="0" w:color="7F7F7F" w:themeColor="text1" w:themeTint="80"/>
+      </w:tblBorders>
+    </w:tblPr>
+    <w:tblStylePr w:type="firstRow">
+      <w:rPr>
+        <w:b/>
+        <w:bCs/>
+      </w:rPr>
+      <w:tblPr/>
+      <w:tcPr>
+        <w:tcBorders>
+          <w:bottom w:val="single" w:sz="4" w:space="0" w:color="7F7F7F" w:themeColor="text1" w:themeTint="80"/>
+        </w:tcBorders>
+      </w:tcPr>
+    </w:tblStylePr>
+    <w:tblStylePr w:type="lastRow">
+      <w:rPr>
+        <w:b/>
+        <w:bCs/>
+      </w:rPr>
+      <w:tblPr/>
+      <w:tcPr>
+        <w:tcBorders>
+          <w:top w:val="single" w:sz="4" w:space="0" w:color="7F7F7F" w:themeColor="text1" w:themeTint="80"/>
+        </w:tcBorders>
+      </w:tcPr>
+    </w:tblStylePr>
+    <w:tblStylePr w:type="firstCol">
+      <w:rPr>
+        <w:b/>
+        <w:bCs/>
+      </w:rPr>
+    </w:tblStylePr>
+    <w:tblStylePr w:type="lastCol">
+      <w:rPr>
+        <w:b/>
+        <w:bCs/>
+      </w:rPr>
+    </w:tblStylePr>
+    <w:tblStylePr w:type="band1Vert">
+      <w:tblPr/>
+      <w:tcPr>
+        <w:tcBorders>
+          <w:left w:val="single" w:sz="4" w:space="0" w:color="7F7F7F" w:themeColor="text1" w:themeTint="80"/>
+          <w:right w:val="single" w:sz="4" w:space="0" w:color="7F7F7F" w:themeColor="text1" w:themeTint="80"/>
+        </w:tcBorders>
+      </w:tcPr>
+    </w:tblStylePr>
+    <w:tblStylePr w:type="band2Vert">
+      <w:tblPr/>
+      <w:tcPr>
+        <w:tcBorders>
+          <w:left w:val="single" w:sz="4" w:space="0" w:color="7F7F7F" w:themeColor="text1" w:themeTint="80"/>
+          <w:right w:val="single" w:sz="4" w:space="0" w:color="7F7F7F" w:themeColor="text1" w:themeTint="80"/>
+        </w:tcBorders>
+      </w:tcPr>
+    </w:tblStylePr>
+    <w:tblStylePr w:type="band1Horz">
+      <w:tblPr/>
+      <w:tcPr>
+        <w:tcBorders>
+          <w:top w:val="single" w:sz="4" w:space="0" w:color="7F7F7F" w:themeColor="text1" w:themeTint="80"/>
+          <w:bottom w:val="single" w:sz="4" w:space="0" w:color="7F7F7F" w:themeColor="text1" w:themeTint="80"/>
+        </w:tcBorders>
+      </w:tcPr>
+    </w:tblStylePr>
+  </w:style>
+  <w:style w:type="paragraph" w:styleId="aa">
+    <w:name w:val="No Spacing"/>
+    <w:uiPriority w:val="1"/>
+    <w:qFormat/>
+    <w:rsid w:val="00576AB3"/>
+    <w:pPr>
+      <w:spacing w:line="20" w:lineRule="atLeast"/>
+      <w:contextualSpacing/>
+      <w:jc w:val="both"/>
+    </w:pPr>
+    <w:rPr>
+      <w:rFonts w:ascii="Times New Roman" w:eastAsia="黑体" w:hAnsi="Times New Roman"/>
+      <w:sz w:val="20"/>
+    </w:rPr>
+  </w:style>
+  <w:style w:type="paragraph" w:styleId="HTML">
+    <w:name w:val="HTML Preformatted"/>
+    <w:basedOn w:val="a"/>
+    <w:link w:val="HTML0"/>
+    <w:uiPriority w:val="99"/>
+    <w:semiHidden/>
+    <w:unhideWhenUsed/>
+    <w:rsid w:val="008733B5"/>
+    <w:rPr>
+      <w:rFonts w:ascii="Courier New" w:hAnsi="Courier New" w:cs="Courier New"/>
+      <w:sz w:val="20"/>
+      <w:szCs w:val="20"/>
+    </w:rPr>
+  </w:style>
+  <w:style w:type="character" w:customStyle="1" w:styleId="HTML0">
+    <w:name w:val="HTML 预设格式 字符"/>
+    <w:basedOn w:val="a0"/>
+    <w:link w:val="HTML"/>
+    <w:uiPriority w:val="99"/>
+    <w:semiHidden/>
+    <w:rsid w:val="008733B5"/>
+    <w:rPr>
+      <w:rFonts w:ascii="Courier New" w:eastAsia="黑体" w:hAnsi="Courier New" w:cs="Courier New"/>
+      <w:sz w:val="20"/>
+      <w:szCs w:val="20"/>
+    </w:rPr>
+  </w:style>
 </w:styles>
 </file>
 
